--- a/GirlsStuff/RokuyamaLaboratory/六山实验室.docx
+++ b/GirlsStuff/RokuyamaLaboratory/六山实验室.docx
@@ -139,7 +139,7 @@
           <w:color w:val="215E99" w:themeColor="text2" w:themeTint="BF"/>
           <w:szCs w:val="36"/>
         </w:rPr>
-        <w:t>2025年12月8日</w:t>
+        <w:t>2025年12月30日</w:t>
       </w:r>
       <w:r>
         <w:rPr>
@@ -192,7 +192,7 @@
           <w:noProof/>
           <w:szCs w:val="36"/>
         </w:rPr>
-        <w:t>2025年12月8日</w:t>
+        <w:t>2025年12月30日</w:t>
       </w:r>
       <w:r>
         <w:rPr>
@@ -259,7 +259,7 @@
         <w:br w:type="page"/>
       </w:r>
       <w:bookmarkStart w:id="0" w:name="_Toc214121056"/>
-      <w:bookmarkStart w:id="1" w:name="_Toc216052356"/>
+      <w:bookmarkStart w:id="1" w:name="_Toc218019007"/>
       <w:r>
         <w:rPr>
           <w:rFonts w:hint="eastAsia"/>
@@ -332,7 +332,7 @@
           <w:r>
             <w:fldChar w:fldCharType="separate"/>
           </w:r>
-          <w:hyperlink w:anchor="_Toc216052356" w:history="1">
+          <w:hyperlink w:anchor="_Toc218019007" w:history="1">
             <w:r>
               <w:rPr>
                 <w:rStyle w:val="ae"/>
@@ -370,7 +370,7 @@
                 <w:noProof/>
                 <w:webHidden/>
               </w:rPr>
-              <w:instrText>PAGEREF _Toc216052356 \h</w:instrText>
+              <w:instrText>PAGEREF _Toc218019007 \h</w:instrText>
             </w:r>
             <w:r>
               <w:rPr>
@@ -426,7 +426,7 @@
               <w:sz w:val="22"/>
             </w:rPr>
           </w:pPr>
-          <w:hyperlink w:anchor="_Toc216052357" w:history="1">
+          <w:hyperlink w:anchor="_Toc218019008" w:history="1">
             <w:r>
               <w:rPr>
                 <w:rStyle w:val="ae"/>
@@ -464,7 +464,7 @@
                 <w:noProof/>
                 <w:webHidden/>
               </w:rPr>
-              <w:instrText>PAGEREF _Toc216052357 \h</w:instrText>
+              <w:instrText>PAGEREF _Toc218019008 \h</w:instrText>
             </w:r>
             <w:r>
               <w:rPr>
@@ -520,7 +520,7 @@
               <w:sz w:val="22"/>
             </w:rPr>
           </w:pPr>
-          <w:hyperlink w:anchor="_Toc216052358" w:history="1">
+          <w:hyperlink w:anchor="_Toc218019009" w:history="1">
             <w:r>
               <w:rPr>
                 <w:rStyle w:val="ae"/>
@@ -558,7 +558,7 @@
                 <w:noProof/>
                 <w:webHidden/>
               </w:rPr>
-              <w:instrText>PAGEREF _Toc216052358 \h</w:instrText>
+              <w:instrText>PAGEREF _Toc218019009 \h</w:instrText>
             </w:r>
             <w:r>
               <w:rPr>
@@ -603,6 +603,382 @@
         </w:p>
         <w:p>
           <w:pPr>
+            <w:pStyle w:val="TOC2"/>
+            <w:tabs>
+              <w:tab w:val="right" w:leader="dot" w:pos="10456"/>
+            </w:tabs>
+            <w:ind w:left="720" w:firstLine="720"/>
+            <w:rPr>
+              <w:rFonts w:hint="eastAsia"/>
+              <w:noProof/>
+              <w:sz w:val="22"/>
+            </w:rPr>
+          </w:pPr>
+          <w:hyperlink w:anchor="_Toc218019010" w:history="1">
+            <w:r>
+              <w:rPr>
+                <w:rStyle w:val="ae"/>
+                <w:rFonts w:hint="eastAsia"/>
+                <w:noProof/>
+              </w:rPr>
+              <w:t>第 03 章，转折</w:t>
+            </w:r>
+            <w:r>
+              <w:rPr>
+                <w:rFonts w:hint="eastAsia"/>
+                <w:noProof/>
+                <w:webHidden/>
+              </w:rPr>
+              <w:tab/>
+            </w:r>
+            <w:r>
+              <w:rPr>
+                <w:rFonts w:hint="eastAsia"/>
+                <w:noProof/>
+                <w:webHidden/>
+              </w:rPr>
+              <w:fldChar w:fldCharType="begin"/>
+            </w:r>
+            <w:r>
+              <w:rPr>
+                <w:rFonts w:hint="eastAsia"/>
+                <w:noProof/>
+                <w:webHidden/>
+              </w:rPr>
+              <w:instrText xml:space="preserve"> </w:instrText>
+            </w:r>
+            <w:r>
+              <w:rPr>
+                <w:noProof/>
+                <w:webHidden/>
+              </w:rPr>
+              <w:instrText>PAGEREF _Toc218019010 \h</w:instrText>
+            </w:r>
+            <w:r>
+              <w:rPr>
+                <w:rFonts w:hint="eastAsia"/>
+                <w:noProof/>
+                <w:webHidden/>
+              </w:rPr>
+              <w:instrText xml:space="preserve"> </w:instrText>
+            </w:r>
+            <w:r>
+              <w:rPr>
+                <w:rFonts w:hint="eastAsia"/>
+                <w:noProof/>
+                <w:webHidden/>
+              </w:rPr>
+            </w:r>
+            <w:r>
+              <w:rPr>
+                <w:rFonts w:hint="eastAsia"/>
+                <w:noProof/>
+                <w:webHidden/>
+              </w:rPr>
+              <w:fldChar w:fldCharType="separate"/>
+            </w:r>
+            <w:r>
+              <w:rPr>
+                <w:rFonts w:hint="eastAsia"/>
+                <w:noProof/>
+                <w:webHidden/>
+              </w:rPr>
+              <w:t>18</w:t>
+            </w:r>
+            <w:r>
+              <w:rPr>
+                <w:rFonts w:hint="eastAsia"/>
+                <w:noProof/>
+                <w:webHidden/>
+              </w:rPr>
+              <w:fldChar w:fldCharType="end"/>
+            </w:r>
+          </w:hyperlink>
+        </w:p>
+        <w:p>
+          <w:pPr>
+            <w:pStyle w:val="TOC2"/>
+            <w:tabs>
+              <w:tab w:val="right" w:leader="dot" w:pos="10456"/>
+            </w:tabs>
+            <w:ind w:left="720" w:firstLine="720"/>
+            <w:rPr>
+              <w:rFonts w:hint="eastAsia"/>
+              <w:noProof/>
+              <w:sz w:val="22"/>
+            </w:rPr>
+          </w:pPr>
+          <w:hyperlink w:anchor="_Toc218019011" w:history="1">
+            <w:r>
+              <w:rPr>
+                <w:rStyle w:val="ae"/>
+                <w:rFonts w:hint="eastAsia"/>
+                <w:noProof/>
+              </w:rPr>
+              <w:t>第 04 章，平淡生活</w:t>
+            </w:r>
+            <w:r>
+              <w:rPr>
+                <w:rFonts w:hint="eastAsia"/>
+                <w:noProof/>
+                <w:webHidden/>
+              </w:rPr>
+              <w:tab/>
+            </w:r>
+            <w:r>
+              <w:rPr>
+                <w:rFonts w:hint="eastAsia"/>
+                <w:noProof/>
+                <w:webHidden/>
+              </w:rPr>
+              <w:fldChar w:fldCharType="begin"/>
+            </w:r>
+            <w:r>
+              <w:rPr>
+                <w:rFonts w:hint="eastAsia"/>
+                <w:noProof/>
+                <w:webHidden/>
+              </w:rPr>
+              <w:instrText xml:space="preserve"> </w:instrText>
+            </w:r>
+            <w:r>
+              <w:rPr>
+                <w:noProof/>
+                <w:webHidden/>
+              </w:rPr>
+              <w:instrText>PAGEREF _Toc218019011 \h</w:instrText>
+            </w:r>
+            <w:r>
+              <w:rPr>
+                <w:rFonts w:hint="eastAsia"/>
+                <w:noProof/>
+                <w:webHidden/>
+              </w:rPr>
+              <w:instrText xml:space="preserve"> </w:instrText>
+            </w:r>
+            <w:r>
+              <w:rPr>
+                <w:rFonts w:hint="eastAsia"/>
+                <w:noProof/>
+                <w:webHidden/>
+              </w:rPr>
+            </w:r>
+            <w:r>
+              <w:rPr>
+                <w:rFonts w:hint="eastAsia"/>
+                <w:noProof/>
+                <w:webHidden/>
+              </w:rPr>
+              <w:fldChar w:fldCharType="separate"/>
+            </w:r>
+            <w:r>
+              <w:rPr>
+                <w:rFonts w:hint="eastAsia"/>
+                <w:noProof/>
+                <w:webHidden/>
+              </w:rPr>
+              <w:t>26</w:t>
+            </w:r>
+            <w:r>
+              <w:rPr>
+                <w:rFonts w:hint="eastAsia"/>
+                <w:noProof/>
+                <w:webHidden/>
+              </w:rPr>
+              <w:fldChar w:fldCharType="end"/>
+            </w:r>
+          </w:hyperlink>
+        </w:p>
+        <w:p>
+          <w:pPr>
+            <w:pStyle w:val="TOC2"/>
+            <w:tabs>
+              <w:tab w:val="right" w:leader="dot" w:pos="10456"/>
+            </w:tabs>
+            <w:ind w:left="720" w:firstLine="720"/>
+            <w:rPr>
+              <w:rFonts w:hint="eastAsia"/>
+              <w:noProof/>
+              <w:sz w:val="22"/>
+            </w:rPr>
+          </w:pPr>
+          <w:hyperlink w:anchor="_Toc218019012" w:history="1">
+            <w:r>
+              <w:rPr>
+                <w:rStyle w:val="ae"/>
+                <w:rFonts w:hint="eastAsia"/>
+                <w:noProof/>
+              </w:rPr>
+              <w:t>第 05 章，裂痕</w:t>
+            </w:r>
+            <w:r>
+              <w:rPr>
+                <w:rFonts w:hint="eastAsia"/>
+                <w:noProof/>
+                <w:webHidden/>
+              </w:rPr>
+              <w:tab/>
+            </w:r>
+            <w:r>
+              <w:rPr>
+                <w:rFonts w:hint="eastAsia"/>
+                <w:noProof/>
+                <w:webHidden/>
+              </w:rPr>
+              <w:fldChar w:fldCharType="begin"/>
+            </w:r>
+            <w:r>
+              <w:rPr>
+                <w:rFonts w:hint="eastAsia"/>
+                <w:noProof/>
+                <w:webHidden/>
+              </w:rPr>
+              <w:instrText xml:space="preserve"> </w:instrText>
+            </w:r>
+            <w:r>
+              <w:rPr>
+                <w:noProof/>
+                <w:webHidden/>
+              </w:rPr>
+              <w:instrText>PAGEREF _Toc218019012 \h</w:instrText>
+            </w:r>
+            <w:r>
+              <w:rPr>
+                <w:rFonts w:hint="eastAsia"/>
+                <w:noProof/>
+                <w:webHidden/>
+              </w:rPr>
+              <w:instrText xml:space="preserve"> </w:instrText>
+            </w:r>
+            <w:r>
+              <w:rPr>
+                <w:rFonts w:hint="eastAsia"/>
+                <w:noProof/>
+                <w:webHidden/>
+              </w:rPr>
+            </w:r>
+            <w:r>
+              <w:rPr>
+                <w:rFonts w:hint="eastAsia"/>
+                <w:noProof/>
+                <w:webHidden/>
+              </w:rPr>
+              <w:fldChar w:fldCharType="separate"/>
+            </w:r>
+            <w:r>
+              <w:rPr>
+                <w:rFonts w:hint="eastAsia"/>
+                <w:noProof/>
+                <w:webHidden/>
+              </w:rPr>
+              <w:t>34</w:t>
+            </w:r>
+            <w:r>
+              <w:rPr>
+                <w:rFonts w:hint="eastAsia"/>
+                <w:noProof/>
+                <w:webHidden/>
+              </w:rPr>
+              <w:fldChar w:fldCharType="end"/>
+            </w:r>
+          </w:hyperlink>
+        </w:p>
+        <w:p>
+          <w:pPr>
+            <w:pStyle w:val="TOC2"/>
+            <w:tabs>
+              <w:tab w:val="right" w:leader="dot" w:pos="10456"/>
+            </w:tabs>
+            <w:ind w:left="720" w:firstLine="720"/>
+            <w:rPr>
+              <w:rFonts w:hint="eastAsia"/>
+              <w:noProof/>
+              <w:sz w:val="22"/>
+            </w:rPr>
+          </w:pPr>
+          <w:hyperlink w:anchor="_Toc218019013" w:history="1">
+            <w:r>
+              <w:rPr>
+                <w:rStyle w:val="ae"/>
+                <w:rFonts w:hint="eastAsia"/>
+                <w:noProof/>
+              </w:rPr>
+              <w:t>第 06 章，远游</w:t>
+            </w:r>
+            <w:r>
+              <w:rPr>
+                <w:rFonts w:hint="eastAsia"/>
+                <w:noProof/>
+                <w:webHidden/>
+              </w:rPr>
+              <w:tab/>
+            </w:r>
+            <w:r>
+              <w:rPr>
+                <w:rFonts w:hint="eastAsia"/>
+                <w:noProof/>
+                <w:webHidden/>
+              </w:rPr>
+              <w:fldChar w:fldCharType="begin"/>
+            </w:r>
+            <w:r>
+              <w:rPr>
+                <w:rFonts w:hint="eastAsia"/>
+                <w:noProof/>
+                <w:webHidden/>
+              </w:rPr>
+              <w:instrText xml:space="preserve"> </w:instrText>
+            </w:r>
+            <w:r>
+              <w:rPr>
+                <w:noProof/>
+                <w:webHidden/>
+              </w:rPr>
+              <w:instrText>PAGEREF _Toc218019013 \h</w:instrText>
+            </w:r>
+            <w:r>
+              <w:rPr>
+                <w:rFonts w:hint="eastAsia"/>
+                <w:noProof/>
+                <w:webHidden/>
+              </w:rPr>
+              <w:instrText xml:space="preserve"> </w:instrText>
+            </w:r>
+            <w:r>
+              <w:rPr>
+                <w:rFonts w:hint="eastAsia"/>
+                <w:noProof/>
+                <w:webHidden/>
+              </w:rPr>
+            </w:r>
+            <w:r>
+              <w:rPr>
+                <w:rFonts w:hint="eastAsia"/>
+                <w:noProof/>
+                <w:webHidden/>
+              </w:rPr>
+              <w:fldChar w:fldCharType="separate"/>
+            </w:r>
+            <w:r>
+              <w:rPr>
+                <w:rFonts w:hint="eastAsia"/>
+                <w:noProof/>
+                <w:webHidden/>
+              </w:rPr>
+              <w:t>40</w:t>
+            </w:r>
+            <w:r>
+              <w:rPr>
+                <w:rFonts w:hint="eastAsia"/>
+                <w:noProof/>
+                <w:webHidden/>
+              </w:rPr>
+              <w:fldChar w:fldCharType="end"/>
+            </w:r>
+          </w:hyperlink>
+        </w:p>
+        <w:p>
+          <w:pPr>
             <w:ind w:firstLine="720"/>
             <w:rPr>
               <w:rFonts w:hint="eastAsia"/>
@@ -677,7 +1053,7 @@
         </w:rPr>
       </w:pPr>
       <w:bookmarkStart w:id="2" w:name="_Toc214121057"/>
-      <w:bookmarkStart w:id="3" w:name="_Toc216052357"/>
+      <w:bookmarkStart w:id="3" w:name="_Toc218019008"/>
       <w:r>
         <w:rPr>
           <w:rFonts w:hint="eastAsia"/>
@@ -700,18 +1076,12 @@
           <w:rFonts w:hint="eastAsia"/>
         </w:rPr>
       </w:pPr>
-      <w:r>
-        <w:rPr>
-          <w:rFonts w:hint="eastAsia"/>
-        </w:rPr>
-        <w:t>林尔依此时</w:t>
-      </w:r>
-      <w:proofErr w:type="gramStart"/>
-      <w:r>
-        <w:rPr>
-          <w:rFonts w:hint="eastAsia"/>
-        </w:rPr>
-        <w:t>正坐</w:t>
+      <w:proofErr w:type="gramStart"/>
+      <w:r>
+        <w:rPr>
+          <w:rFonts w:hint="eastAsia"/>
+        </w:rPr>
+        <w:t>林尔依此时正坐</w:t>
       </w:r>
       <w:proofErr w:type="gramEnd"/>
       <w:r>
@@ -732,7 +1102,7 @@
         <w:rPr>
           <w:rFonts w:hint="eastAsia"/>
         </w:rPr>
-        <w:t xml:space="preserve">刚开始她很舒服。后来她的裤子不断摩擦她的皮肤，让她起毛，发痒。她几乎忍不住要站起来把裤子扯顺，然后又一屁股坐上去，继续摩擦。  </w:t>
+        <w:t xml:space="preserve">刚开始她很舒服。后来她的裤子不断摩擦她的皮肤，让她的皮肤起毛，发痒。她几乎忍不住要站起来把裤子扯顺，然后又一屁股坐上去，继续摩擦。  </w:t>
       </w:r>
     </w:p>
     <w:p>
@@ -802,21 +1172,7 @@
         <w:rPr>
           <w:rFonts w:hint="eastAsia"/>
         </w:rPr>
-        <w:t>大学的毕业生，</w:t>
-      </w:r>
-      <w:proofErr w:type="gramStart"/>
-      <w:r>
-        <w:rPr>
-          <w:rFonts w:hint="eastAsia"/>
-        </w:rPr>
-        <w:t>本硕连读</w:t>
-      </w:r>
-      <w:proofErr w:type="gramEnd"/>
-      <w:r>
-        <w:rPr>
-          <w:rFonts w:hint="eastAsia"/>
-        </w:rPr>
-        <w:t xml:space="preserve">，凝聚态物理方向，此次前来所谓“国家级新时代高新科研示范引领创新建设研究基地”六山实验室，是为了实现心中的一个梦想，应试成为一名光荣的研究员。  </w:t>
+        <w:t xml:space="preserve">大学的毕业生，直博，凝聚态物理方向，此次前来所谓“国家级新时代高新科研示范引领创新建设研究基地”六山实验室，是为了实现心中的一个梦想，应试成为一名光荣的研究员。  </w:t>
       </w:r>
     </w:p>
     <w:p>
@@ -964,7 +1320,7 @@
         <w:rPr>
           <w:rFonts w:hint="eastAsia"/>
         </w:rPr>
-        <w:t>门把手又转起来了。这回门开了。一位秘书摸样的小姐拿着手写板从门后走了出来，林尔依的目光马上移上去，那位小姐写画了两下，然后“下一位！十三号，林尔依！”的声音在走廊里回荡，</w:t>
+        <w:t>门把手又转起来了。这回门开了。一位秘书摸样的女士拿着手写板从门后走了出来，林尔依的目光马上移上去，那位女士写画了两下，然后“下一位！十三号，林尔依！”的声音在走廊里回荡，</w:t>
       </w:r>
       <w:proofErr w:type="gramStart"/>
       <w:r>
@@ -992,7 +1348,7 @@
         <w:rPr>
           <w:rFonts w:hint="eastAsia"/>
         </w:rPr>
-        <w:t xml:space="preserve">林尔依双腿扎实地发力，稳稳地站了起来。她朝着那位秘书小姐走过去，步伐坚定，眼神坚毅。她咚咚的心跳声，还有咚咚的脚步声和滴答的钟声重合了。简单确认身份过后，秘书小姐为林尔依关上了门。  </w:t>
+        <w:t xml:space="preserve">林尔依双腿扎实地发力，稳稳地站了起来。她朝着那位秘书女士走过去，步伐坚定，眼神坚毅。她咚咚的心跳声，还有咚咚的脚步声和滴答的钟声重合了。简单确认身份过后，秘书女士为林尔依关上了门。  </w:t>
       </w:r>
     </w:p>
     <w:p>
@@ -1049,7 +1405,7 @@
           <w:rFonts w:hint="eastAsia"/>
         </w:rPr>
         <w:lastRenderedPageBreak/>
-        <w:t xml:space="preserve">她只记得，那位打扮干净，利落的年轻男人，放松地坐在评审台中间的位置，时不时问上一个锐利的问题，尽管她自认为她很好地回答上来了，但那个男人最终还是打断了她热情洋溢的陈述，把她拒之门外了。  </w:t>
+        <w:t xml:space="preserve">她只记得，那位打扮干净，利落的年轻男人，放松地坐在评审台中间的位置，时不时问上一个锐利的问题，尽管她自认为她很好地回答上来了，但那个男人最终还是打断了她自信满满的陈述，把她拒之门外了。  </w:t>
       </w:r>
     </w:p>
     <w:p>
@@ -1133,7 +1489,7 @@
         <w:rPr>
           <w:rFonts w:hint="eastAsia"/>
         </w:rPr>
-        <w:t xml:space="preserve">这个时候，她突然想到了外面走廊上阳光明媚的样子。  </w:t>
+        <w:t xml:space="preserve">这个时候，她突然想到了外面走廊上蒙蒙的样子。  </w:t>
       </w:r>
     </w:p>
     <w:p>
@@ -1344,6 +1700,34 @@
         <w:rPr>
           <w:rFonts w:hint="eastAsia"/>
         </w:rPr>
+        <w:t>她的父亲此时表情肃穆，三两根手指随意地</w:t>
+      </w:r>
+      <w:proofErr w:type="gramStart"/>
+      <w:r>
+        <w:rPr>
+          <w:rFonts w:hint="eastAsia"/>
+        </w:rPr>
+        <w:t>点击着</w:t>
+      </w:r>
+      <w:proofErr w:type="gramEnd"/>
+      <w:r>
+        <w:rPr>
+          <w:rFonts w:hint="eastAsia"/>
+        </w:rPr>
+        <w:t xml:space="preserve">桌面。  </w:t>
+      </w:r>
+    </w:p>
+    <w:p>
+      <w:pPr>
+        <w:ind w:firstLine="720"/>
+        <w:rPr>
+          <w:rFonts w:hint="eastAsia"/>
+        </w:rPr>
+      </w:pPr>
+      <w:r>
+        <w:rPr>
+          <w:rFonts w:hint="eastAsia"/>
+        </w:rPr>
         <w:t xml:space="preserve">她伸出手，用最肮脏恶毒的言语给了她的父亲一个惊喜。其他人纷纷看向她。  </w:t>
       </w:r>
     </w:p>
@@ -1358,6 +1742,20 @@
         <w:rPr>
           <w:rFonts w:hint="eastAsia"/>
         </w:rPr>
+        <w:t xml:space="preserve">她的父亲只是略微张开了嘴，疑惑地皱了一下眉头，然后他把嘴闭上了。  </w:t>
+      </w:r>
+    </w:p>
+    <w:p>
+      <w:pPr>
+        <w:ind w:firstLine="720"/>
+        <w:rPr>
+          <w:rFonts w:hint="eastAsia"/>
+        </w:rPr>
+      </w:pPr>
+      <w:r>
+        <w:rPr>
+          <w:rFonts w:hint="eastAsia"/>
+        </w:rPr>
         <w:t xml:space="preserve">她骂完径直转身走了，没给其他人反应时间。  </w:t>
       </w:r>
     </w:p>
@@ -1372,21 +1770,63 @@
         <w:rPr>
           <w:rFonts w:hint="eastAsia"/>
         </w:rPr>
-        <w:t xml:space="preserve">外面还是阳光明媚的样子，朦胧阳光下的人群缓缓地移动着。林尔依怒气冲冲地快步走出去。  </w:t>
-      </w:r>
-    </w:p>
-    <w:p>
-      <w:pPr>
-        <w:ind w:firstLine="720"/>
-        <w:rPr>
-          <w:rFonts w:hint="eastAsia"/>
-        </w:rPr>
-      </w:pPr>
-      <w:r>
-        <w:rPr>
-          <w:rFonts w:hint="eastAsia"/>
-        </w:rPr>
         <w:lastRenderedPageBreak/>
+        <w:t xml:space="preserve">外面还是亮蒙蒙的，朦胧阳光下的人群缓缓地移动着。林尔依怒气冲冲地快步走出去。  </w:t>
+      </w:r>
+    </w:p>
+    <w:p>
+      <w:pPr>
+        <w:ind w:firstLine="720"/>
+        <w:rPr>
+          <w:rFonts w:hint="eastAsia"/>
+        </w:rPr>
+      </w:pPr>
+      <w:r>
+        <w:rPr>
+          <w:rFonts w:hint="eastAsia"/>
+        </w:rPr>
+        <w:t>走廊上的人群目睹了一切，这一下他们真的</w:t>
+      </w:r>
+      <w:proofErr w:type="gramStart"/>
+      <w:r>
+        <w:rPr>
+          <w:rFonts w:hint="eastAsia"/>
+        </w:rPr>
+        <w:t>停滞住</w:t>
+      </w:r>
+      <w:proofErr w:type="gramEnd"/>
+      <w:r>
+        <w:rPr>
+          <w:rFonts w:hint="eastAsia"/>
+        </w:rPr>
+        <w:t>了，随后他们开始极力地回避着冲突，装作事不关己的样子，各做各的。滋滋的电流声隐藏在嘈杂声中，渐渐地，盖过嘈杂声，最后只剩下电流声。走廊上的光景现在只剩下一个模糊的印象了，随后一切事务都飞速地向后退，</w:t>
+      </w:r>
+      <w:proofErr w:type="gramStart"/>
+      <w:r>
+        <w:rPr>
+          <w:rFonts w:hint="eastAsia"/>
+        </w:rPr>
+        <w:t>拖拽着</w:t>
+      </w:r>
+      <w:proofErr w:type="gramEnd"/>
+      <w:r>
+        <w:rPr>
+          <w:rFonts w:hint="eastAsia"/>
+        </w:rPr>
+        <w:t xml:space="preserve">光线在视线中胡乱飞舞。  </w:t>
+      </w:r>
+    </w:p>
+    <w:p>
+      <w:pPr>
+        <w:ind w:firstLine="720"/>
+        <w:rPr>
+          <w:rFonts w:hint="eastAsia"/>
+        </w:rPr>
+      </w:pPr>
+      <w:r>
+        <w:rPr>
+          <w:rFonts w:hint="eastAsia"/>
+        </w:rPr>
         <w:t xml:space="preserve">林尔依出了六山实验室，上了大哥林子伊的车。大哥林子伊带着期待的神情问：“面试怎么样了？”但是看到林尔依面如死灰的脸色，也不好再说什么了。  </w:t>
       </w:r>
     </w:p>
@@ -1457,6 +1897,7 @@
         <w:rPr>
           <w:rFonts w:hint="eastAsia"/>
         </w:rPr>
+        <w:lastRenderedPageBreak/>
         <w:t>她不想再和这里有任何瓜葛了。她双手颤抖着，用了十足的力，一点</w:t>
       </w:r>
       <w:proofErr w:type="gramStart"/>
@@ -1527,7 +1968,6 @@
         <w:rPr>
           <w:rFonts w:hint="eastAsia"/>
         </w:rPr>
-        <w:lastRenderedPageBreak/>
         <w:t xml:space="preserve">林尔依没说话。  </w:t>
       </w:r>
     </w:p>
@@ -1614,6 +2054,26 @@
         </w:rPr>
         <w:t xml:space="preserve">林尔依回到家，那扇门“嗵！”地一下很利落地就关上了。林尔依至此就是一个人了。  </w:t>
       </w:r>
+    </w:p>
+    <w:p>
+      <w:pPr>
+        <w:ind w:firstLine="720"/>
+        <w:rPr>
+          <w:rFonts w:hint="eastAsia"/>
+        </w:rPr>
+      </w:pPr>
+      <w:r>
+        <w:rPr>
+          <w:rFonts w:hint="eastAsia"/>
+        </w:rPr>
+        <w:t>不知道哪里的水管漏了，楼里“滴...答...滴...答...”地在响</w:t>
+      </w:r>
+      <w:r>
+        <w:rPr>
+          <w:rFonts w:hint="eastAsia"/>
+        </w:rPr>
+        <w:t xml:space="preserve">。  </w:t>
+      </w:r>
       <w:r>
         <w:rPr>
           <w:rFonts w:hint="eastAsia"/>
@@ -1628,7 +2088,7 @@
           <w:rFonts w:hint="eastAsia"/>
         </w:rPr>
       </w:pPr>
-      <w:bookmarkStart w:id="4" w:name="_Toc216052358"/>
+      <w:bookmarkStart w:id="4" w:name="_Toc218019009"/>
       <w:r>
         <w:rPr>
           <w:rFonts w:hint="eastAsia"/>
@@ -1667,7 +2127,7 @@
         <w:rPr>
           <w:rFonts w:hint="eastAsia"/>
         </w:rPr>
-        <w:t>逼仄的楼梯间里，每走一步都会发出沉重的“咚”的一声，在楼梯间里发出空洞的回响。是冬天，空气很干。但是楼梯间里还是一股万年不散的阴湿气味。而且没有光照，角落里还暗藏着一两个很难合上的小窗，时不时有冷风吹到楼梯间，显得更冷了。</w:t>
+        <w:t xml:space="preserve">逼仄的楼梯间里，每走一步都会发出沉重的“咚”地一声，在楼梯间里踏出空洞的回响。是冬天，空气很干。但是楼梯间里还是一股万年不散的阴湿气味。而且没有光照，角落里还暗藏着一两个位置刁钻很难合上的小窗，时不时有冷风吹到楼梯间，显得更冷了。  </w:t>
       </w:r>
     </w:p>
     <w:p>
@@ -2447,6 +2907,48 @@
         <w:rPr>
           <w:rFonts w:hint="eastAsia"/>
         </w:rPr>
+        <w:t>垃圾没有了。屋子里被收拾的十分整洁。灯没开，夕阳斜射进来，屋子里橙</w:t>
+      </w:r>
+      <w:proofErr w:type="gramStart"/>
+      <w:r>
+        <w:rPr>
+          <w:rFonts w:hint="eastAsia"/>
+        </w:rPr>
+        <w:t>橙</w:t>
+      </w:r>
+      <w:proofErr w:type="gramEnd"/>
+      <w:r>
+        <w:rPr>
+          <w:rFonts w:hint="eastAsia"/>
+        </w:rPr>
+        <w:t>的，暗暗的，但也显得温馨。不过林尔依过去一切关于物理学的资料还堆在门口的墙边，她已经失望透顶，坐在沙发上暗自神伤。她感慨着，开了一瓶可乐，一边喝一边打嗝，或许时不时也</w:t>
+      </w:r>
+      <w:proofErr w:type="gramStart"/>
+      <w:r>
+        <w:rPr>
+          <w:rFonts w:hint="eastAsia"/>
+        </w:rPr>
+        <w:t>畅想着</w:t>
+      </w:r>
+      <w:proofErr w:type="gramEnd"/>
+      <w:r>
+        <w:rPr>
+          <w:rFonts w:hint="eastAsia"/>
+        </w:rPr>
+        <w:t xml:space="preserve">未来。  </w:t>
+      </w:r>
+    </w:p>
+    <w:p>
+      <w:pPr>
+        <w:ind w:firstLine="720"/>
+        <w:rPr>
+          <w:rFonts w:hint="eastAsia"/>
+        </w:rPr>
+      </w:pPr>
+      <w:r>
+        <w:rPr>
+          <w:rFonts w:hint="eastAsia"/>
+        </w:rPr>
         <w:t xml:space="preserve">林尔依感到一股莫名的阴风，寒彻她的骨髓。有人在敲门，她走上前去开门。  </w:t>
       </w:r>
     </w:p>
@@ -2503,6 +3005,7 @@
         <w:rPr>
           <w:rFonts w:hint="eastAsia"/>
         </w:rPr>
+        <w:lastRenderedPageBreak/>
         <w:t>这是一位面容消瘦，面庞黄黄，灰灰的，但看上去</w:t>
       </w:r>
       <w:proofErr w:type="gramStart"/>
@@ -2545,120 +3048,4796 @@
         <w:rPr>
           <w:rFonts w:hint="eastAsia"/>
         </w:rPr>
+        <w:t xml:space="preserve">他提着一大袋东西，也被林尔依请进了屋。  </w:t>
+      </w:r>
+    </w:p>
+    <w:p>
+      <w:pPr>
+        <w:ind w:firstLine="720"/>
+        <w:rPr>
+          <w:rFonts w:hint="eastAsia"/>
+        </w:rPr>
+      </w:pPr>
+      <w:r>
+        <w:rPr>
+          <w:rFonts w:hint="eastAsia"/>
+        </w:rPr>
+        <w:t>“羊肚菌，”他把那</w:t>
+      </w:r>
+      <w:proofErr w:type="gramStart"/>
+      <w:r>
+        <w:rPr>
+          <w:rFonts w:hint="eastAsia"/>
+        </w:rPr>
+        <w:t>袋东西</w:t>
+      </w:r>
+      <w:proofErr w:type="gramEnd"/>
+      <w:r>
+        <w:rPr>
+          <w:rFonts w:hint="eastAsia"/>
+        </w:rPr>
+        <w:t xml:space="preserve">拿起来，“夏威夷果，”他把大塑料袋里装着的东西一个一个拿出来，“你一定累坏了。我买了点东西给你，补补。我给你煲锅汤吧。”  </w:t>
+      </w:r>
+    </w:p>
+    <w:p>
+      <w:pPr>
+        <w:ind w:firstLine="720"/>
+        <w:rPr>
+          <w:rFonts w:hint="eastAsia"/>
+        </w:rPr>
+      </w:pPr>
+      <w:r>
+        <w:rPr>
+          <w:rFonts w:hint="eastAsia"/>
+        </w:rPr>
+        <w:t xml:space="preserve">“爸——”林尔依手足无措地站着。  </w:t>
+      </w:r>
+    </w:p>
+    <w:p>
+      <w:pPr>
+        <w:ind w:firstLine="720"/>
+        <w:rPr>
+          <w:rFonts w:hint="eastAsia"/>
+        </w:rPr>
+      </w:pPr>
+      <w:r>
+        <w:rPr>
+          <w:rFonts w:hint="eastAsia"/>
+        </w:rPr>
+        <w:t>“我已经吃过饭了。”林尔依说，她极力回避着与</w:t>
+      </w:r>
+      <w:proofErr w:type="gramStart"/>
+      <w:r>
+        <w:rPr>
+          <w:rFonts w:hint="eastAsia"/>
+        </w:rPr>
+        <w:t>林派升进行</w:t>
+      </w:r>
+      <w:proofErr w:type="gramEnd"/>
+      <w:r>
+        <w:rPr>
+          <w:rFonts w:hint="eastAsia"/>
+        </w:rPr>
+        <w:t xml:space="preserve">眼神交流。  </w:t>
+      </w:r>
+    </w:p>
+    <w:p>
+      <w:pPr>
+        <w:ind w:firstLine="720"/>
+        <w:rPr>
+          <w:rFonts w:hint="eastAsia"/>
+        </w:rPr>
+      </w:pPr>
+      <w:r>
+        <w:rPr>
+          <w:rFonts w:hint="eastAsia"/>
+        </w:rPr>
+        <w:t>“哦。你可得好好珍惜。这些可是上好的东西。”林</w:t>
+      </w:r>
+      <w:proofErr w:type="gramStart"/>
+      <w:r>
+        <w:rPr>
+          <w:rFonts w:hint="eastAsia"/>
+        </w:rPr>
+        <w:t>派升没有</w:t>
+      </w:r>
+      <w:proofErr w:type="gramEnd"/>
+      <w:r>
+        <w:rPr>
+          <w:rFonts w:hint="eastAsia"/>
+        </w:rPr>
+        <w:t xml:space="preserve">在意，自顾自地把已经拿出来的锅碗瓢盆给放回去。  </w:t>
+      </w:r>
+    </w:p>
+    <w:p>
+      <w:pPr>
+        <w:ind w:firstLine="720"/>
+        <w:rPr>
+          <w:rFonts w:hint="eastAsia"/>
+        </w:rPr>
+      </w:pPr>
+      <w:r>
+        <w:rPr>
+          <w:rFonts w:hint="eastAsia"/>
+        </w:rPr>
+        <w:t>父女二人坐在沙发上。窗帘</w:t>
+      </w:r>
+      <w:proofErr w:type="gramStart"/>
+      <w:r>
+        <w:rPr>
+          <w:rFonts w:hint="eastAsia"/>
+        </w:rPr>
+        <w:t>紧闭着</w:t>
+      </w:r>
+      <w:proofErr w:type="gramEnd"/>
+      <w:r>
+        <w:rPr>
+          <w:rFonts w:hint="eastAsia"/>
+        </w:rPr>
+        <w:t xml:space="preserve">，房间里暗暗的。  </w:t>
+      </w:r>
+    </w:p>
+    <w:p>
+      <w:pPr>
+        <w:ind w:firstLine="720"/>
+        <w:rPr>
+          <w:rFonts w:hint="eastAsia"/>
+        </w:rPr>
+      </w:pPr>
+      <w:r>
+        <w:rPr>
+          <w:rFonts w:hint="eastAsia"/>
+        </w:rPr>
+        <w:t>“我知道你的不容易...”林</w:t>
+      </w:r>
+      <w:proofErr w:type="gramStart"/>
+      <w:r>
+        <w:rPr>
+          <w:rFonts w:hint="eastAsia"/>
+        </w:rPr>
+        <w:t>派升面</w:t>
+      </w:r>
+      <w:proofErr w:type="gramEnd"/>
+      <w:r>
+        <w:rPr>
+          <w:rFonts w:hint="eastAsia"/>
+        </w:rPr>
+        <w:t xml:space="preserve">无表情，坐得笔直，看着面前的墙壁，自顾自地说，“我帮你争取了。这次算是你压力太大，情绪一时失控。”  </w:t>
+      </w:r>
+    </w:p>
+    <w:p>
+      <w:pPr>
+        <w:ind w:firstLine="720"/>
+        <w:rPr>
+          <w:rFonts w:hint="eastAsia"/>
+        </w:rPr>
+      </w:pPr>
+      <w:r>
+        <w:rPr>
+          <w:rFonts w:hint="eastAsia"/>
+        </w:rPr>
+        <w:t>他转过头</w:t>
+      </w:r>
+      <w:proofErr w:type="gramStart"/>
+      <w:r>
+        <w:rPr>
+          <w:rFonts w:hint="eastAsia"/>
+        </w:rPr>
+        <w:t>来看着</w:t>
+      </w:r>
+      <w:proofErr w:type="gramEnd"/>
+      <w:r>
+        <w:rPr>
+          <w:rFonts w:hint="eastAsia"/>
+        </w:rPr>
+        <w:t xml:space="preserve">林尔依，“第二次机会是有的。你真的得努力了。”说罢，他露出了一个慈祥的表情。  </w:t>
+      </w:r>
+    </w:p>
+    <w:p>
+      <w:pPr>
+        <w:ind w:firstLine="720"/>
+        <w:rPr>
+          <w:rFonts w:hint="eastAsia"/>
+        </w:rPr>
+      </w:pPr>
+      <w:r>
+        <w:rPr>
+          <w:rFonts w:hint="eastAsia"/>
+        </w:rPr>
+        <w:t xml:space="preserve">林尔依把身子整个转过来，“爸。”  </w:t>
+      </w:r>
+    </w:p>
+    <w:p>
+      <w:pPr>
+        <w:ind w:firstLine="720"/>
+        <w:rPr>
+          <w:rFonts w:hint="eastAsia"/>
+        </w:rPr>
+      </w:pPr>
+      <w:r>
+        <w:rPr>
+          <w:rFonts w:hint="eastAsia"/>
+        </w:rPr>
         <w:lastRenderedPageBreak/>
-        <w:t xml:space="preserve">他提着一大袋东西，也被林尔依请进了屋。  </w:t>
-      </w:r>
-    </w:p>
-    <w:p>
-      <w:pPr>
-        <w:ind w:firstLine="720"/>
-        <w:rPr>
-          <w:rFonts w:hint="eastAsia"/>
-        </w:rPr>
-      </w:pPr>
-      <w:r>
-        <w:rPr>
-          <w:rFonts w:hint="eastAsia"/>
-        </w:rPr>
-        <w:t>“羊肚菌，”他把那</w:t>
-      </w:r>
-      <w:proofErr w:type="gramStart"/>
-      <w:r>
-        <w:rPr>
-          <w:rFonts w:hint="eastAsia"/>
-        </w:rPr>
-        <w:t>袋东西</w:t>
-      </w:r>
-      <w:proofErr w:type="gramEnd"/>
-      <w:r>
-        <w:rPr>
-          <w:rFonts w:hint="eastAsia"/>
-        </w:rPr>
-        <w:t xml:space="preserve">拿起来，“夏威夷果，”他把大塑料袋里装着的东西一个一个拿出来，“你一定累坏了。我买了点东西给你，补补。我给你煲锅汤吧。”  </w:t>
-      </w:r>
-    </w:p>
-    <w:p>
-      <w:pPr>
-        <w:ind w:firstLine="720"/>
-        <w:rPr>
-          <w:rFonts w:hint="eastAsia"/>
-        </w:rPr>
-      </w:pPr>
-      <w:r>
-        <w:rPr>
-          <w:rFonts w:hint="eastAsia"/>
-        </w:rPr>
-        <w:t xml:space="preserve">“爸——”林尔依手足无措地站着。  </w:t>
-      </w:r>
-    </w:p>
-    <w:p>
-      <w:pPr>
-        <w:ind w:firstLine="720"/>
-        <w:rPr>
-          <w:rFonts w:hint="eastAsia"/>
-        </w:rPr>
-      </w:pPr>
-      <w:r>
-        <w:rPr>
-          <w:rFonts w:hint="eastAsia"/>
-        </w:rPr>
-        <w:t>“我已经吃过饭了。”林尔依说，她极力回避着与</w:t>
-      </w:r>
-      <w:proofErr w:type="gramStart"/>
-      <w:r>
-        <w:rPr>
-          <w:rFonts w:hint="eastAsia"/>
-        </w:rPr>
-        <w:t>林派升进行</w:t>
-      </w:r>
-      <w:proofErr w:type="gramEnd"/>
-      <w:r>
-        <w:rPr>
-          <w:rFonts w:hint="eastAsia"/>
-        </w:rPr>
-        <w:t xml:space="preserve">眼神交流。  </w:t>
-      </w:r>
-    </w:p>
-    <w:p>
-      <w:pPr>
-        <w:ind w:firstLine="720"/>
-        <w:rPr>
-          <w:rFonts w:hint="eastAsia"/>
-        </w:rPr>
-      </w:pPr>
-      <w:r>
-        <w:rPr>
-          <w:rFonts w:hint="eastAsia"/>
-        </w:rPr>
-        <w:t>“哦。你可得好好珍惜。这些可是上好的东西。”林</w:t>
-      </w:r>
-      <w:proofErr w:type="gramStart"/>
-      <w:r>
-        <w:rPr>
-          <w:rFonts w:hint="eastAsia"/>
-        </w:rPr>
-        <w:t>派升没有</w:t>
-      </w:r>
-      <w:proofErr w:type="gramEnd"/>
-      <w:r>
-        <w:rPr>
-          <w:rFonts w:hint="eastAsia"/>
-        </w:rPr>
-        <w:t xml:space="preserve">在意，自顾自地把已经拿出来的锅碗瓢盆给放回去。  </w:t>
-      </w:r>
-    </w:p>
-    <w:p>
-      <w:pPr>
-        <w:ind w:firstLine="720"/>
-        <w:rPr>
-          <w:rFonts w:hint="eastAsia"/>
-        </w:rPr>
-      </w:pPr>
-      <w:r>
-        <w:rPr>
-          <w:rFonts w:hint="eastAsia"/>
-        </w:rPr>
-        <w:t>父女二人坐在沙发上。窗帘</w:t>
+        <w:t xml:space="preserve">“我已经决心放弃六山实验室了。”  </w:t>
+      </w:r>
+    </w:p>
+    <w:p>
+      <w:pPr>
+        <w:ind w:firstLine="720"/>
+        <w:rPr>
+          <w:rFonts w:hint="eastAsia"/>
+        </w:rPr>
+      </w:pPr>
+      <w:r>
+        <w:rPr>
+          <w:rFonts w:hint="eastAsia"/>
+        </w:rPr>
+        <w:t>“什么？”林</w:t>
+      </w:r>
+      <w:proofErr w:type="gramStart"/>
+      <w:r>
+        <w:rPr>
+          <w:rFonts w:hint="eastAsia"/>
+        </w:rPr>
+        <w:t>派升愣</w:t>
+      </w:r>
+      <w:proofErr w:type="gramEnd"/>
+      <w:r>
+        <w:rPr>
+          <w:rFonts w:hint="eastAsia"/>
+        </w:rPr>
+        <w:t xml:space="preserve">了一下，“可是，”他扣住双手，“因为一点小挫折就放弃，会不会太可惜了？”他略微歪了歪头。  </w:t>
+      </w:r>
+    </w:p>
+    <w:p>
+      <w:pPr>
+        <w:ind w:firstLine="720"/>
+        <w:rPr>
+          <w:rFonts w:hint="eastAsia"/>
+        </w:rPr>
+      </w:pPr>
+      <w:r>
+        <w:rPr>
+          <w:rFonts w:hint="eastAsia"/>
+        </w:rPr>
+        <w:t>随后他把身子往后靠，“话说回来。其实，那天那个主审官，对你的印象还不错的嘞。”他舒展了一下眉毛，睁大了他的双眼，“就是一点小问题。再努力一下的话，也不是什么大问题。”林尔依的内心动摇了，她的眼睛在闪。</w:t>
+      </w:r>
+      <w:proofErr w:type="gramStart"/>
+      <w:r>
+        <w:rPr>
+          <w:rFonts w:hint="eastAsia"/>
+        </w:rPr>
+        <w:t>林派升的</w:t>
+      </w:r>
+      <w:proofErr w:type="gramEnd"/>
+      <w:r>
+        <w:rPr>
+          <w:rFonts w:hint="eastAsia"/>
+        </w:rPr>
+        <w:t xml:space="preserve">头和身子渴望地前倾，他的双眼不自觉睁大。他继续说：“你才三十岁，论文发得那么好，再努力一下，他们有什么理由不要你？”  </w:t>
+      </w:r>
+    </w:p>
+    <w:p>
+      <w:pPr>
+        <w:ind w:firstLine="720"/>
+        <w:rPr>
+          <w:rFonts w:hint="eastAsia"/>
+        </w:rPr>
+      </w:pPr>
+      <w:r>
+        <w:rPr>
+          <w:rFonts w:hint="eastAsia"/>
+        </w:rPr>
+        <w:t>林尔依双眼中闪动的光熄灭了。有那么一瞬间，</w:t>
+      </w:r>
+      <w:proofErr w:type="gramStart"/>
+      <w:r>
+        <w:rPr>
+          <w:rFonts w:hint="eastAsia"/>
+        </w:rPr>
+        <w:t>林派升的</w:t>
+      </w:r>
+      <w:proofErr w:type="gramEnd"/>
+      <w:r>
+        <w:rPr>
+          <w:rFonts w:hint="eastAsia"/>
+        </w:rPr>
+        <w:t xml:space="preserve">眉头皱了一下。他刚刚前倾的身子缩回去了。林尔依叹了口气，“爸。我放弃了。”  </w:t>
+      </w:r>
+    </w:p>
+    <w:p>
+      <w:pPr>
+        <w:ind w:firstLine="720"/>
+        <w:rPr>
+          <w:rFonts w:hint="eastAsia"/>
+        </w:rPr>
+      </w:pPr>
+      <w:r>
+        <w:rPr>
+          <w:rFonts w:hint="eastAsia"/>
+        </w:rPr>
+        <w:t>“好吧。这是你自己的选择。我尊重你的选择。”</w:t>
+      </w:r>
+      <w:proofErr w:type="gramStart"/>
+      <w:r>
+        <w:rPr>
+          <w:rFonts w:hint="eastAsia"/>
+        </w:rPr>
+        <w:t>林派升也</w:t>
+      </w:r>
+      <w:proofErr w:type="gramEnd"/>
+      <w:r>
+        <w:rPr>
+          <w:rFonts w:hint="eastAsia"/>
+        </w:rPr>
+        <w:t xml:space="preserve">叹了口气。他起身，背着手，走到墙壁前对着墙壁思考，仿佛一切运筹帷幄。  </w:t>
+      </w:r>
+    </w:p>
+    <w:p>
+      <w:pPr>
+        <w:ind w:firstLine="720"/>
+        <w:rPr>
+          <w:rFonts w:hint="eastAsia"/>
+        </w:rPr>
+      </w:pPr>
+      <w:r>
+        <w:rPr>
+          <w:rFonts w:hint="eastAsia"/>
+        </w:rPr>
+        <w:t>林尔依呆坐在沙发上。她坐了一会后，突然冷</w:t>
+      </w:r>
+      <w:proofErr w:type="gramStart"/>
+      <w:r>
+        <w:rPr>
+          <w:rFonts w:hint="eastAsia"/>
+        </w:rPr>
+        <w:t>不</w:t>
+      </w:r>
+      <w:proofErr w:type="gramEnd"/>
+      <w:r>
+        <w:rPr>
+          <w:rFonts w:hint="eastAsia"/>
+        </w:rPr>
+        <w:t xml:space="preserve">伶仃冒出来一句：“那天我没骂错。”  </w:t>
+      </w:r>
+    </w:p>
+    <w:p>
+      <w:pPr>
+        <w:ind w:firstLine="720"/>
+        <w:rPr>
+          <w:rFonts w:hint="eastAsia"/>
+        </w:rPr>
+      </w:pPr>
+      <w:r>
+        <w:rPr>
+          <w:rFonts w:hint="eastAsia"/>
+        </w:rPr>
+        <w:t>林</w:t>
+      </w:r>
+      <w:proofErr w:type="gramStart"/>
+      <w:r>
+        <w:rPr>
+          <w:rFonts w:hint="eastAsia"/>
+        </w:rPr>
+        <w:t>派升皱</w:t>
+      </w:r>
+      <w:proofErr w:type="gramEnd"/>
+      <w:r>
+        <w:rPr>
+          <w:rFonts w:hint="eastAsia"/>
+        </w:rPr>
+        <w:t xml:space="preserve">了皱眉头。但是，他转过身来，又变得面无表情，冷酷地看着她。  </w:t>
+      </w:r>
+    </w:p>
+    <w:p>
+      <w:pPr>
+        <w:ind w:firstLine="720"/>
+        <w:rPr>
+          <w:rFonts w:hint="eastAsia"/>
+        </w:rPr>
+      </w:pPr>
+      <w:r>
+        <w:rPr>
+          <w:rFonts w:hint="eastAsia"/>
+        </w:rPr>
+        <w:t xml:space="preserve">“我之所以要放弃六山实验室，就是要远离你。”林尔依站起来，用手指着他，像那天她骂他的时候一样。  </w:t>
+      </w:r>
+    </w:p>
+    <w:p>
+      <w:pPr>
+        <w:ind w:firstLine="720"/>
+        <w:rPr>
+          <w:rFonts w:hint="eastAsia"/>
+        </w:rPr>
+      </w:pPr>
+      <w:r>
+        <w:rPr>
+          <w:rFonts w:hint="eastAsia"/>
+        </w:rPr>
+        <w:lastRenderedPageBreak/>
+        <w:t xml:space="preserve">“而且我要更进一步，从此与我所学的整个专业切割，也就是你的专业。”  </w:t>
+      </w:r>
+    </w:p>
+    <w:p>
+      <w:pPr>
+        <w:ind w:firstLine="720"/>
+        <w:rPr>
+          <w:rFonts w:hint="eastAsia"/>
+        </w:rPr>
+      </w:pPr>
+      <w:r>
+        <w:rPr>
+          <w:rFonts w:hint="eastAsia"/>
+        </w:rPr>
+        <w:t xml:space="preserve">父女二人先是开始辩论，随后演变成争吵，最后变成了激烈的争吵。  </w:t>
+      </w:r>
+    </w:p>
+    <w:p>
+      <w:pPr>
+        <w:ind w:firstLine="720"/>
+        <w:rPr>
+          <w:rFonts w:hint="eastAsia"/>
+        </w:rPr>
+      </w:pPr>
+      <w:r>
+        <w:rPr>
+          <w:rFonts w:hint="eastAsia"/>
+        </w:rPr>
+        <w:t xml:space="preserve">窗是紧闭的，月光透不进来。被静音手机上几十个未接电话。今夜没有寒风，床上不寒冷，只有林尔依坚定了自己内心中的信念。手机又亮了一次后，她坚定地起身，把电话挂了。于是，今晚再也没有电话打进来了，她安然入睡。  </w:t>
+      </w:r>
+      <w:r>
+        <w:rPr>
+          <w:rFonts w:hint="eastAsia"/>
+        </w:rPr>
+        <w:t xml:space="preserve">  </w:t>
+      </w:r>
+    </w:p>
+    <w:p>
+      <w:pPr>
+        <w:ind w:firstLine="720"/>
+        <w:rPr>
+          <w:rFonts w:hint="eastAsia"/>
+        </w:rPr>
+      </w:pPr>
+      <w:r>
+        <w:rPr>
+          <w:rFonts w:hint="eastAsia"/>
+        </w:rPr>
+        <w:br w:type="page"/>
+      </w:r>
+    </w:p>
+    <w:p>
+      <w:pPr>
+        <w:pStyle w:val="CNX"/>
+        <w:rPr>
+          <w:rFonts w:hint="eastAsia"/>
+        </w:rPr>
+      </w:pPr>
+      <w:bookmarkStart w:id="5" w:name="_Toc218019010"/>
+      <w:r>
+        <w:rPr>
+          <w:rFonts w:hint="eastAsia"/>
+        </w:rPr>
+        <w:lastRenderedPageBreak/>
+        <w:t>第 03 章，转折</w:t>
+      </w:r>
+      <w:bookmarkEnd w:id="5"/>
+    </w:p>
+    <w:p>
+      <w:pPr>
+        <w:ind w:firstLine="720"/>
+        <w:rPr>
+          <w:rFonts w:hint="eastAsia"/>
+        </w:rPr>
+      </w:pPr>
+      <w:r>
+        <w:rPr>
+          <w:rFonts w:hint="eastAsia"/>
+        </w:rPr>
+        <w:t xml:space="preserve">林尔依也不知道是从什么时候开始，自己居然走向了这般境地。  </w:t>
+      </w:r>
+    </w:p>
+    <w:p>
+      <w:pPr>
+        <w:ind w:firstLine="720"/>
+        <w:rPr>
+          <w:rFonts w:hint="eastAsia"/>
+        </w:rPr>
+      </w:pPr>
+      <w:r>
+        <w:rPr>
+          <w:rFonts w:hint="eastAsia"/>
+        </w:rPr>
+        <w:t>她现在正被一大堆身穿各式制服的联邦法警簇拥着前进，手上和脚上压着沉重的</w:t>
+      </w:r>
+      <w:proofErr w:type="gramStart"/>
+      <w:r>
+        <w:rPr>
+          <w:rFonts w:hint="eastAsia"/>
+        </w:rPr>
+        <w:t>铐</w:t>
+      </w:r>
+      <w:proofErr w:type="gramEnd"/>
+      <w:r>
+        <w:rPr>
+          <w:rFonts w:hint="eastAsia"/>
+        </w:rPr>
+        <w:t xml:space="preserve">子。  </w:t>
+      </w:r>
+    </w:p>
+    <w:p>
+      <w:pPr>
+        <w:ind w:firstLine="720"/>
+        <w:rPr>
+          <w:rFonts w:hint="eastAsia"/>
+        </w:rPr>
+      </w:pPr>
+      <w:r>
+        <w:rPr>
+          <w:rFonts w:hint="eastAsia"/>
+        </w:rPr>
+        <w:t>现在她可有很多时间去思考啦。或者，站在她自己对立面来讲，悔过吧。但是她认为她做出这一切都是出于“正义”。不，那终归是一个太广泛的概念了。“公道”吧？这样会好一点吧。或许也太讽刺了。一切都是“必要的牺牲”？“必然的发展趋势”，最终她这样</w:t>
+      </w:r>
+      <w:proofErr w:type="gramStart"/>
+      <w:r>
+        <w:rPr>
+          <w:rFonts w:hint="eastAsia"/>
+        </w:rPr>
+        <w:t>说服着</w:t>
+      </w:r>
+      <w:proofErr w:type="gramEnd"/>
+      <w:r>
+        <w:rPr>
+          <w:rFonts w:hint="eastAsia"/>
+        </w:rPr>
+        <w:t xml:space="preserve">她自己，但她还是摇了摇头，冷笑了一下。  </w:t>
+      </w:r>
+    </w:p>
+    <w:p>
+      <w:pPr>
+        <w:ind w:firstLine="720"/>
+        <w:rPr>
+          <w:rFonts w:hint="eastAsia"/>
+        </w:rPr>
+      </w:pPr>
+      <w:r>
+        <w:rPr>
+          <w:rFonts w:hint="eastAsia"/>
+        </w:rPr>
+        <w:t>那么，是什么时候开始的呢？或许是从她在面试的时候臭骂她父亲的时候开始。又或许，是从她第一次察觉她与众不同的能力开始。也可能，从她成长的时候就开始了。如果她不去找</w:t>
+      </w:r>
+      <w:proofErr w:type="gramStart"/>
+      <w:r>
+        <w:rPr>
+          <w:rFonts w:hint="eastAsia"/>
+        </w:rPr>
+        <w:t>林彼依</w:t>
+      </w:r>
+      <w:proofErr w:type="gramEnd"/>
+      <w:r>
+        <w:rPr>
+          <w:rFonts w:hint="eastAsia"/>
+        </w:rPr>
+        <w:t xml:space="preserve">，是不是事情就不会走向今天这样？这也是一个思考的方向。但她永远不会知道答案了，而她现在有无限的时间去思考。在接下来漫长的时间里，这个问题会化作一根套索，一直勒住她的脖颈，让她窒息，但却无法让她死亡，一直折磨着她。  </w:t>
+      </w:r>
+    </w:p>
+    <w:p>
+      <w:pPr>
+        <w:ind w:firstLine="720"/>
+        <w:rPr>
+          <w:rFonts w:hint="eastAsia"/>
+        </w:rPr>
+      </w:pPr>
+      <w:r>
+        <w:rPr>
+          <w:rFonts w:hint="eastAsia"/>
+        </w:rPr>
+        <w:t xml:space="preserve">看守所的走廊很长，林尔依感觉好像走了一辈子。这些类似的问题她想了一个又一个。她感到窒息，沉重的手铐和脚镣死死地锁住她的双手和双脚，压得她喘不过气来。  </w:t>
+      </w:r>
+    </w:p>
+    <w:p>
+      <w:pPr>
+        <w:ind w:firstLine="720"/>
+        <w:rPr>
+          <w:rFonts w:hint="eastAsia"/>
+        </w:rPr>
+      </w:pPr>
+      <w:r>
+        <w:rPr>
+          <w:rFonts w:hint="eastAsia"/>
+        </w:rPr>
+        <w:t>她只知道被周围簇拥着的人群机械地移动。她的身子很瘦小，很虚弱，她走得很慢，步子迈得很小，很细碎。她已经尽力了，她</w:t>
+      </w:r>
+      <w:r>
+        <w:rPr>
+          <w:rFonts w:hint="eastAsia"/>
+        </w:rPr>
+        <w:lastRenderedPageBreak/>
+        <w:t>身上</w:t>
+      </w:r>
+      <w:proofErr w:type="gramStart"/>
+      <w:r>
+        <w:rPr>
+          <w:rFonts w:hint="eastAsia"/>
+        </w:rPr>
+        <w:t>的镣子很重</w:t>
+      </w:r>
+      <w:proofErr w:type="gramEnd"/>
+      <w:r>
+        <w:rPr>
+          <w:rFonts w:hint="eastAsia"/>
+        </w:rPr>
+        <w:t xml:space="preserve">。她得双眼早在很久之前就失神了，只是冰冷地捕捉着周遭的一切。这里潮湿，阴暗，时不时还有人冷笑，或者咳嗽两声。当然，几十个押送林尔依的法警人员的嘈杂脚步声是无论如何都无法令人忽视的。但在林尔依的耳中，这些声音已经全然淡去，丝毫没有其他犯人时不时的咳嗽，冷笑，以及白炽灯的电流声显眼。  </w:t>
+      </w:r>
+    </w:p>
+    <w:p>
+      <w:pPr>
+        <w:ind w:firstLine="720"/>
+        <w:rPr>
+          <w:rFonts w:hint="eastAsia"/>
+        </w:rPr>
+      </w:pPr>
+      <w:r>
+        <w:rPr>
+          <w:rFonts w:hint="eastAsia"/>
+        </w:rPr>
+        <w:t xml:space="preserve">那股电流声仿佛不是外面的，而是她脑海中的。  </w:t>
+      </w:r>
+    </w:p>
+    <w:p>
+      <w:pPr>
+        <w:ind w:firstLine="720"/>
+        <w:rPr>
+          <w:rFonts w:hint="eastAsia"/>
+        </w:rPr>
+      </w:pPr>
+      <w:r>
+        <w:rPr>
+          <w:rFonts w:hint="eastAsia"/>
+        </w:rPr>
+        <w:t>她</w:t>
+      </w:r>
+      <w:proofErr w:type="gramStart"/>
+      <w:r>
+        <w:rPr>
+          <w:rFonts w:hint="eastAsia"/>
+        </w:rPr>
+        <w:t>最终坐</w:t>
+      </w:r>
+      <w:proofErr w:type="gramEnd"/>
+      <w:r>
+        <w:rPr>
+          <w:rFonts w:hint="eastAsia"/>
+        </w:rPr>
+        <w:t>到了一张桌子前，一盏台灯明晃晃的照着，一位警官</w:t>
+      </w:r>
+      <w:proofErr w:type="gramStart"/>
+      <w:r>
+        <w:rPr>
+          <w:rFonts w:hint="eastAsia"/>
+        </w:rPr>
+        <w:t>审讯着</w:t>
+      </w:r>
+      <w:proofErr w:type="gramEnd"/>
+      <w:r>
+        <w:rPr>
+          <w:rFonts w:hint="eastAsia"/>
+        </w:rPr>
+        <w:t xml:space="preserve">她。  </w:t>
+      </w:r>
+    </w:p>
+    <w:p>
+      <w:pPr>
+        <w:ind w:firstLine="720"/>
+        <w:rPr>
+          <w:rFonts w:hint="eastAsia"/>
+        </w:rPr>
+      </w:pPr>
+      <w:r>
+        <w:rPr>
+          <w:rFonts w:hint="eastAsia"/>
+        </w:rPr>
+        <w:t xml:space="preserve">“姓名。”她看着那扇台灯，电流的滋滋声要把她的脑袋给煎熟了。  </w:t>
+      </w:r>
+    </w:p>
+    <w:p>
+      <w:pPr>
+        <w:ind w:firstLine="720"/>
+        <w:rPr>
+          <w:rFonts w:hint="eastAsia"/>
+        </w:rPr>
+      </w:pPr>
+      <w:r>
+        <w:rPr>
+          <w:rFonts w:hint="eastAsia"/>
+        </w:rPr>
+        <w:t xml:space="preserve">“神...”林尔依下意识开口，但是她却突然发笑了，那并不是她真正的名字，她已经连自己的本名都忘了吗？  </w:t>
+      </w:r>
+    </w:p>
+    <w:p>
+      <w:pPr>
+        <w:ind w:firstLine="720"/>
+        <w:rPr>
+          <w:rFonts w:hint="eastAsia"/>
+        </w:rPr>
+      </w:pPr>
+      <w:r>
+        <w:rPr>
+          <w:rFonts w:hint="eastAsia"/>
+        </w:rPr>
+        <w:t xml:space="preserve">“林尔依。”她说。  </w:t>
+      </w:r>
+    </w:p>
+    <w:p>
+      <w:pPr>
+        <w:ind w:firstLine="720"/>
+        <w:rPr>
+          <w:rFonts w:hint="eastAsia"/>
+        </w:rPr>
+      </w:pPr>
+      <w:r>
+        <w:rPr>
+          <w:rFonts w:hint="eastAsia"/>
+        </w:rPr>
+        <w:t xml:space="preserve">“生日。”  </w:t>
+      </w:r>
+    </w:p>
+    <w:p>
+      <w:pPr>
+        <w:ind w:firstLine="720"/>
+        <w:rPr>
+          <w:rFonts w:hint="eastAsia"/>
+        </w:rPr>
+      </w:pPr>
+      <w:r>
+        <w:rPr>
+          <w:rFonts w:hint="eastAsia"/>
+        </w:rPr>
+        <w:t xml:space="preserve">“2004年10月11日。”  </w:t>
+      </w:r>
+    </w:p>
+    <w:p>
+      <w:pPr>
+        <w:ind w:firstLine="720"/>
+        <w:rPr>
+          <w:rFonts w:hint="eastAsia"/>
+        </w:rPr>
+      </w:pPr>
+      <w:r>
+        <w:rPr>
+          <w:rFonts w:hint="eastAsia"/>
+        </w:rPr>
+        <w:t xml:space="preserve">“年龄。”  </w:t>
+      </w:r>
+    </w:p>
+    <w:p>
+      <w:pPr>
+        <w:ind w:firstLine="720"/>
+        <w:rPr>
+          <w:rFonts w:hint="eastAsia"/>
+        </w:rPr>
+      </w:pPr>
+      <w:r>
+        <w:rPr>
+          <w:rFonts w:hint="eastAsia"/>
+        </w:rPr>
+        <w:t xml:space="preserve">“36岁。”  </w:t>
+      </w:r>
+    </w:p>
+    <w:p>
+      <w:pPr>
+        <w:ind w:firstLine="720"/>
+        <w:rPr>
+          <w:rFonts w:hint="eastAsia"/>
+        </w:rPr>
+      </w:pPr>
+      <w:r>
+        <w:rPr>
+          <w:rFonts w:hint="eastAsia"/>
+        </w:rPr>
+        <w:t xml:space="preserve">“身高。”  </w:t>
+      </w:r>
+    </w:p>
+    <w:p>
+      <w:pPr>
+        <w:ind w:firstLine="720"/>
+        <w:rPr>
+          <w:rFonts w:hint="eastAsia"/>
+        </w:rPr>
+      </w:pPr>
+      <w:r>
+        <w:rPr>
+          <w:rFonts w:hint="eastAsia"/>
+        </w:rPr>
+        <w:t xml:space="preserve">“172cm，5"8'。”  </w:t>
+      </w:r>
+    </w:p>
+    <w:p>
+      <w:pPr>
+        <w:ind w:firstLine="720"/>
+        <w:rPr>
+          <w:rFonts w:hint="eastAsia"/>
+        </w:rPr>
+      </w:pPr>
+      <w:r>
+        <w:rPr>
+          <w:rFonts w:hint="eastAsia"/>
+        </w:rPr>
+        <w:t xml:space="preserve">“体重。”  </w:t>
+      </w:r>
+    </w:p>
+    <w:p>
+      <w:pPr>
+        <w:ind w:firstLine="720"/>
+        <w:rPr>
+          <w:rFonts w:hint="eastAsia"/>
+        </w:rPr>
+      </w:pPr>
+      <w:r>
+        <w:rPr>
+          <w:rFonts w:hint="eastAsia"/>
+        </w:rPr>
+        <w:lastRenderedPageBreak/>
+        <w:t xml:space="preserve">“59kg，130磅。”  </w:t>
+      </w:r>
+    </w:p>
+    <w:p>
+      <w:pPr>
+        <w:ind w:firstLine="720"/>
+        <w:rPr>
+          <w:rFonts w:hint="eastAsia"/>
+        </w:rPr>
+      </w:pPr>
+      <w:r>
+        <w:rPr>
+          <w:rFonts w:hint="eastAsia"/>
+        </w:rPr>
+        <w:t xml:space="preserve">“吸毒史，精神病史，疾病史。”  </w:t>
+      </w:r>
+    </w:p>
+    <w:p>
+      <w:pPr>
+        <w:ind w:firstLine="720"/>
+        <w:rPr>
+          <w:rFonts w:hint="eastAsia"/>
+        </w:rPr>
+      </w:pPr>
+      <w:r>
+        <w:rPr>
+          <w:rFonts w:hint="eastAsia"/>
+        </w:rPr>
+        <w:t xml:space="preserve">“没有。”  </w:t>
+      </w:r>
+    </w:p>
+    <w:p>
+      <w:pPr>
+        <w:ind w:firstLine="720"/>
+        <w:rPr>
+          <w:rFonts w:hint="eastAsia"/>
+        </w:rPr>
+      </w:pPr>
+      <w:r>
+        <w:rPr>
+          <w:rFonts w:hint="eastAsia"/>
+        </w:rPr>
+        <w:t xml:space="preserve">“紧急联系人。”听到这个问题，林尔依居然犹豫了一下。她想抬起手来，抱住脑袋思考一下，但是有手铐的约束。她一开始想说没有，但是又思考了片刻后，她还是说出了那三个字：“林子伊。”  </w:t>
+      </w:r>
+    </w:p>
+    <w:p>
+      <w:pPr>
+        <w:ind w:firstLine="720"/>
+        <w:rPr>
+          <w:rFonts w:hint="eastAsia"/>
+        </w:rPr>
+      </w:pPr>
+      <w:r>
+        <w:rPr>
+          <w:rFonts w:hint="eastAsia"/>
+        </w:rPr>
+        <w:t xml:space="preserve">“你感觉怎么样？今天。你过去是否尝试过自杀？你现在是否有自杀想法？”  </w:t>
+      </w:r>
+    </w:p>
+    <w:p>
+      <w:pPr>
+        <w:ind w:firstLine="720"/>
+        <w:rPr>
+          <w:rFonts w:hint="eastAsia"/>
+        </w:rPr>
+      </w:pPr>
+      <w:r>
+        <w:rPr>
+          <w:rFonts w:hint="eastAsia"/>
+        </w:rPr>
+        <w:t xml:space="preserve">“没有。”  </w:t>
+      </w:r>
+    </w:p>
+    <w:p>
+      <w:pPr>
+        <w:ind w:firstLine="720"/>
+        <w:rPr>
+          <w:rFonts w:hint="eastAsia"/>
+        </w:rPr>
+      </w:pPr>
+      <w:r>
+        <w:rPr>
+          <w:rFonts w:hint="eastAsia"/>
+        </w:rPr>
+        <w:t xml:space="preserve">“犯罪记录。”  </w:t>
+      </w:r>
+    </w:p>
+    <w:p>
+      <w:pPr>
+        <w:ind w:firstLine="720"/>
+        <w:rPr>
+          <w:rFonts w:hint="eastAsia"/>
+        </w:rPr>
+      </w:pPr>
+      <w:r>
+        <w:rPr>
+          <w:rFonts w:hint="eastAsia"/>
+        </w:rPr>
+        <w:t xml:space="preserve">“没有。”  </w:t>
+      </w:r>
+    </w:p>
+    <w:p>
+      <w:pPr>
+        <w:ind w:firstLine="720"/>
+        <w:rPr>
+          <w:rFonts w:hint="eastAsia"/>
+        </w:rPr>
+      </w:pPr>
+      <w:r>
+        <w:rPr>
+          <w:rFonts w:hint="eastAsia"/>
+        </w:rPr>
+        <w:t xml:space="preserve">“你怀孕了吗？”  </w:t>
+      </w:r>
+    </w:p>
+    <w:p>
+      <w:pPr>
+        <w:ind w:firstLine="720"/>
+        <w:rPr>
+          <w:rFonts w:hint="eastAsia"/>
+        </w:rPr>
+      </w:pPr>
+      <w:r>
+        <w:rPr>
+          <w:rFonts w:hint="eastAsia"/>
+        </w:rPr>
+        <w:t xml:space="preserve">“没有。”  </w:t>
+      </w:r>
+    </w:p>
+    <w:p>
+      <w:pPr>
+        <w:ind w:firstLine="720"/>
+        <w:rPr>
+          <w:rFonts w:hint="eastAsia"/>
+        </w:rPr>
+      </w:pPr>
+      <w:r>
+        <w:rPr>
+          <w:rFonts w:hint="eastAsia"/>
+        </w:rPr>
+        <w:t xml:space="preserve">林尔依面无表情地快速答完了一系列问题。  </w:t>
+      </w:r>
+    </w:p>
+    <w:p>
+      <w:pPr>
+        <w:ind w:firstLine="720"/>
+        <w:rPr>
+          <w:rFonts w:hint="eastAsia"/>
+        </w:rPr>
+      </w:pPr>
+      <w:r>
+        <w:rPr>
+          <w:rFonts w:hint="eastAsia"/>
+        </w:rPr>
+        <w:t xml:space="preserve">看守所的警官面无表情地叹了口气，解开林尔依的固定拷，把她带向下一个房间，对她说：“你的首次出庭安排在明天早上。”随后一大群工作人员跟随着她的脚步移动着。她像是一个大明星，最后被簇拥着离开了这里。  </w:t>
+      </w:r>
+    </w:p>
+    <w:p>
+      <w:pPr>
+        <w:ind w:firstLine="720"/>
+        <w:rPr>
+          <w:rFonts w:hint="eastAsia"/>
+        </w:rPr>
+      </w:pPr>
+      <w:r>
+        <w:rPr>
+          <w:rFonts w:hint="eastAsia"/>
+        </w:rPr>
+        <w:t xml:space="preserve">“咚——”那扇门重重地自动合上了。房间里空无一人，只剩下一本厚厚的档案，一杯还冒着热气的咖啡，还有一盏刺眼的灯，把桌面上的东西照出大大的阴影。  </w:t>
+      </w:r>
+    </w:p>
+    <w:p>
+      <w:pPr>
+        <w:ind w:firstLine="720"/>
+        <w:rPr>
+          <w:rFonts w:hint="eastAsia"/>
+        </w:rPr>
+      </w:pPr>
+    </w:p>
+    <w:p>
+      <w:pPr>
+        <w:ind w:firstLine="720"/>
+        <w:rPr>
+          <w:rFonts w:hint="eastAsia"/>
+        </w:rPr>
+      </w:pPr>
+    </w:p>
+    <w:p>
+      <w:pPr>
+        <w:ind w:firstLine="720"/>
+        <w:rPr>
+          <w:rFonts w:hint="eastAsia"/>
+        </w:rPr>
+      </w:pPr>
+      <w:r>
+        <w:rPr>
+          <w:rFonts w:hint="eastAsia"/>
+        </w:rPr>
+        <w:t>林尔依很不喜欢到这里来。这倒不是出于什么情感上的原因，单纯只是出于交通不便利。她一大早就出发了。她坐了地铁，转了好几</w:t>
+      </w:r>
+      <w:proofErr w:type="gramStart"/>
+      <w:r>
+        <w:rPr>
+          <w:rFonts w:hint="eastAsia"/>
+        </w:rPr>
+        <w:t>趟</w:t>
+      </w:r>
+      <w:proofErr w:type="gramEnd"/>
+      <w:r>
+        <w:rPr>
+          <w:rFonts w:hint="eastAsia"/>
+        </w:rPr>
+        <w:t xml:space="preserve">公交，最终还是打了一辆出租，才来到了这座位于湖边的风雅别墅。  </w:t>
+      </w:r>
+    </w:p>
+    <w:p>
+      <w:pPr>
+        <w:ind w:firstLine="720"/>
+        <w:rPr>
+          <w:rFonts w:hint="eastAsia"/>
+        </w:rPr>
+      </w:pPr>
+      <w:r>
+        <w:rPr>
+          <w:rFonts w:hint="eastAsia"/>
+        </w:rPr>
+        <w:t>这是一栋三层带阁楼的实木别墅，整体呈亮棕色，带着一个不小的花园，和其他类似的建筑一样耸立在这片安宁祥和的社区。别墅的主人是林或与，国家科学院的院士，一位老教授，</w:t>
+      </w:r>
+      <w:proofErr w:type="gramStart"/>
+      <w:r>
+        <w:rPr>
+          <w:rFonts w:hint="eastAsia"/>
+        </w:rPr>
+        <w:t>林派升的</w:t>
+      </w:r>
+      <w:proofErr w:type="gramEnd"/>
+      <w:r>
+        <w:rPr>
+          <w:rFonts w:hint="eastAsia"/>
+        </w:rPr>
+        <w:t xml:space="preserve">父亲，也是林尔依的祖父。  </w:t>
+      </w:r>
+    </w:p>
+    <w:p>
+      <w:pPr>
+        <w:ind w:firstLine="720"/>
+        <w:rPr>
+          <w:rFonts w:hint="eastAsia"/>
+        </w:rPr>
+      </w:pPr>
+      <w:r>
+        <w:rPr>
+          <w:rFonts w:hint="eastAsia"/>
+        </w:rPr>
+        <w:t xml:space="preserve">时至正午，太阳高高地挂起，把地上照得白白的，周围没有可以遮掩的地方。林尔依快步跑到屋檐下，她身上的皮肤红红的。她就站在门前喘着气。门上没有门牌号，只有两行银色金属小字：  </w:t>
+      </w:r>
+    </w:p>
+    <w:p>
+      <w:pPr>
+        <w:ind w:firstLine="720"/>
+        <w:rPr>
+          <w:rFonts w:hint="eastAsia"/>
+        </w:rPr>
+      </w:pPr>
+      <w:r>
+        <w:rPr>
+          <w:rFonts w:hint="eastAsia"/>
+        </w:rPr>
+        <w:t xml:space="preserve">“林或与 教授”  </w:t>
+      </w:r>
+    </w:p>
+    <w:p>
+      <w:pPr>
+        <w:ind w:firstLine="720"/>
+        <w:rPr>
+          <w:rFonts w:hint="eastAsia"/>
+        </w:rPr>
+      </w:pPr>
+      <w:r>
+        <w:rPr>
+          <w:rFonts w:hint="eastAsia"/>
+        </w:rPr>
+        <w:t xml:space="preserve">“Prof. Lin HuoYu”  </w:t>
+      </w:r>
+    </w:p>
+    <w:p>
+      <w:pPr>
+        <w:ind w:firstLine="720"/>
+        <w:rPr>
+          <w:rFonts w:hint="eastAsia"/>
+        </w:rPr>
+      </w:pPr>
+      <w:r>
+        <w:rPr>
+          <w:rFonts w:hint="eastAsia"/>
+        </w:rPr>
+        <w:t>门牌号在一旁的木梁上，8691。已经过去了一段时间，但是林尔依还是大口喘着气。她简单打理了一下自己，环顾了一下四周。这里环境十分优美，建筑都是朴实的古典风格，户与户之间是砖石土木铸成的墙，就埋在精心打理好的灌木丛之后。每一户的草坪上都至少有一颗绿茵茵的大树，</w:t>
+      </w:r>
+      <w:proofErr w:type="gramStart"/>
+      <w:r>
+        <w:rPr>
+          <w:rFonts w:hint="eastAsia"/>
+        </w:rPr>
+        <w:t>庇</w:t>
+      </w:r>
+      <w:proofErr w:type="gramEnd"/>
+      <w:r>
+        <w:rPr>
+          <w:rFonts w:hint="eastAsia"/>
+        </w:rPr>
+        <w:t>罩着居住在这里的社会贤达，及受其余阴庇护的孝子贤孙。每一户都把自己家里打理得井井有</w:t>
+      </w:r>
+      <w:r>
+        <w:rPr>
+          <w:rFonts w:hint="eastAsia"/>
+        </w:rPr>
+        <w:lastRenderedPageBreak/>
+        <w:t>条，尽力</w:t>
+      </w:r>
+      <w:proofErr w:type="gramStart"/>
+      <w:r>
+        <w:rPr>
+          <w:rFonts w:hint="eastAsia"/>
+        </w:rPr>
+        <w:t>彰</w:t>
+      </w:r>
+      <w:proofErr w:type="gramEnd"/>
+      <w:r>
+        <w:rPr>
+          <w:rFonts w:hint="eastAsia"/>
+        </w:rPr>
+        <w:t xml:space="preserve">显着自己的体面门面。最终，一个三十岁出头未经世事的少女在这个典雅的社区显得是如此的格格不入。  </w:t>
+      </w:r>
+    </w:p>
+    <w:p>
+      <w:pPr>
+        <w:ind w:firstLine="720"/>
+        <w:rPr>
+          <w:rFonts w:hint="eastAsia"/>
+        </w:rPr>
+      </w:pPr>
+      <w:r>
+        <w:rPr>
+          <w:rFonts w:hint="eastAsia"/>
+        </w:rPr>
+        <w:t>林尔依尽量让自己穿</w:t>
+      </w:r>
+      <w:proofErr w:type="gramStart"/>
+      <w:r>
+        <w:rPr>
+          <w:rFonts w:hint="eastAsia"/>
+        </w:rPr>
+        <w:t>得正式才</w:t>
+      </w:r>
+      <w:proofErr w:type="gramEnd"/>
+      <w:r>
+        <w:rPr>
+          <w:rFonts w:hint="eastAsia"/>
+        </w:rPr>
+        <w:t xml:space="preserve">来的。她最后打理了一下自己。太阳照得她很热，屋檐下的阴影只有一点点，她被晒得皮肤刺痛。她按了一下门铃，然后挺胸抬头地站在原地。  </w:t>
+      </w:r>
+    </w:p>
+    <w:p>
+      <w:pPr>
+        <w:ind w:firstLine="720"/>
+        <w:rPr>
+          <w:rFonts w:hint="eastAsia"/>
+        </w:rPr>
+      </w:pPr>
+      <w:r>
+        <w:rPr>
+          <w:rFonts w:hint="eastAsia"/>
+        </w:rPr>
+        <w:t xml:space="preserve">“放在门口就行了，弗兰肯。”屋内传来了一个慈祥的声音，“小费在老地方。”  </w:t>
+      </w:r>
+    </w:p>
+    <w:p>
+      <w:pPr>
+        <w:ind w:firstLine="720"/>
+        <w:rPr>
+          <w:rFonts w:hint="eastAsia"/>
+        </w:rPr>
+      </w:pPr>
+      <w:r>
+        <w:rPr>
+          <w:rFonts w:hint="eastAsia"/>
+        </w:rPr>
+        <w:t xml:space="preserve">林尔依眨了眨眼，清了清嗓子，深吸了一口气，“爷爷，是我，林尔依。”她朝着门里面喊。  </w:t>
+      </w:r>
+    </w:p>
+    <w:p>
+      <w:pPr>
+        <w:ind w:firstLine="720"/>
+        <w:rPr>
+          <w:rFonts w:hint="eastAsia"/>
+        </w:rPr>
+      </w:pPr>
+      <w:r>
+        <w:rPr>
+          <w:rFonts w:hint="eastAsia"/>
+        </w:rPr>
+        <w:t xml:space="preserve">门里安静了一会，随后传来了一阵忙碌声，“稍等一会，亲爱的！”  </w:t>
+      </w:r>
+    </w:p>
+    <w:p>
+      <w:pPr>
+        <w:ind w:firstLine="720"/>
+        <w:rPr>
+          <w:rFonts w:hint="eastAsia"/>
+        </w:rPr>
+      </w:pPr>
+      <w:r>
+        <w:rPr>
+          <w:rFonts w:hint="eastAsia"/>
+        </w:rPr>
+        <w:t xml:space="preserve">又经过一段时间的等待后，门开了。一个面相慈祥的老爷爷对着林尔依露出了一个大方的笑容。  </w:t>
+      </w:r>
+    </w:p>
+    <w:p>
+      <w:pPr>
+        <w:ind w:firstLine="720"/>
+        <w:rPr>
+          <w:rFonts w:hint="eastAsia"/>
+        </w:rPr>
+      </w:pPr>
+      <w:r>
+        <w:rPr>
+          <w:rFonts w:hint="eastAsia"/>
+        </w:rPr>
+        <w:t xml:space="preserve">这是一位身材魁梧壮硕的老人，身高一七五，头发已然全然花白，但手脚依然很利索，脸上的皮肤也很紧致，给人的感觉看上去十分精神。  </w:t>
+      </w:r>
+    </w:p>
+    <w:p>
+      <w:pPr>
+        <w:ind w:firstLine="720"/>
+        <w:rPr>
+          <w:rFonts w:hint="eastAsia"/>
+        </w:rPr>
+      </w:pPr>
+      <w:r>
+        <w:rPr>
+          <w:rFonts w:hint="eastAsia"/>
+        </w:rPr>
+        <w:t xml:space="preserve">“亲爱的——要进来喝杯茶吗？我给你倒上一杯红茶吧。”  </w:t>
+      </w:r>
+    </w:p>
+    <w:p>
+      <w:pPr>
+        <w:ind w:firstLine="720"/>
+        <w:rPr>
+          <w:rFonts w:hint="eastAsia"/>
+        </w:rPr>
+      </w:pPr>
+      <w:r>
+        <w:rPr>
+          <w:rFonts w:hint="eastAsia"/>
+        </w:rPr>
+        <w:t xml:space="preserve">林尔依于是进屋了。她走进阴影中，外面炙热的阳光就烤不到她了。  </w:t>
+      </w:r>
+    </w:p>
+    <w:p>
+      <w:pPr>
+        <w:ind w:firstLine="720"/>
+        <w:rPr>
+          <w:rFonts w:hint="eastAsia"/>
+        </w:rPr>
+      </w:pPr>
+      <w:r>
+        <w:rPr>
+          <w:rFonts w:hint="eastAsia"/>
+        </w:rPr>
+        <w:t>屋子里没开灯，暗暗的，全靠自然光照明。进屋是一个被书架隔开的餐桌，厨房在走廊的另一边，再往里走的一边是林或与的办</w:t>
+      </w:r>
+      <w:r>
+        <w:rPr>
+          <w:rFonts w:hint="eastAsia"/>
+        </w:rPr>
+        <w:lastRenderedPageBreak/>
+        <w:t xml:space="preserve">公桌和一块要梯子才能够到顶大黑板，另一边是壁炉，茶几和电视机。  </w:t>
+      </w:r>
+    </w:p>
+    <w:p>
+      <w:pPr>
+        <w:ind w:firstLine="720"/>
+        <w:rPr>
+          <w:rFonts w:hint="eastAsia"/>
+        </w:rPr>
+      </w:pPr>
+      <w:r>
+        <w:rPr>
+          <w:rFonts w:hint="eastAsia"/>
+        </w:rPr>
+        <w:t>林尔依</w:t>
+      </w:r>
+      <w:proofErr w:type="gramStart"/>
+      <w:r>
+        <w:rPr>
+          <w:rFonts w:hint="eastAsia"/>
+        </w:rPr>
+        <w:t>正坐</w:t>
+      </w:r>
+      <w:proofErr w:type="gramEnd"/>
+      <w:r>
+        <w:rPr>
+          <w:rFonts w:hint="eastAsia"/>
+        </w:rPr>
+        <w:t xml:space="preserve">在沙发上，林或与就在一旁忙活着泡茶。“我来吧。爷爷。”林尔依站起来，缓缓走向爷爷的方向，“哈哈，亲爱的。你会被烫着的。”林或与摆了摆手，“这些壶可不好招呼。”林或与把茶壶放下，给了林尔依一个眼神，林尔依伸手去抓，果然被烫了一下。  </w:t>
+      </w:r>
+    </w:p>
+    <w:p>
+      <w:pPr>
+        <w:ind w:firstLine="720"/>
+        <w:rPr>
+          <w:rFonts w:hint="eastAsia"/>
+        </w:rPr>
+      </w:pPr>
+      <w:r>
+        <w:rPr>
+          <w:rFonts w:hint="eastAsia"/>
+        </w:rPr>
+        <w:t xml:space="preserve">然后林或与灵活地拿起那个笨重的茶壶继续泡茶。“孙女啊。冰箱里有奶油蛋糕，还有啥爱吃的看着拿。”  </w:t>
+      </w:r>
+    </w:p>
+    <w:p>
+      <w:pPr>
+        <w:ind w:firstLine="720"/>
+        <w:rPr>
+          <w:rFonts w:hint="eastAsia"/>
+        </w:rPr>
+      </w:pPr>
+      <w:r>
+        <w:rPr>
+          <w:rFonts w:hint="eastAsia"/>
+        </w:rPr>
+        <w:t>林尔依拘谨地拿了一包蝴蝶酥，</w:t>
+      </w:r>
+      <w:proofErr w:type="gramStart"/>
+      <w:r>
+        <w:rPr>
+          <w:rFonts w:hint="eastAsia"/>
+        </w:rPr>
+        <w:t>准备坐会到</w:t>
+      </w:r>
+      <w:proofErr w:type="gramEnd"/>
+      <w:r>
+        <w:rPr>
+          <w:rFonts w:hint="eastAsia"/>
+        </w:rPr>
+        <w:t xml:space="preserve">茶几上。林或与拿着泡好的红茶，也准备回到茶几上。林或与看着林尔依，笑了笑：“吼吼吼...真狡猾。我最爱吃这玩意了。这是最后一包了。”他把茶壶放到茶几上，然后慈祥地笑了笑：“请坐吧。孙女。哈哈。”  </w:t>
+      </w:r>
+    </w:p>
+    <w:p>
+      <w:pPr>
+        <w:ind w:firstLine="720"/>
+        <w:rPr>
+          <w:rFonts w:hint="eastAsia"/>
+        </w:rPr>
+      </w:pPr>
+      <w:r>
+        <w:rPr>
+          <w:rFonts w:hint="eastAsia"/>
+        </w:rPr>
+        <w:t>“现在也是午饭的点了。我给你做点吧。”林或与平静地说。林尔依错愕地抬起头，惊得茶杯都震了一震，杯里的茶都差点撒出来，“</w:t>
+      </w:r>
+      <w:proofErr w:type="gramStart"/>
+      <w:r>
+        <w:rPr>
+          <w:rFonts w:hint="eastAsia"/>
+        </w:rPr>
+        <w:t>不用了不用了</w:t>
+      </w:r>
+      <w:proofErr w:type="gramEnd"/>
+      <w:r>
+        <w:rPr>
+          <w:rFonts w:hint="eastAsia"/>
+        </w:rPr>
+        <w:t xml:space="preserve">不用了...我吃过了。谢谢爷爷。”她差点呛到了。  </w:t>
+      </w:r>
+    </w:p>
+    <w:p>
+      <w:pPr>
+        <w:ind w:firstLine="720"/>
+        <w:rPr>
+          <w:rFonts w:hint="eastAsia"/>
+        </w:rPr>
+      </w:pPr>
+      <w:r>
+        <w:rPr>
+          <w:rFonts w:hint="eastAsia"/>
+        </w:rPr>
+        <w:t xml:space="preserve">“哦。”林或与坐在旁边的沙发上，坐得很放松，整个人像一个平摊在沙发的“大”字，“好久没见了啊。”  </w:t>
+      </w:r>
+    </w:p>
+    <w:p>
+      <w:pPr>
+        <w:ind w:firstLine="720"/>
+        <w:rPr>
+          <w:rFonts w:hint="eastAsia"/>
+        </w:rPr>
+      </w:pPr>
+      <w:r>
+        <w:rPr>
+          <w:rFonts w:hint="eastAsia"/>
+        </w:rPr>
+        <w:t xml:space="preserve">“我记得...”林或与坐起来，把一只手伸到空中，努力思考着，“上次我们见面，还是你开始备战面试六山实验室的时候。”  </w:t>
+      </w:r>
+    </w:p>
+    <w:p>
+      <w:pPr>
+        <w:ind w:firstLine="720"/>
+        <w:rPr>
+          <w:rFonts w:hint="eastAsia"/>
+        </w:rPr>
+      </w:pPr>
+      <w:r>
+        <w:rPr>
+          <w:rFonts w:hint="eastAsia"/>
+        </w:rPr>
+        <w:lastRenderedPageBreak/>
+        <w:t xml:space="preserve">“是啊。”林尔依笑了笑，但她极力回避着爷爷的视线，眼睛往别处撇。  </w:t>
+      </w:r>
+    </w:p>
+    <w:p>
+      <w:pPr>
+        <w:ind w:firstLine="720"/>
+        <w:rPr>
+          <w:rFonts w:hint="eastAsia"/>
+        </w:rPr>
+      </w:pPr>
+      <w:r>
+        <w:rPr>
+          <w:rFonts w:hint="eastAsia"/>
+        </w:rPr>
+        <w:t xml:space="preserve">“那今年你去了吗？面试是在十一月中旬吧。如果去了的话，结果也应该差不多知道了。”林或与双手扣住，放在腹前，身体略微前倾，语气十分平和。  </w:t>
+      </w:r>
+    </w:p>
+    <w:p>
+      <w:pPr>
+        <w:ind w:firstLine="720"/>
+        <w:rPr>
+          <w:rFonts w:hint="eastAsia"/>
+        </w:rPr>
+      </w:pPr>
+      <w:r>
+        <w:rPr>
+          <w:rFonts w:hint="eastAsia"/>
+        </w:rPr>
+        <w:t xml:space="preserve">“爷爷——”林尔依低下了头。  </w:t>
+      </w:r>
+    </w:p>
+    <w:p>
+      <w:pPr>
+        <w:ind w:firstLine="720"/>
+        <w:rPr>
+          <w:rFonts w:hint="eastAsia"/>
+        </w:rPr>
+      </w:pPr>
+      <w:r>
+        <w:rPr>
+          <w:rFonts w:hint="eastAsia"/>
+        </w:rPr>
+        <w:t xml:space="preserve">“哦？”林或与眉头轻轻一皱，身子略微往后靠了靠。  </w:t>
+      </w:r>
+    </w:p>
+    <w:p>
+      <w:pPr>
+        <w:ind w:firstLine="720"/>
+        <w:rPr>
+          <w:rFonts w:hint="eastAsia"/>
+        </w:rPr>
+      </w:pPr>
+      <w:r>
+        <w:rPr>
+          <w:rFonts w:hint="eastAsia"/>
+        </w:rPr>
+        <w:t xml:space="preserve">“我放弃学物理了。”林尔依略微迟疑了一会后，用十分颤抖的声音说出来了这句话。她还是低着头。  </w:t>
+      </w:r>
+    </w:p>
+    <w:p>
+      <w:pPr>
+        <w:ind w:firstLine="720"/>
+        <w:rPr>
+          <w:rFonts w:hint="eastAsia"/>
+        </w:rPr>
+      </w:pPr>
+      <w:r>
+        <w:rPr>
+          <w:rFonts w:hint="eastAsia"/>
+        </w:rPr>
+        <w:t xml:space="preserve">林或与也低下了头。他在沉思，同时不断发出“嗯”的轻哼。过了一会后，他发言了。  </w:t>
+      </w:r>
+    </w:p>
+    <w:p>
+      <w:pPr>
+        <w:ind w:firstLine="720"/>
+        <w:rPr>
+          <w:rFonts w:hint="eastAsia"/>
+        </w:rPr>
+      </w:pPr>
+      <w:r>
+        <w:rPr>
+          <w:rFonts w:hint="eastAsia"/>
+        </w:rPr>
+        <w:t xml:space="preserve">“没什么的。”林或与的语气和刚刚一样平常，甚至更缓了。  </w:t>
+      </w:r>
+    </w:p>
+    <w:p>
+      <w:pPr>
+        <w:ind w:firstLine="720"/>
+        <w:rPr>
+          <w:rFonts w:hint="eastAsia"/>
+        </w:rPr>
+      </w:pPr>
+      <w:r>
+        <w:rPr>
+          <w:rFonts w:hint="eastAsia"/>
+        </w:rPr>
+        <w:t xml:space="preserve">“人各有志。再说了，物理，哦——唉——”林或与深深地叹了口气，“我已经八十岁了。我才发现自己很平庸。你知道的，物理。”他哽咽了一下，“不学物理，那你得想想你未来要干嘛，对不对。”  </w:t>
+      </w:r>
+    </w:p>
+    <w:p>
+      <w:pPr>
+        <w:ind w:firstLine="720"/>
+        <w:rPr>
+          <w:rFonts w:hint="eastAsia"/>
+        </w:rPr>
+      </w:pPr>
+      <w:r>
+        <w:rPr>
+          <w:rFonts w:hint="eastAsia"/>
+        </w:rPr>
+        <w:t xml:space="preserve">“去大公司任职，去大学讲课，去普通公司当职员，你才三十岁，还有很多路可以走，对不对？”林或与伸开他的双手，“无限可能，这是你的人生。”  </w:t>
+      </w:r>
+    </w:p>
+    <w:p>
+      <w:pPr>
+        <w:ind w:firstLine="720"/>
+        <w:rPr>
+          <w:rFonts w:hint="eastAsia"/>
+        </w:rPr>
+      </w:pPr>
+      <w:r>
+        <w:rPr>
+          <w:rFonts w:hint="eastAsia"/>
+        </w:rPr>
+        <w:t xml:space="preserve">林尔依迟疑了，她眉头微微一皱，像是不敢置信。  </w:t>
+      </w:r>
+    </w:p>
+    <w:p>
+      <w:pPr>
+        <w:ind w:firstLine="720"/>
+        <w:rPr>
+          <w:rFonts w:hint="eastAsia"/>
+        </w:rPr>
+      </w:pPr>
+      <w:r>
+        <w:rPr>
+          <w:rFonts w:hint="eastAsia"/>
+        </w:rPr>
+        <w:lastRenderedPageBreak/>
+        <w:t xml:space="preserve">她就呆坐在那里，听着爷爷给她描述的美好未来的蓝图，一动也不动。她疑惑了。她原本期待着一次激烈的争吵，或是苦口婆心地劝说，或者，其他什么东西，总之不是这个。  </w:t>
+      </w:r>
+    </w:p>
+    <w:p>
+      <w:pPr>
+        <w:ind w:firstLine="720"/>
+        <w:rPr>
+          <w:rFonts w:hint="eastAsia"/>
+        </w:rPr>
+      </w:pPr>
+      <w:r>
+        <w:rPr>
+          <w:rFonts w:hint="eastAsia"/>
+        </w:rPr>
+        <w:t xml:space="preserve">“你还可以去找你妹妹——”林或与站起身来，但是他马上把这句话收回，“不。不要去找你妹妹，”他呆住了一会，“她有点...她有点，”林或与掩饰着，“她过得不好。”  </w:t>
+      </w:r>
+    </w:p>
+    <w:p>
+      <w:pPr>
+        <w:ind w:firstLine="720"/>
+        <w:rPr>
+          <w:rFonts w:hint="eastAsia"/>
+        </w:rPr>
+      </w:pPr>
+      <w:r>
+        <w:rPr>
+          <w:rFonts w:hint="eastAsia"/>
+        </w:rPr>
+        <w:t xml:space="preserve">最后林或与拍了拍林尔依的肩膀，给了她十足鼓励。  </w:t>
+      </w:r>
+    </w:p>
+    <w:p>
+      <w:pPr>
+        <w:ind w:firstLine="720"/>
+        <w:rPr>
+          <w:rFonts w:hint="eastAsia"/>
+        </w:rPr>
+      </w:pPr>
+      <w:r>
+        <w:rPr>
+          <w:rFonts w:hint="eastAsia"/>
+        </w:rPr>
+        <w:t xml:space="preserve">红茶是喝了半壶，吃的也不止蝴蝶酥。  </w:t>
+      </w:r>
+    </w:p>
+    <w:p>
+      <w:pPr>
+        <w:ind w:firstLine="720"/>
+        <w:rPr>
+          <w:rFonts w:hint="eastAsia"/>
+        </w:rPr>
+      </w:pPr>
+      <w:r>
+        <w:rPr>
+          <w:rFonts w:hint="eastAsia"/>
+        </w:rPr>
+        <w:t xml:space="preserve">林尔依出来的时候，天上飘着一大片云，因而激烈的阳光没能把大地刷白，外面暗暗的。林尔依感觉有点冷。  </w:t>
+      </w:r>
+    </w:p>
+    <w:p>
+      <w:pPr>
+        <w:ind w:firstLine="720"/>
+        <w:rPr>
+          <w:rFonts w:hint="eastAsia"/>
+        </w:rPr>
+      </w:pPr>
+      <w:r>
+        <w:rPr>
+          <w:rFonts w:hint="eastAsia"/>
+        </w:rPr>
+        <w:t xml:space="preserve">一会，云又飘走了，但地上还是灰灰的。她缩紧了身子，穿过马路，来到街对面的草地上。她又回头看了看那栋气派宏伟的红木宅子，拖着大大的影子到街的这头，刚好完全罩过她头上。  </w:t>
+      </w:r>
+    </w:p>
+    <w:p>
+      <w:pPr>
+        <w:ind w:firstLine="720"/>
+        <w:rPr>
+          <w:rFonts w:hint="eastAsia"/>
+        </w:rPr>
+      </w:pPr>
+      <w:r>
+        <w:rPr>
+          <w:rFonts w:hint="eastAsia"/>
+        </w:rPr>
+        <w:t xml:space="preserve">林尔依踮起脚尖，抬起头，把视线越过房顶，企图窥探到一丝阳光。  </w:t>
+      </w:r>
+    </w:p>
+    <w:p>
+      <w:pPr>
+        <w:ind w:firstLine="720"/>
+        <w:rPr>
+          <w:rFonts w:hint="eastAsia"/>
+        </w:rPr>
+      </w:pPr>
+      <w:r>
+        <w:rPr>
+          <w:rFonts w:hint="eastAsia"/>
+        </w:rPr>
+        <w:t xml:space="preserve">屋顶的尽头，是又一片洁白的云。  </w:t>
+      </w:r>
+    </w:p>
+    <w:p>
+      <w:pPr>
+        <w:ind w:firstLine="720"/>
+        <w:rPr>
+          <w:rFonts w:hint="eastAsia"/>
+        </w:rPr>
+      </w:pPr>
+      <w:r>
+        <w:rPr>
+          <w:rFonts w:hint="eastAsia"/>
+        </w:rPr>
+        <w:br w:type="page"/>
+      </w:r>
+    </w:p>
+    <w:p>
+      <w:pPr>
+        <w:pStyle w:val="CNX"/>
+        <w:rPr>
+          <w:rFonts w:hint="eastAsia"/>
+        </w:rPr>
+      </w:pPr>
+      <w:bookmarkStart w:id="6" w:name="_Toc218019011"/>
+      <w:r>
+        <w:rPr>
+          <w:rFonts w:hint="eastAsia"/>
+        </w:rPr>
+        <w:lastRenderedPageBreak/>
+        <w:t>第 04 章，平淡生活</w:t>
+      </w:r>
+      <w:bookmarkEnd w:id="6"/>
+    </w:p>
+    <w:p>
+      <w:pPr>
+        <w:ind w:firstLine="720"/>
+        <w:rPr>
+          <w:rFonts w:hint="eastAsia"/>
+        </w:rPr>
+      </w:pPr>
+      <w:r>
+        <w:rPr>
+          <w:rFonts w:hint="eastAsia"/>
+        </w:rPr>
+        <w:t xml:space="preserve">她面无表情地坐着，呼吸很平顺，脸上也没有一点波澜。她手上拿了一折小册子，是介绍这里的。她等了一会，有人叫她进去，她就进去了。又过了几十分钟，那个身材肥硕的中年男人拖着庞大的身躯摇摆着握着她的手，叠着满脸的笑容，把眼睛都给挤没了：  </w:t>
+      </w:r>
+    </w:p>
+    <w:p>
+      <w:pPr>
+        <w:ind w:firstLine="720"/>
+        <w:rPr>
+          <w:rFonts w:hint="eastAsia"/>
+        </w:rPr>
+      </w:pPr>
+      <w:r>
+        <w:rPr>
+          <w:rFonts w:hint="eastAsia"/>
+        </w:rPr>
+        <w:t xml:space="preserve">“这真是莫大的荣幸！如果方便的话，我们这周三就可以给你安排课了！”  </w:t>
+      </w:r>
+    </w:p>
+    <w:p>
+      <w:pPr>
+        <w:ind w:firstLine="720"/>
+        <w:rPr>
+          <w:rFonts w:hint="eastAsia"/>
+        </w:rPr>
+      </w:pPr>
+      <w:r>
+        <w:rPr>
+          <w:rFonts w:hint="eastAsia"/>
+        </w:rPr>
+        <w:t xml:space="preserve">林尔依整个人放松了下来，出了口大气，“谢谢，谢谢。非常感谢。”  </w:t>
+      </w:r>
+    </w:p>
+    <w:p>
+      <w:pPr>
+        <w:ind w:firstLine="720"/>
+        <w:rPr>
+          <w:rFonts w:hint="eastAsia"/>
+        </w:rPr>
+      </w:pPr>
+      <w:r>
+        <w:rPr>
+          <w:rFonts w:hint="eastAsia"/>
+        </w:rPr>
+        <w:t xml:space="preserve">春节过后，尽管账上还有余钱，但林尔依愈发觉得有必要找一份工作了。  </w:t>
+      </w:r>
+    </w:p>
+    <w:p>
+      <w:pPr>
+        <w:ind w:firstLine="720"/>
+        <w:rPr>
+          <w:rFonts w:hint="eastAsia"/>
+        </w:rPr>
+      </w:pPr>
+      <w:r>
+        <w:rPr>
+          <w:rFonts w:hint="eastAsia"/>
+        </w:rPr>
+        <w:t>她的目光在各大高校的网站和公示信息版上停留了很久，各大巨型科技公司的招聘</w:t>
+      </w:r>
+      <w:proofErr w:type="gramStart"/>
+      <w:r>
+        <w:rPr>
+          <w:rFonts w:hint="eastAsia"/>
+        </w:rPr>
+        <w:t>信息她</w:t>
+      </w:r>
+      <w:proofErr w:type="gramEnd"/>
+      <w:r>
+        <w:rPr>
+          <w:rFonts w:hint="eastAsia"/>
+        </w:rPr>
+        <w:t>也留意了很久，但最终她还是扶着额头叹息</w:t>
+      </w:r>
+      <w:proofErr w:type="gramStart"/>
+      <w:r>
+        <w:rPr>
+          <w:rFonts w:hint="eastAsia"/>
+        </w:rPr>
+        <w:t>着放弃</w:t>
+      </w:r>
+      <w:proofErr w:type="gramEnd"/>
+      <w:r>
+        <w:rPr>
+          <w:rFonts w:hint="eastAsia"/>
+        </w:rPr>
+        <w:t>了。她瘫坐在沙发上，一边发呆，一边用手指卷着头发，然后又放开，然后又卷。她的头发是一头乌黑秀丽的长发，略微打着卷，但</w:t>
+      </w:r>
+      <w:proofErr w:type="gramStart"/>
+      <w:r>
+        <w:rPr>
+          <w:rFonts w:hint="eastAsia"/>
+        </w:rPr>
+        <w:t>不</w:t>
+      </w:r>
+      <w:proofErr w:type="gramEnd"/>
+      <w:r>
+        <w:rPr>
+          <w:rFonts w:hint="eastAsia"/>
+        </w:rPr>
+        <w:t>起毛，不炸。是有点像电影里的法国美人的。她现在眼神呆滞中带点忧郁。尽管已经三十岁了，但她还是像个十六七岁的花季少女似的，</w:t>
+      </w:r>
+      <w:proofErr w:type="gramStart"/>
+      <w:r>
+        <w:rPr>
+          <w:rFonts w:hint="eastAsia"/>
+        </w:rPr>
+        <w:t>一</w:t>
+      </w:r>
+      <w:proofErr w:type="gramEnd"/>
+      <w:r>
+        <w:rPr>
+          <w:rFonts w:hint="eastAsia"/>
+        </w:rPr>
+        <w:t>肌</w:t>
+      </w:r>
+      <w:proofErr w:type="gramStart"/>
+      <w:r>
+        <w:rPr>
+          <w:rFonts w:hint="eastAsia"/>
+        </w:rPr>
+        <w:t>一</w:t>
+      </w:r>
+      <w:proofErr w:type="gramEnd"/>
+      <w:r>
+        <w:rPr>
+          <w:rFonts w:hint="eastAsia"/>
+        </w:rPr>
+        <w:t xml:space="preserve">肤，一呼一吸，极力地凸显着她的勃勃生机，甚至忧郁的神情都压不住，显得很年轻，让人怀疑她的实际年龄。  </w:t>
+      </w:r>
+    </w:p>
+    <w:p>
+      <w:pPr>
+        <w:ind w:firstLine="720"/>
+        <w:rPr>
+          <w:rFonts w:hint="eastAsia"/>
+        </w:rPr>
+      </w:pPr>
+      <w:r>
+        <w:rPr>
+          <w:rFonts w:hint="eastAsia"/>
+        </w:rPr>
+        <w:lastRenderedPageBreak/>
+        <w:t xml:space="preserve">她叹了口气。她真的无法再从事和物理相关的工作了。父亲的阴霾在她心上飘着，她的心每当这时候都会跳得很快，整个人感觉浑身无力的。她放弃了。  </w:t>
+      </w:r>
+    </w:p>
+    <w:p>
+      <w:pPr>
+        <w:ind w:firstLine="720"/>
+        <w:rPr>
+          <w:rFonts w:hint="eastAsia"/>
+        </w:rPr>
+      </w:pPr>
+      <w:r>
+        <w:rPr>
+          <w:rFonts w:hint="eastAsia"/>
+        </w:rPr>
+        <w:t xml:space="preserve">所以她最终选择了峨山福临中学，一所公立高中，他们正在招收合同制教师，她周日的时候抽空去那里看了一趟，她应聘的是“数学老师”这个职位。  </w:t>
+      </w:r>
+    </w:p>
+    <w:p>
+      <w:pPr>
+        <w:ind w:firstLine="720"/>
+        <w:rPr>
+          <w:rFonts w:hint="eastAsia"/>
+        </w:rPr>
+      </w:pPr>
+      <w:r>
+        <w:rPr>
+          <w:rFonts w:hint="eastAsia"/>
+        </w:rPr>
+        <w:t xml:space="preserve">这是一位身材及其肥硕，走路一摇一摆，秃顶，头顶上光得能反光，穿着一身洗得快掉色的深色西装的男人，身上散发着一股十分迷人的味道，是香水混杂着迷人的体味，令人忍不住憋气和憋笑。  </w:t>
+      </w:r>
+    </w:p>
+    <w:p>
+      <w:pPr>
+        <w:ind w:firstLine="720"/>
+        <w:rPr>
+          <w:rFonts w:hint="eastAsia"/>
+        </w:rPr>
+      </w:pPr>
+      <w:r>
+        <w:rPr>
+          <w:rFonts w:hint="eastAsia"/>
+        </w:rPr>
+        <w:t xml:space="preserve">这就是福临中学的校长。他接人待事还算祥和。他带着林尔依四处看了看，参观了一下学校。  </w:t>
+      </w:r>
+    </w:p>
+    <w:p>
+      <w:pPr>
+        <w:ind w:firstLine="720"/>
+        <w:rPr>
+          <w:rFonts w:hint="eastAsia"/>
+        </w:rPr>
+      </w:pPr>
+      <w:r>
+        <w:rPr>
+          <w:rFonts w:hint="eastAsia"/>
+        </w:rPr>
+        <w:t>福临中学是上个世纪七八十年代经济辉煌时期的产物了。因此，这里处处</w:t>
+      </w:r>
+      <w:proofErr w:type="gramStart"/>
+      <w:r>
+        <w:rPr>
+          <w:rFonts w:hint="eastAsia"/>
+        </w:rPr>
+        <w:t>透露着</w:t>
+      </w:r>
+      <w:proofErr w:type="gramEnd"/>
+      <w:r>
+        <w:rPr>
+          <w:rFonts w:hint="eastAsia"/>
+        </w:rPr>
+        <w:t xml:space="preserve">一股往日辉煌的气息。不知道为什么，这里给林尔依的感觉很像六山实验室的主建筑。是因为都是上世纪修建的吗？但是一所普通的中学肯定比不上国家级的重点实验室了。福临中学的设施老化的比较严重，有些设施已经报废了，但还是迟迟得不到更换。  </w:t>
+      </w:r>
+    </w:p>
+    <w:p>
+      <w:pPr>
+        <w:ind w:firstLine="720"/>
+        <w:rPr>
+          <w:rFonts w:hint="eastAsia"/>
+        </w:rPr>
+      </w:pPr>
+      <w:r>
+        <w:rPr>
+          <w:rFonts w:hint="eastAsia"/>
+        </w:rPr>
+        <w:t>走廊上天花板的吊顶是矿棉板的，已经发黑，发黄了。天花板上的灯管老得厉害，里面不知道从何时钻进去了许多黑色的小虫子，</w:t>
+      </w:r>
+      <w:proofErr w:type="gramStart"/>
+      <w:r>
+        <w:rPr>
+          <w:rFonts w:hint="eastAsia"/>
+        </w:rPr>
+        <w:t>灯本身</w:t>
+      </w:r>
+      <w:proofErr w:type="gramEnd"/>
+      <w:r>
+        <w:rPr>
+          <w:rFonts w:hint="eastAsia"/>
+        </w:rPr>
+        <w:t>也黑黑的，不怎么亮。开着灯地板的瓷砖角落时不时还有几块裂开的，通体也是发黄的。铁皮置物柜有的已经弯曲变形，</w:t>
+      </w:r>
+      <w:r>
+        <w:rPr>
+          <w:rFonts w:hint="eastAsia"/>
+        </w:rPr>
+        <w:lastRenderedPageBreak/>
+        <w:t xml:space="preserve">或者掉漆生锈，抑或是整块脱落。木制方柜的木皮也有一大块被撕下来，露出后面的木芯。  </w:t>
+      </w:r>
+    </w:p>
+    <w:p>
+      <w:pPr>
+        <w:ind w:firstLine="720"/>
+        <w:rPr>
+          <w:rFonts w:hint="eastAsia"/>
+        </w:rPr>
+      </w:pPr>
+      <w:r>
+        <w:rPr>
+          <w:rFonts w:hint="eastAsia"/>
+        </w:rPr>
+        <w:t>教室里面的情况也差不多。座椅这些没多少是完好的，上面都涂满了各种时代的流行符号。中央空调上的白色塑料</w:t>
+      </w:r>
+      <w:proofErr w:type="gramStart"/>
+      <w:r>
+        <w:rPr>
+          <w:rFonts w:hint="eastAsia"/>
+        </w:rPr>
+        <w:t>壳已经</w:t>
+      </w:r>
+      <w:proofErr w:type="gramEnd"/>
+      <w:r>
+        <w:rPr>
+          <w:rFonts w:hint="eastAsia"/>
+        </w:rPr>
+        <w:t>完全变成黄色的了。窗户看上去灰蒙蒙的，里</w:t>
+      </w:r>
+      <w:proofErr w:type="gramStart"/>
+      <w:r>
+        <w:rPr>
+          <w:rFonts w:hint="eastAsia"/>
+        </w:rPr>
+        <w:t>窗外窗</w:t>
+      </w:r>
+      <w:proofErr w:type="gramEnd"/>
+      <w:r>
+        <w:rPr>
+          <w:rFonts w:hint="eastAsia"/>
+        </w:rPr>
+        <w:t xml:space="preserve">都是，窗框是铝的，已经从银白色变成银灰色的了。  </w:t>
+      </w:r>
+    </w:p>
+    <w:p>
+      <w:pPr>
+        <w:ind w:firstLine="720"/>
+        <w:rPr>
+          <w:rFonts w:hint="eastAsia"/>
+        </w:rPr>
+      </w:pPr>
+      <w:r>
+        <w:rPr>
+          <w:rFonts w:hint="eastAsia"/>
+        </w:rPr>
+        <w:t xml:space="preserve">越看林尔依越是觉得触目惊心了。这些可怜的孩子们，注定只能在这样的环境里上课吗？天哪。周围可不是什么好街区。这样子一辈子都没有出头之日的，他们的孩子也会走上他们的老路，一直这样下去。  </w:t>
+      </w:r>
+    </w:p>
+    <w:p>
+      <w:pPr>
+        <w:ind w:firstLine="720"/>
+        <w:rPr>
+          <w:rFonts w:hint="eastAsia"/>
+        </w:rPr>
+      </w:pPr>
+      <w:r>
+        <w:rPr>
+          <w:rFonts w:hint="eastAsia"/>
+        </w:rPr>
+        <w:t xml:space="preserve">那些孩子迷茫地坐在教室里，不知道自己身处何方，将往何处，只是煎熬地度过那些只有微小几率改变他们命运的时刻，而他们根本连什么都没意识到！他们分神，毫不在意，嬉笑，打闹，睡觉，出口成章，吃东西，只要那铃声一响，他们毫不在意，马上就往教室外跑，作鸟兽散。  </w:t>
+      </w:r>
+    </w:p>
+    <w:p>
+      <w:pPr>
+        <w:ind w:firstLine="720"/>
+        <w:rPr>
+          <w:rFonts w:hint="eastAsia"/>
+        </w:rPr>
+      </w:pPr>
+      <w:r>
+        <w:rPr>
+          <w:rFonts w:hint="eastAsia"/>
+        </w:rPr>
+        <w:t>林尔依不想多管闲事，因为她也只是在社会中苦苦挣扎的一位平凡人。这里的薪水对于她来说也只能说是维持生活吧。又或者，对于她</w:t>
+      </w:r>
+      <w:proofErr w:type="gramStart"/>
+      <w:r>
+        <w:rPr>
+          <w:rFonts w:hint="eastAsia"/>
+        </w:rPr>
+        <w:t>一位辛农结合</w:t>
+      </w:r>
+      <w:proofErr w:type="gramEnd"/>
+      <w:r>
+        <w:rPr>
+          <w:rFonts w:hint="eastAsia"/>
+        </w:rPr>
+        <w:t xml:space="preserve">大学凝聚态物理博士来说，只能算是施舍了。可悲。  </w:t>
+      </w:r>
+    </w:p>
+    <w:p>
+      <w:pPr>
+        <w:ind w:firstLine="720"/>
+        <w:rPr>
+          <w:rFonts w:hint="eastAsia"/>
+        </w:rPr>
+      </w:pPr>
+      <w:r>
+        <w:rPr>
+          <w:rFonts w:hint="eastAsia"/>
+        </w:rPr>
+        <w:t xml:space="preserve">她未来的同事们也是一副见怪不怪的样子，早就习以为常了。他们只是自顾自地一个人站在黑板上讲着自己的，也不管下面有没有人听，也不管下面的人干什么。总之，林尔依参观完一圈，心中只有一个念头：“呆在这里是没有未来的。”  </w:t>
+      </w:r>
+    </w:p>
+    <w:p>
+      <w:pPr>
+        <w:ind w:firstLine="720"/>
+        <w:rPr>
+          <w:rFonts w:hint="eastAsia"/>
+        </w:rPr>
+      </w:pPr>
+      <w:r>
+        <w:rPr>
+          <w:rFonts w:hint="eastAsia"/>
+        </w:rPr>
+        <w:lastRenderedPageBreak/>
+        <w:t xml:space="preserve">但话又说回来了，至少先把几个月的工资给拿到手吧，她的确是没有别的地方可以去了。  </w:t>
+      </w:r>
+    </w:p>
+    <w:p>
+      <w:pPr>
+        <w:ind w:firstLine="720"/>
+        <w:rPr>
+          <w:rFonts w:hint="eastAsia"/>
+        </w:rPr>
+      </w:pPr>
+      <w:r>
+        <w:rPr>
+          <w:rFonts w:hint="eastAsia"/>
+        </w:rPr>
+        <w:t>那位校长先生对他所处的环境倒是无所谓的。但他却</w:t>
+      </w:r>
+      <w:proofErr w:type="gramStart"/>
+      <w:r>
+        <w:rPr>
+          <w:rFonts w:hint="eastAsia"/>
+        </w:rPr>
+        <w:t>也某种</w:t>
+      </w:r>
+      <w:proofErr w:type="gramEnd"/>
+      <w:r>
+        <w:rPr>
+          <w:rFonts w:hint="eastAsia"/>
+        </w:rPr>
+        <w:t xml:space="preserve">程度上保持着他作为一位教育工作者的初心。他说：“只要我们坚挺在这里一天，希望就还在。”  </w:t>
+      </w:r>
+    </w:p>
+    <w:p>
+      <w:pPr>
+        <w:ind w:firstLine="720"/>
+        <w:rPr>
+          <w:rFonts w:hint="eastAsia"/>
+        </w:rPr>
+      </w:pPr>
+      <w:r>
+        <w:rPr>
+          <w:rFonts w:hint="eastAsia"/>
+        </w:rPr>
+        <w:t>走廊尽头的那盏灯</w:t>
+      </w:r>
+      <w:proofErr w:type="gramStart"/>
+      <w:r>
+        <w:rPr>
+          <w:rFonts w:hint="eastAsia"/>
+        </w:rPr>
+        <w:t>一</w:t>
+      </w:r>
+      <w:proofErr w:type="gramEnd"/>
+      <w:r>
+        <w:rPr>
+          <w:rFonts w:hint="eastAsia"/>
+        </w:rPr>
+        <w:t>闪一闪的——是闪几下，</w:t>
+      </w:r>
+      <w:proofErr w:type="gramStart"/>
+      <w:r>
+        <w:rPr>
+          <w:rFonts w:hint="eastAsia"/>
+        </w:rPr>
+        <w:t>然后长灭好几</w:t>
+      </w:r>
+      <w:proofErr w:type="gramEnd"/>
+      <w:r>
+        <w:rPr>
+          <w:rFonts w:hint="eastAsia"/>
+        </w:rPr>
+        <w:t xml:space="preserve">秒钟。灭着的这几秒钟里，林尔依就死死地盯着走廊的尽头，乌漆嘛黑，好像什么都看不到，却又朦胧中能看到一些东西，但林尔依也说不清是什么。  </w:t>
+      </w:r>
+    </w:p>
+    <w:p>
+      <w:pPr>
+        <w:ind w:firstLine="720"/>
+        <w:rPr>
+          <w:rFonts w:hint="eastAsia"/>
+        </w:rPr>
+      </w:pPr>
+      <w:r>
+        <w:rPr>
+          <w:rFonts w:hint="eastAsia"/>
+        </w:rPr>
+        <w:t xml:space="preserve">星期三的早上，天灰蒙蒙的。天上飘着小雨，林尔依就穿了一件普通的正装，拿着校长和其他老师交给她的教材，打了一把彩虹条纹伞，走进了教学楼。  </w:t>
+      </w:r>
+    </w:p>
+    <w:p>
+      <w:pPr>
+        <w:ind w:firstLine="720"/>
+        <w:rPr>
+          <w:rFonts w:hint="eastAsia"/>
+        </w:rPr>
+      </w:pPr>
+      <w:r>
+        <w:rPr>
+          <w:rFonts w:hint="eastAsia"/>
+        </w:rPr>
+        <w:t xml:space="preserve">她走进教室，11-C，教室里嘈杂的人群稍微收敛了点，她在黑板上写下两行字：  </w:t>
+      </w:r>
+    </w:p>
+    <w:p>
+      <w:pPr>
+        <w:ind w:firstLine="720"/>
+        <w:rPr>
+          <w:rFonts w:hint="eastAsia"/>
+        </w:rPr>
+      </w:pPr>
+      <w:r>
+        <w:rPr>
+          <w:rFonts w:hint="eastAsia"/>
+        </w:rPr>
+        <w:t xml:space="preserve">“林尔依”  </w:t>
+      </w:r>
+    </w:p>
+    <w:p>
+      <w:pPr>
+        <w:ind w:firstLine="720"/>
+        <w:rPr>
+          <w:rFonts w:hint="eastAsia"/>
+        </w:rPr>
+      </w:pPr>
+      <w:r>
+        <w:rPr>
+          <w:rFonts w:hint="eastAsia"/>
+        </w:rPr>
+        <w:t xml:space="preserve">“Lynner </w:t>
+      </w:r>
+      <w:proofErr w:type="spellStart"/>
+      <w:r>
+        <w:rPr>
+          <w:rFonts w:hint="eastAsia"/>
+        </w:rPr>
+        <w:t>Ivn</w:t>
+      </w:r>
+      <w:proofErr w:type="spellEnd"/>
+      <w:r>
+        <w:rPr>
+          <w:rFonts w:hint="eastAsia"/>
+        </w:rPr>
+        <w:t xml:space="preserve">”  </w:t>
+      </w:r>
+    </w:p>
+    <w:p>
+      <w:pPr>
+        <w:ind w:firstLine="720"/>
+        <w:rPr>
+          <w:rFonts w:hint="eastAsia"/>
+        </w:rPr>
+      </w:pPr>
+      <w:r>
+        <w:rPr>
+          <w:rFonts w:hint="eastAsia"/>
+        </w:rPr>
+        <w:t xml:space="preserve">“咳咳。同学们安静一下。从今天开始，我来给你们上数学课。”  </w:t>
+      </w:r>
+    </w:p>
+    <w:p>
+      <w:pPr>
+        <w:ind w:firstLine="720"/>
+        <w:rPr>
+          <w:rFonts w:hint="eastAsia"/>
+        </w:rPr>
+      </w:pPr>
+      <w:r>
+        <w:rPr>
+          <w:rFonts w:hint="eastAsia"/>
+        </w:rPr>
+        <w:t xml:space="preserve">台下窃窃私语了一小会，随后一位学生说：“林老师，你好年轻哟。”然后吹起了口哨。台下随即哄堂大笑。  </w:t>
+      </w:r>
+    </w:p>
+    <w:p>
+      <w:pPr>
+        <w:ind w:firstLine="720"/>
+        <w:rPr>
+          <w:rFonts w:hint="eastAsia"/>
+        </w:rPr>
+      </w:pPr>
+      <w:r>
+        <w:rPr>
+          <w:rFonts w:hint="eastAsia"/>
+        </w:rPr>
+        <w:lastRenderedPageBreak/>
+        <w:t xml:space="preserve">“我听着呢——”林尔依大声应答着，摆出一副宁死不屈的样子，一手抓着讲台的边缘，大义凛然。台下的学生愣了一下，纷纷收敛起来。  </w:t>
+      </w:r>
+    </w:p>
+    <w:p>
+      <w:pPr>
+        <w:ind w:firstLine="720"/>
+        <w:rPr>
+          <w:rFonts w:hint="eastAsia"/>
+        </w:rPr>
+      </w:pPr>
+      <w:r>
+        <w:rPr>
+          <w:rFonts w:hint="eastAsia"/>
+        </w:rPr>
+        <w:t xml:space="preserve">“可是，领老师，你看上去想从隔壁高年级教室出来的，我们怎么知道这不是恶作剧呢？”一位男生发话了，林尔依此时正翻着摊开在讲台上的教材。  </w:t>
+      </w:r>
+    </w:p>
+    <w:p>
+      <w:pPr>
+        <w:ind w:firstLine="720"/>
+        <w:rPr>
+          <w:rFonts w:hint="eastAsia"/>
+        </w:rPr>
+      </w:pPr>
+      <w:r>
+        <w:rPr>
+          <w:rFonts w:hint="eastAsia"/>
+        </w:rPr>
+        <w:t xml:space="preserve">“就像电影《猫鼠游戏》一样，”又一位男生顺着他的话说下去，激起一阵附和，林尔依翻书的手停下来了，另外一只手摸着下巴，她对这个问题开始感兴趣了。  </w:t>
+      </w:r>
+    </w:p>
+    <w:p>
+      <w:pPr>
+        <w:ind w:firstLine="720"/>
+        <w:rPr>
+          <w:rFonts w:hint="eastAsia"/>
+        </w:rPr>
+      </w:pPr>
+      <w:r>
+        <w:rPr>
+          <w:rFonts w:hint="eastAsia"/>
+        </w:rPr>
+        <w:t xml:space="preserve">“哦...我的脑海中对你们所说的事情有了一个模糊的印象。”林尔依抬起头来，面向学生们，“你们怀疑我不是真的老师，想要寻找一个证明。”  </w:t>
+      </w:r>
+    </w:p>
+    <w:p>
+      <w:pPr>
+        <w:ind w:firstLine="720"/>
+        <w:rPr>
+          <w:rFonts w:hint="eastAsia"/>
+        </w:rPr>
+      </w:pPr>
+      <w:r>
+        <w:rPr>
+          <w:rFonts w:hint="eastAsia"/>
+        </w:rPr>
+        <w:t>“这可真是棘手啊！”林尔依在讲台上</w:t>
+      </w:r>
+      <w:proofErr w:type="gramStart"/>
+      <w:r>
+        <w:rPr>
+          <w:rFonts w:hint="eastAsia"/>
+        </w:rPr>
+        <w:t>游走着</w:t>
+      </w:r>
+      <w:proofErr w:type="gramEnd"/>
+      <w:r>
+        <w:rPr>
+          <w:rFonts w:hint="eastAsia"/>
+        </w:rPr>
+        <w:t xml:space="preserve">，然后突然站定，把双手一摆，转过头来面对着学生们，“不过。我的确在大学接受了一些基础的高等教育，”林尔依抓起一支粉笔，身体微微前倾，另一只手背在身后，抓着粉笔的手指着学生们，眼神环顾着四周：“或许，我可以向大家展示一些，在某种程度上打消大家的顾虑。”  </w:t>
+      </w:r>
+    </w:p>
+    <w:p>
+      <w:pPr>
+        <w:ind w:firstLine="720"/>
+        <w:rPr>
+          <w:rFonts w:hint="eastAsia"/>
+        </w:rPr>
+      </w:pPr>
+      <w:r>
+        <w:rPr>
+          <w:rFonts w:hint="eastAsia"/>
+        </w:rPr>
+        <w:t xml:space="preserve">她把黑板展开，然后从不知道哪里搬出来一张小凳子，踩在凳子上从黑板的左上角开始快速写了一大串东西，一边写一边讲解。  </w:t>
+      </w:r>
+    </w:p>
+    <w:p>
+      <w:pPr>
+        <w:ind w:firstLine="720"/>
+        <w:rPr>
+          <w:rFonts w:hint="eastAsia"/>
+        </w:rPr>
+      </w:pPr>
+      <w:r>
+        <w:rPr>
+          <w:rFonts w:hint="eastAsia"/>
+        </w:rPr>
+        <w:t>“这是十七世纪由索马·洛克参提出的索马问题。今天我写在黑板上的是一个解决索马问题初级思路。但是注意，直到今天，索马问题仍然没有被解决。能够解决索马问题的人，能够获得由新</w:t>
+      </w:r>
+      <w:proofErr w:type="gramStart"/>
+      <w:r>
+        <w:rPr>
+          <w:rFonts w:hint="eastAsia"/>
+        </w:rPr>
+        <w:t>劼</w:t>
+      </w:r>
+      <w:proofErr w:type="gramEnd"/>
+      <w:r>
+        <w:rPr>
+          <w:rFonts w:hint="eastAsia"/>
+        </w:rPr>
+        <w:t xml:space="preserve">西大学提供的100万辉金奖励。”  </w:t>
+      </w:r>
+    </w:p>
+    <w:p>
+      <w:pPr>
+        <w:ind w:firstLine="720"/>
+        <w:rPr>
+          <w:rFonts w:hint="eastAsia"/>
+        </w:rPr>
+      </w:pPr>
+      <w:r>
+        <w:rPr>
+          <w:rFonts w:hint="eastAsia"/>
+        </w:rPr>
+        <w:lastRenderedPageBreak/>
+        <w:t>林尔依说100万的时候，教室里小小地感叹了一下。林尔依从很快</w:t>
+      </w:r>
+      <w:proofErr w:type="gramStart"/>
+      <w:r>
+        <w:rPr>
+          <w:rFonts w:hint="eastAsia"/>
+        </w:rPr>
+        <w:t>从站着</w:t>
+      </w:r>
+      <w:proofErr w:type="gramEnd"/>
+      <w:r>
+        <w:rPr>
+          <w:rFonts w:hint="eastAsia"/>
+        </w:rPr>
+        <w:t xml:space="preserve">写，变成了弯着腰写，然后变成了蹲着写，然后她下来把椅子挪到旁边，换了个位置，接着写。  </w:t>
+      </w:r>
+    </w:p>
+    <w:p>
+      <w:pPr>
+        <w:ind w:firstLine="720"/>
+        <w:rPr>
+          <w:rFonts w:hint="eastAsia"/>
+        </w:rPr>
+      </w:pPr>
+      <w:r>
+        <w:rPr>
+          <w:rFonts w:hint="eastAsia"/>
+        </w:rPr>
+        <w:t>她一边写一边讲解，那些抽象的希腊字母，从阿尔法，贝塔，伽马，到爱普森隆，兰大，</w:t>
+      </w:r>
+      <w:proofErr w:type="gramStart"/>
+      <w:r>
+        <w:rPr>
+          <w:rFonts w:hint="eastAsia"/>
+        </w:rPr>
+        <w:t>缪</w:t>
+      </w:r>
+      <w:proofErr w:type="gramEnd"/>
+      <w:r>
+        <w:rPr>
+          <w:rFonts w:hint="eastAsia"/>
+        </w:rPr>
+        <w:t xml:space="preserve">，欧米伽。一面黑板写完了，她擦掉，写第二面。  </w:t>
+      </w:r>
+    </w:p>
+    <w:p>
+      <w:pPr>
+        <w:ind w:firstLine="720"/>
+        <w:rPr>
+          <w:rFonts w:hint="eastAsia"/>
+        </w:rPr>
+      </w:pPr>
+      <w:r>
+        <w:rPr>
+          <w:rFonts w:hint="eastAsia"/>
+        </w:rPr>
+        <w:t xml:space="preserve">最后她从椅子上下来，指着她的心血说：“这样，你就得到了最终的结果——”  </w:t>
+      </w:r>
+    </w:p>
+    <w:p>
+      <w:pPr>
+        <w:ind w:firstLine="720"/>
+        <w:rPr>
+          <w:rFonts w:hint="eastAsia"/>
+        </w:rPr>
+      </w:pPr>
+      <w:r>
+        <w:rPr>
+          <w:rFonts w:hint="eastAsia"/>
+        </w:rPr>
+        <w:t xml:space="preserve">“但是这个结果是不正确的，应为我们中间在前面进行假设的时候犯了一个错误，但是这不重要。”她转过头来，面对着同学们，“重要的是这里的结论，这里的结论是：我是你们的老师，从今往后。有人有异议吗？”  </w:t>
+      </w:r>
+    </w:p>
+    <w:p>
+      <w:pPr>
+        <w:ind w:firstLine="720"/>
+        <w:rPr>
+          <w:rFonts w:hint="eastAsia"/>
+        </w:rPr>
+      </w:pPr>
+      <w:r>
+        <w:rPr>
+          <w:rFonts w:hint="eastAsia"/>
+        </w:rPr>
+        <w:t xml:space="preserve">没有人说话，教室里十分安静。  </w:t>
+      </w:r>
+    </w:p>
+    <w:p>
+      <w:pPr>
+        <w:ind w:firstLine="720"/>
+        <w:rPr>
+          <w:rFonts w:hint="eastAsia"/>
+        </w:rPr>
+      </w:pPr>
+      <w:r>
+        <w:rPr>
+          <w:rFonts w:hint="eastAsia"/>
+        </w:rPr>
+        <w:t xml:space="preserve">林尔依看了看钟，“好，剩下的时间上自习吧。”  </w:t>
+      </w:r>
+    </w:p>
+    <w:p>
+      <w:pPr>
+        <w:ind w:firstLine="720"/>
+        <w:rPr>
+          <w:rFonts w:hint="eastAsia"/>
+        </w:rPr>
+      </w:pPr>
+      <w:r>
+        <w:rPr>
+          <w:rFonts w:hint="eastAsia"/>
+        </w:rPr>
+        <w:t>下课的时候，学生在走廊交头接耳：“这老师</w:t>
+      </w:r>
+      <w:proofErr w:type="gramStart"/>
+      <w:r>
+        <w:rPr>
+          <w:rFonts w:hint="eastAsia"/>
+        </w:rPr>
+        <w:t>太</w:t>
+      </w:r>
+      <w:proofErr w:type="gramEnd"/>
+      <w:r>
+        <w:rPr>
+          <w:rFonts w:hint="eastAsia"/>
+        </w:rPr>
+        <w:t xml:space="preserve">酷了！”，“绝对比米勒太太强很多！”  </w:t>
+      </w:r>
+    </w:p>
+    <w:p>
+      <w:pPr>
+        <w:ind w:firstLine="720"/>
+        <w:rPr>
+          <w:rFonts w:hint="eastAsia"/>
+        </w:rPr>
+      </w:pPr>
+      <w:r>
+        <w:rPr>
+          <w:rFonts w:hint="eastAsia"/>
+        </w:rPr>
+        <w:t>食堂的灯一大半是暗下去的。林尔依拿了一块托盘，走到窗口前，敲了敲被水雾笼罩的窗口，里面的大妈缓缓地走上前来，给她打上了一些食物：有掺杂着胡萝卜，绿豆丁的浆糊；有带着大块骨头和小块骨渣的香菇滑鸡；纯水煮，不放任何大蒜的油麦菜；还有刚刚出锅，热气腾腾，但没什么水分，看上去十分干巴的米饭。林尔依用筷子扒拉了几下这顿丰盛</w:t>
+      </w:r>
+      <w:proofErr w:type="gramStart"/>
+      <w:r>
+        <w:rPr>
+          <w:rFonts w:hint="eastAsia"/>
+        </w:rPr>
+        <w:t>腴</w:t>
+      </w:r>
+      <w:proofErr w:type="gramEnd"/>
+      <w:r>
+        <w:rPr>
+          <w:rFonts w:hint="eastAsia"/>
+        </w:rPr>
+        <w:t xml:space="preserve">美的大餐，天哪。  </w:t>
+      </w:r>
+    </w:p>
+    <w:p>
+      <w:pPr>
+        <w:ind w:firstLine="720"/>
+        <w:rPr>
+          <w:rFonts w:hint="eastAsia"/>
+        </w:rPr>
+      </w:pPr>
+      <w:r>
+        <w:rPr>
+          <w:rFonts w:hint="eastAsia"/>
+        </w:rPr>
+        <w:lastRenderedPageBreak/>
+        <w:t xml:space="preserve">但是不管你信不信，林尔依绝对吃得下去。她读大学的时候，有个关于她的笑话，是这么讲的，但是我忘了。哈哈。校长王兴德和另外几位老师这时候也恰巧过来，坐到林尔依的旁边。  </w:t>
+      </w:r>
+    </w:p>
+    <w:p>
+      <w:pPr>
+        <w:ind w:firstLine="720"/>
+        <w:rPr>
+          <w:rFonts w:hint="eastAsia"/>
+        </w:rPr>
+      </w:pPr>
+      <w:r>
+        <w:rPr>
+          <w:rFonts w:hint="eastAsia"/>
+        </w:rPr>
+        <w:t xml:space="preserve">“你的第一天怎么样？”校长先生一边说，一边从纸袋里面拿出一个苹果，一叠纸巾。  </w:t>
+      </w:r>
+    </w:p>
+    <w:p>
+      <w:pPr>
+        <w:ind w:firstLine="720"/>
+        <w:rPr>
+          <w:rFonts w:hint="eastAsia"/>
+        </w:rPr>
+      </w:pPr>
+      <w:r>
+        <w:rPr>
+          <w:rFonts w:hint="eastAsia"/>
+        </w:rPr>
+        <w:t>“答应我。小林。你可不要落到他们的魔掌之中。”说话的是</w:t>
+      </w:r>
+      <w:proofErr w:type="gramStart"/>
+      <w:r>
+        <w:rPr>
+          <w:rFonts w:hint="eastAsia"/>
+        </w:rPr>
+        <w:t>珀</w:t>
+      </w:r>
+      <w:proofErr w:type="gramEnd"/>
+      <w:r>
+        <w:rPr>
+          <w:rFonts w:hint="eastAsia"/>
+        </w:rPr>
+        <w:t xml:space="preserve">乐茵太太，四五十岁的模样，波浪的黑色长发，无论何时都拉着个长长的脸，她吃的是蔬菜沙拉，“他们第一天肯定给你下马威了吧！太可怕了！”  </w:t>
+      </w:r>
+    </w:p>
+    <w:p>
+      <w:pPr>
+        <w:ind w:firstLine="720"/>
+        <w:rPr>
+          <w:rFonts w:hint="eastAsia"/>
+        </w:rPr>
+      </w:pPr>
+      <w:r>
+        <w:rPr>
+          <w:rFonts w:hint="eastAsia"/>
+        </w:rPr>
+        <w:t xml:space="preserve">一股芝士汉堡的气味洋溢在食堂里，是教体育的杨上天老师已经拿出他的午餐开始吃起来了。他刚刚把整个汉堡连同纸袋放到微波炉里面热了一下。他说：“前几天是最难熬的。熬过前几天就好了。不用担心，小林。有困难，找我们。”这位体育老师身材及其硕大，如果不是四肢上的肌肉依旧发达，他很可能，其实早就被不止一次地怀疑是否称职了。  </w:t>
+      </w:r>
+    </w:p>
+    <w:p>
+      <w:pPr>
+        <w:ind w:firstLine="720"/>
+        <w:rPr>
+          <w:rFonts w:hint="eastAsia"/>
+        </w:rPr>
+      </w:pPr>
+      <w:r>
+        <w:rPr>
+          <w:rFonts w:hint="eastAsia"/>
+        </w:rPr>
+        <w:t>“这些学生比较，”校长吃的主菜是黄油花生酱三明治，也是热过的，</w:t>
+      </w:r>
+      <w:proofErr w:type="gramStart"/>
+      <w:r>
+        <w:rPr>
+          <w:rFonts w:hint="eastAsia"/>
+        </w:rPr>
+        <w:t>一</w:t>
+      </w:r>
+      <w:proofErr w:type="gramEnd"/>
+      <w:r>
+        <w:rPr>
+          <w:rFonts w:hint="eastAsia"/>
+        </w:rPr>
+        <w:t xml:space="preserve">拿出来一股黄油和花生酱的香味，还在不停地往外流，让林尔依吃得索然无味，“激情四射。”校长思索半天蹦出了这四个字，“习惯了就好。”  </w:t>
+      </w:r>
+    </w:p>
+    <w:p>
+      <w:pPr>
+        <w:ind w:firstLine="720"/>
+        <w:rPr>
+          <w:rFonts w:hint="eastAsia"/>
+        </w:rPr>
+      </w:pPr>
+      <w:r>
+        <w:rPr>
+          <w:rFonts w:hint="eastAsia"/>
+        </w:rPr>
+        <w:t xml:space="preserve">林尔依一边吃一边和这些同事们聊天，现在她脑海中只有一个想法：明天得自己带饭了。不是。这样的生活，好像也挺美好。  </w:t>
+      </w:r>
+    </w:p>
+    <w:p>
+      <w:pPr>
+        <w:ind w:firstLine="720"/>
+        <w:rPr>
+          <w:rFonts w:hint="eastAsia"/>
+        </w:rPr>
+      </w:pPr>
+      <w:r>
+        <w:rPr>
+          <w:rFonts w:hint="eastAsia"/>
+        </w:rPr>
+        <w:t xml:space="preserve">食堂的周围都是暗暗的，只有林尔依他们坐的那一排是亮的。  </w:t>
+      </w:r>
+    </w:p>
+    <w:p>
+      <w:pPr>
+        <w:ind w:firstLine="720"/>
+        <w:rPr>
+          <w:rFonts w:hint="eastAsia"/>
+        </w:rPr>
+      </w:pPr>
+      <w:r>
+        <w:rPr>
+          <w:rFonts w:hint="eastAsia"/>
+        </w:rPr>
+        <w:lastRenderedPageBreak/>
+        <w:t xml:space="preserve">林尔依吃完饭，就和这些同事们说笑着出了食堂，一同计划着下午的安排。  </w:t>
+      </w:r>
+    </w:p>
+    <w:p>
+      <w:pPr>
+        <w:ind w:firstLine="720"/>
+        <w:rPr>
+          <w:rFonts w:hint="eastAsia"/>
+        </w:rPr>
+      </w:pPr>
+      <w:r>
+        <w:rPr>
+          <w:rFonts w:hint="eastAsia"/>
+        </w:rPr>
+        <w:br w:type="page"/>
+      </w:r>
+    </w:p>
+    <w:p>
+      <w:pPr>
+        <w:pStyle w:val="CNX"/>
+        <w:rPr>
+          <w:rFonts w:hint="eastAsia"/>
+        </w:rPr>
+      </w:pPr>
+      <w:bookmarkStart w:id="7" w:name="_Toc218019012"/>
+      <w:r>
+        <w:rPr>
+          <w:rFonts w:hint="eastAsia"/>
+        </w:rPr>
+        <w:lastRenderedPageBreak/>
+        <w:t>第 05 章，</w:t>
+      </w:r>
+      <w:r>
+        <w:rPr>
+          <w:rFonts w:hint="eastAsia"/>
+        </w:rPr>
+        <w:t>裂痕</w:t>
+      </w:r>
+      <w:bookmarkEnd w:id="7"/>
+    </w:p>
+    <w:p>
+      <w:pPr>
+        <w:ind w:firstLine="720"/>
+        <w:rPr>
+          <w:rFonts w:hint="eastAsia"/>
+        </w:rPr>
+      </w:pPr>
+      <w:r>
+        <w:rPr>
+          <w:rFonts w:hint="eastAsia"/>
+        </w:rPr>
+        <w:t>林尔依在读大学，读研，读</w:t>
+      </w:r>
+      <w:proofErr w:type="gramStart"/>
+      <w:r>
+        <w:rPr>
+          <w:rFonts w:hint="eastAsia"/>
+        </w:rPr>
+        <w:t>博期间</w:t>
+      </w:r>
+      <w:proofErr w:type="gramEnd"/>
+      <w:r>
+        <w:rPr>
+          <w:rFonts w:hint="eastAsia"/>
+        </w:rPr>
+        <w:t>获得的那些荣耀现在全都被放在一边，床头摆着的是一张“月度最佳教师”奖。</w:t>
+      </w:r>
+    </w:p>
+    <w:p>
+      <w:pPr>
+        <w:ind w:firstLine="720"/>
+        <w:rPr>
+          <w:rFonts w:hint="eastAsia"/>
+        </w:rPr>
+      </w:pPr>
+      <w:r>
+        <w:rPr>
+          <w:rFonts w:hint="eastAsia"/>
+        </w:rPr>
+        <w:t>大清早，天微微亮，林尔依的手机屏幕闪了一下。</w:t>
+      </w:r>
+    </w:p>
+    <w:p>
+      <w:pPr>
+        <w:ind w:firstLine="720"/>
+        <w:rPr>
+          <w:rFonts w:hint="eastAsia"/>
+        </w:rPr>
+      </w:pPr>
+      <w:r>
+        <w:rPr>
+          <w:rFonts w:hint="eastAsia"/>
+        </w:rPr>
+        <w:t>日复一日地起床，洗脸，刷牙，换衣服，出门，林尔依给自己买了一辆二手的白色小破车，方便自己开车上下班。</w:t>
+      </w:r>
+    </w:p>
+    <w:p>
+      <w:pPr>
+        <w:ind w:firstLine="720"/>
+        <w:rPr>
+          <w:rFonts w:hint="eastAsia"/>
+        </w:rPr>
+      </w:pPr>
+      <w:r>
+        <w:rPr>
+          <w:rFonts w:hint="eastAsia"/>
+        </w:rPr>
+        <w:t>林尔依打开手机看了一下时间，六点四十七，还很早，可以停下来在路上买一杯豆浆。凌晨的时候，一条新闻被推送给她，她不感兴趣。</w:t>
+      </w:r>
+    </w:p>
+    <w:p>
+      <w:pPr>
+        <w:ind w:firstLine="720"/>
+        <w:rPr>
+          <w:rFonts w:hint="eastAsia"/>
+        </w:rPr>
+      </w:pPr>
+      <w:r>
+        <w:rPr>
+          <w:rFonts w:hint="eastAsia"/>
+        </w:rPr>
+        <w:t>“詹姆斯顿·卡默斯特被任命为</w:t>
+      </w:r>
+      <w:proofErr w:type="gramStart"/>
+      <w:r>
+        <w:rPr>
+          <w:rFonts w:hint="eastAsia"/>
+        </w:rPr>
+        <w:t>峨</w:t>
+      </w:r>
+      <w:proofErr w:type="gramEnd"/>
+      <w:r>
+        <w:rPr>
+          <w:rFonts w:hint="eastAsia"/>
+        </w:rPr>
+        <w:t>陆参市长”</w:t>
+      </w:r>
+    </w:p>
+    <w:p>
+      <w:pPr>
+        <w:ind w:firstLine="720"/>
+        <w:rPr>
+          <w:rFonts w:hint="eastAsia"/>
+        </w:rPr>
+      </w:pPr>
+      <w:r>
+        <w:rPr>
+          <w:rFonts w:hint="eastAsia"/>
+        </w:rPr>
+        <w:t>佛洛路和米洛路已经封路了。现在已经是夏天了，但这天的天气异常地阴凉，让人情不自禁地打颤。不过天色还是很晴朗的，阳光很好，天上蓝得透彻洁净，时而有白白的云朵做点缀。在这样凉爽清朗的好天气里，林尔依穿着单衣就出门了。</w:t>
+      </w:r>
+    </w:p>
+    <w:p>
+      <w:pPr>
+        <w:ind w:firstLine="720"/>
+        <w:rPr>
+          <w:rFonts w:hint="eastAsia"/>
+        </w:rPr>
+      </w:pPr>
+      <w:r>
+        <w:rPr>
+          <w:rFonts w:hint="eastAsia"/>
+        </w:rPr>
+        <w:t>因为封路，她不得不绕路。“那个詹姆斯顿·卡默斯特。”她握着方向盘的手不耐烦地敲打起来，心中不停地喃喃，“市政府计划削减公共预算，”绿灯，她踩了下油门，“现在到处都是抗议，游行。让他摊上这种事，也是一种不幸。”她一只手握着方向盘，一只手挠了挠头发，“那谁来体谅我们？薪水一年比一年低，物价一年比</w:t>
+      </w:r>
+      <w:proofErr w:type="gramStart"/>
+      <w:r>
+        <w:rPr>
+          <w:rFonts w:hint="eastAsia"/>
+        </w:rPr>
+        <w:t>一</w:t>
+      </w:r>
+      <w:proofErr w:type="gramEnd"/>
+      <w:r>
+        <w:rPr>
+          <w:rFonts w:hint="eastAsia"/>
+        </w:rPr>
+        <w:t>年高。”</w:t>
+      </w:r>
+    </w:p>
+    <w:p>
+      <w:pPr>
+        <w:ind w:firstLine="720"/>
+        <w:rPr>
+          <w:rFonts w:hint="eastAsia"/>
+        </w:rPr>
+      </w:pPr>
+      <w:r>
+        <w:rPr>
+          <w:rFonts w:hint="eastAsia"/>
+        </w:rPr>
+        <w:t>她如常来到办公室。办公室里面微微亮，只有几个灯开着。校长这时候敲了敲门，“小林——”</w:t>
+      </w:r>
+    </w:p>
+    <w:p>
+      <w:pPr>
+        <w:ind w:firstLine="720"/>
+        <w:rPr>
+          <w:rFonts w:hint="eastAsia"/>
+        </w:rPr>
+      </w:pPr>
+      <w:r>
+        <w:rPr>
+          <w:rFonts w:hint="eastAsia"/>
+        </w:rPr>
+        <w:lastRenderedPageBreak/>
+        <w:t>“王校长。”林尔依抬了抬头，继续吃着她的早餐。</w:t>
+      </w:r>
+    </w:p>
+    <w:p>
+      <w:pPr>
+        <w:ind w:firstLine="720"/>
+        <w:rPr>
+          <w:rFonts w:hint="eastAsia"/>
+        </w:rPr>
+      </w:pPr>
+      <w:r>
+        <w:rPr>
+          <w:rFonts w:hint="eastAsia"/>
+        </w:rPr>
+        <w:t>“今年抗议你不去？”王校长双手趴在隔板上，低头看着林尔依。</w:t>
+      </w:r>
+    </w:p>
+    <w:p>
+      <w:pPr>
+        <w:ind w:firstLine="720"/>
+        <w:rPr>
+          <w:rFonts w:hint="eastAsia"/>
+        </w:rPr>
+      </w:pPr>
+      <w:r>
+        <w:rPr>
+          <w:rFonts w:hint="eastAsia"/>
+        </w:rPr>
+        <w:t>“嗯。工会的指标不是已经够了吗？”</w:t>
+      </w:r>
+    </w:p>
+    <w:p>
+      <w:pPr>
+        <w:ind w:firstLine="720"/>
+        <w:rPr>
+          <w:rFonts w:hint="eastAsia"/>
+        </w:rPr>
+      </w:pPr>
+      <w:r>
+        <w:rPr>
+          <w:rFonts w:hint="eastAsia"/>
+        </w:rPr>
+        <w:t>“是。我在想，你有兴趣去单仪中学吗？”</w:t>
+      </w:r>
+    </w:p>
+    <w:p>
+      <w:pPr>
+        <w:ind w:firstLine="720"/>
+        <w:rPr>
+          <w:rFonts w:hint="eastAsia"/>
+        </w:rPr>
+      </w:pPr>
+      <w:r>
+        <w:rPr>
+          <w:rFonts w:hint="eastAsia"/>
+        </w:rPr>
+        <w:t>“什么？为什么？”林尔依不吃了，猛地抬头，看着校长。</w:t>
+      </w:r>
+    </w:p>
+    <w:p>
+      <w:pPr>
+        <w:ind w:firstLine="720"/>
+        <w:rPr>
+          <w:rFonts w:hint="eastAsia"/>
+        </w:rPr>
+      </w:pPr>
+      <w:r>
+        <w:rPr>
+          <w:rFonts w:hint="eastAsia"/>
+        </w:rPr>
+        <w:t>“你知道，你的能力什么的。争取一下，应该可以调到单仪中学的。”校长摆摆手说。</w:t>
+      </w:r>
+    </w:p>
+    <w:p>
+      <w:pPr>
+        <w:ind w:firstLine="720"/>
+        <w:rPr>
+          <w:rFonts w:hint="eastAsia"/>
+        </w:rPr>
+      </w:pPr>
+      <w:r>
+        <w:rPr>
+          <w:rFonts w:hint="eastAsia"/>
+        </w:rPr>
+        <w:t>林尔依看了看她的办公桌，布置得十分温馨，显然是打算在这里常驻了。“可是...为什么？这么...突然？”林尔依皱着眉头，嘴巴微张，睁着疑惑的双眼看着校长。</w:t>
+      </w:r>
+    </w:p>
+    <w:p>
+      <w:pPr>
+        <w:ind w:firstLine="720"/>
+        <w:rPr>
+          <w:rFonts w:hint="eastAsia"/>
+        </w:rPr>
+      </w:pPr>
+      <w:r>
+        <w:rPr>
+          <w:rFonts w:hint="eastAsia"/>
+        </w:rPr>
+        <w:t>“你知道，那个市政财政预算的事情。”校长难为情地挠了挠头，“哎呀...到时候，肯定会搞得很难的。”</w:t>
+      </w:r>
+    </w:p>
+    <w:p>
+      <w:pPr>
+        <w:ind w:firstLine="720"/>
+        <w:rPr>
+          <w:rFonts w:hint="eastAsia"/>
+        </w:rPr>
+      </w:pPr>
+      <w:r>
+        <w:rPr>
+          <w:rFonts w:hint="eastAsia"/>
+        </w:rPr>
+        <w:t>林尔依看了看别处，又看了看校长，“没事。我没事。”</w:t>
+      </w:r>
+    </w:p>
+    <w:p>
+      <w:pPr>
+        <w:ind w:firstLine="720"/>
+        <w:rPr>
+          <w:rFonts w:hint="eastAsia"/>
+        </w:rPr>
+      </w:pPr>
+      <w:r>
+        <w:rPr>
+          <w:rFonts w:hint="eastAsia"/>
+        </w:rPr>
+        <w:t>“如果你需要什么，随时来和我说就行。”校长看了看林尔依坚毅的眼神，抿了抿嘴，抓了抓下巴，走了。</w:t>
+      </w:r>
+    </w:p>
+    <w:p>
+      <w:pPr>
+        <w:ind w:firstLine="720"/>
+        <w:rPr>
+          <w:rFonts w:hint="eastAsia"/>
+        </w:rPr>
+      </w:pPr>
+      <w:r>
+        <w:rPr>
+          <w:rFonts w:hint="eastAsia"/>
+        </w:rPr>
+        <w:t>林尔依日复一日地在讲台上挥洒着自己的汗水，用粉笔</w:t>
+      </w:r>
+      <w:proofErr w:type="gramStart"/>
+      <w:r>
+        <w:rPr>
+          <w:rFonts w:hint="eastAsia"/>
+        </w:rPr>
+        <w:t>板书着</w:t>
+      </w:r>
+      <w:proofErr w:type="gramEnd"/>
+      <w:r>
+        <w:rPr>
+          <w:rFonts w:hint="eastAsia"/>
+        </w:rPr>
+        <w:t>各种高深的公式，也是不容易地收获了属于自己的一批特殊听众。当然，收听的效果完全随机。今天她在讲台上讲一道非常简单的例题，她回过头去问大家，没有一个人应答。</w:t>
+      </w:r>
+    </w:p>
+    <w:p>
+      <w:pPr>
+        <w:ind w:firstLine="720"/>
+        <w:rPr>
+          <w:rFonts w:hint="eastAsia"/>
+        </w:rPr>
+      </w:pPr>
+      <w:r>
+        <w:rPr>
+          <w:rFonts w:hint="eastAsia"/>
+        </w:rPr>
+        <w:lastRenderedPageBreak/>
+        <w:t>她于是再次强调，讲台下依旧一片死寂。就在那一瞬间，她突然感觉神情恍惚。</w:t>
+      </w:r>
+    </w:p>
+    <w:p>
+      <w:pPr>
+        <w:ind w:firstLine="720"/>
+        <w:rPr>
+          <w:rFonts w:hint="eastAsia"/>
+        </w:rPr>
+      </w:pPr>
+      <w:r>
+        <w:rPr>
+          <w:rFonts w:hint="eastAsia"/>
+        </w:rPr>
+        <w:t>电流在心里滋滋打转。她的视线聚焦到教师后面的墙皮上，裂了一条小缝。</w:t>
+      </w:r>
+    </w:p>
+    <w:p>
+      <w:pPr>
+        <w:ind w:firstLine="720"/>
+        <w:rPr>
+          <w:rFonts w:hint="eastAsia"/>
+        </w:rPr>
+      </w:pPr>
+      <w:r>
+        <w:rPr>
+          <w:rFonts w:hint="eastAsia"/>
+        </w:rPr>
+        <w:t>“没人会吗？”她挪着随意地步子，却忘记的讲台与教室地板的落差，差点摔一跤。这下讲台下有反应了，大家纷纷笑起来。林尔依却全然无视了这笑声，或者说她根本听不到，她的双耳聚焦在教室外的人流，车流声，还有花鸟鱼虫的欢笑愉悦。</w:t>
+      </w:r>
+    </w:p>
+    <w:p>
+      <w:pPr>
+        <w:ind w:firstLine="720"/>
+        <w:rPr>
+          <w:rFonts w:hint="eastAsia"/>
+        </w:rPr>
+      </w:pPr>
+      <w:r>
+        <w:rPr>
+          <w:rFonts w:hint="eastAsia"/>
+        </w:rPr>
+        <w:t>“这道题很简单，只需要把x...”</w:t>
+      </w:r>
+    </w:p>
+    <w:p>
+      <w:pPr>
+        <w:ind w:firstLine="720"/>
+        <w:rPr>
+          <w:rFonts w:hint="eastAsia"/>
+        </w:rPr>
+      </w:pPr>
+      <w:r>
+        <w:rPr>
+          <w:rFonts w:hint="eastAsia"/>
+        </w:rPr>
+        <w:t>她连她自己的声音都听不见了。只能听到什么东西在嗡嗡地叫。她心中有什么东西在滋滋地起伏，一股很强劲的电流声。她的步子</w:t>
+      </w:r>
+      <w:proofErr w:type="gramStart"/>
+      <w:r>
+        <w:rPr>
+          <w:rFonts w:hint="eastAsia"/>
+        </w:rPr>
+        <w:t>越踏越</w:t>
+      </w:r>
+      <w:proofErr w:type="gramEnd"/>
+      <w:r>
+        <w:rPr>
+          <w:rFonts w:hint="eastAsia"/>
+        </w:rPr>
+        <w:t>随意，然后她突然站定到黑板前写着一些不明所以的符号，说一些莫名其妙的话。最后当她回过神来时，人已经是坐在办公室里了。</w:t>
+      </w:r>
+    </w:p>
+    <w:p>
+      <w:pPr>
+        <w:ind w:firstLine="720"/>
+        <w:rPr>
+          <w:rFonts w:hint="eastAsia"/>
+        </w:rPr>
+      </w:pPr>
+      <w:r>
+        <w:rPr>
+          <w:rFonts w:hint="eastAsia"/>
+        </w:rPr>
+        <w:t>“你今天很奇怪。”</w:t>
+      </w:r>
+      <w:proofErr w:type="gramStart"/>
+      <w:r>
+        <w:rPr>
+          <w:rFonts w:hint="eastAsia"/>
+        </w:rPr>
+        <w:t>珀</w:t>
+      </w:r>
+      <w:proofErr w:type="gramEnd"/>
+      <w:r>
+        <w:rPr>
+          <w:rFonts w:hint="eastAsia"/>
+        </w:rPr>
+        <w:t>乐茵太太对林尔依说，一边接咖啡一边说。</w:t>
+      </w:r>
+    </w:p>
+    <w:p>
+      <w:pPr>
+        <w:ind w:firstLine="720"/>
+        <w:rPr>
+          <w:rFonts w:hint="eastAsia"/>
+        </w:rPr>
+      </w:pPr>
+      <w:r>
+        <w:rPr>
+          <w:rFonts w:hint="eastAsia"/>
+        </w:rPr>
+        <w:t>“什么？”林尔依喝了口水，“没有。”她看了看远处，“我只是在想东西。”</w:t>
+      </w:r>
+    </w:p>
+    <w:p>
+      <w:pPr>
+        <w:ind w:firstLine="720"/>
+        <w:rPr>
+          <w:rFonts w:hint="eastAsia"/>
+        </w:rPr>
+      </w:pPr>
+      <w:r>
+        <w:rPr>
+          <w:rFonts w:hint="eastAsia"/>
+        </w:rPr>
+        <w:t>“感觉这不像你。”</w:t>
+      </w:r>
+      <w:proofErr w:type="gramStart"/>
+      <w:r>
+        <w:rPr>
+          <w:rFonts w:hint="eastAsia"/>
+        </w:rPr>
+        <w:t>珀</w:t>
+      </w:r>
+      <w:proofErr w:type="gramEnd"/>
+      <w:r>
+        <w:rPr>
+          <w:rFonts w:hint="eastAsia"/>
+        </w:rPr>
+        <w:t>乐茵太太说。</w:t>
+      </w:r>
+    </w:p>
+    <w:p>
+      <w:pPr>
+        <w:ind w:firstLine="720"/>
+        <w:rPr>
+          <w:rFonts w:hint="eastAsia"/>
+        </w:rPr>
+      </w:pPr>
+      <w:r>
+        <w:rPr>
+          <w:rFonts w:hint="eastAsia"/>
+        </w:rPr>
+        <w:t>“哈。人嘛。”林尔依随意地说，一边说一边卷着自己的头发。</w:t>
+      </w:r>
+    </w:p>
+    <w:p>
+      <w:pPr>
+        <w:ind w:firstLine="720"/>
+        <w:rPr>
+          <w:rFonts w:hint="eastAsia"/>
+        </w:rPr>
+      </w:pPr>
+      <w:r>
+        <w:rPr>
+          <w:rFonts w:hint="eastAsia"/>
+        </w:rPr>
+        <w:lastRenderedPageBreak/>
+        <w:t>窗外的车流缓慢地流逝着，在空气中拖出长长的车灯。五颜六色的人群你来我往地快速</w:t>
+      </w:r>
+      <w:proofErr w:type="gramStart"/>
+      <w:r>
+        <w:rPr>
+          <w:rFonts w:hint="eastAsia"/>
+        </w:rPr>
+        <w:t>游走着</w:t>
+      </w:r>
+      <w:proofErr w:type="gramEnd"/>
+      <w:r>
+        <w:rPr>
+          <w:rFonts w:hint="eastAsia"/>
+        </w:rPr>
+        <w:t>，在大街上流动。花草树木有律动地随风快速摆动着，点头鞠躬，摇头摆尾。</w:t>
+      </w:r>
+    </w:p>
+    <w:p>
+      <w:pPr>
+        <w:ind w:firstLine="720"/>
+        <w:rPr>
+          <w:rFonts w:hint="eastAsia"/>
+        </w:rPr>
+      </w:pPr>
+      <w:r>
+        <w:rPr>
+          <w:rFonts w:hint="eastAsia"/>
+        </w:rPr>
+        <w:t>抗议在周二。这天太阳很大，但是在市区街道高耸建筑的遮蔽下，抗议游行的人群并不热。人群在警戒线后方有秩序地移动着。林尔依最终还是也来了。</w:t>
+      </w:r>
+    </w:p>
+    <w:p>
+      <w:pPr>
+        <w:ind w:firstLine="720"/>
+        <w:rPr>
+          <w:rFonts w:hint="eastAsia"/>
+        </w:rPr>
+      </w:pPr>
+      <w:r>
+        <w:rPr>
+          <w:rFonts w:hint="eastAsia"/>
+        </w:rPr>
+        <w:t>林尔依今天早些的时候站在浴室的镜子前，忍不住对自己的模样发笑。这实在是太滑稽了。她穿了一件与平时截然不同的毛呢大衣，厚厚的小裙子，像个大妈一样。她还戴了一顶毛线滑雪帽，把头发都卷进滑雪帽里面了。这可是在大夏天。她就混在游行的队伍里，缓缓地前进。</w:t>
+      </w:r>
+    </w:p>
+    <w:p>
+      <w:pPr>
+        <w:ind w:firstLine="720"/>
+        <w:rPr>
+          <w:rFonts w:hint="eastAsia"/>
+        </w:rPr>
+      </w:pPr>
+      <w:r>
+        <w:rPr>
+          <w:rFonts w:hint="eastAsia"/>
+        </w:rPr>
+        <w:t>她的双眼不停地四处张望，捕捉着周围每一个新奇大胆的事物。那些负责维持秩序的警察早就见怪不怪，无动于衷地维持着警戒线，把人群分割开来。林尔依的心第一次如此鲜活地砰砰跳动着。她的视线移到高处，一位</w:t>
+      </w:r>
+      <w:proofErr w:type="gramStart"/>
+      <w:r>
+        <w:rPr>
+          <w:rFonts w:hint="eastAsia"/>
+        </w:rPr>
+        <w:t>赤裸着</w:t>
+      </w:r>
+      <w:proofErr w:type="gramEnd"/>
+      <w:r>
+        <w:rPr>
+          <w:rFonts w:hint="eastAsia"/>
+        </w:rPr>
+        <w:t>上半身的长发男子，踩着什么东西，站到高处，挥舞着鲜明的旗帜，给了周围人不小的鼓舞。林尔依的眼睛看着，闪动着。</w:t>
+      </w:r>
+    </w:p>
+    <w:p>
+      <w:pPr>
+        <w:ind w:firstLine="720"/>
+        <w:rPr>
+          <w:rFonts w:hint="eastAsia"/>
+        </w:rPr>
+      </w:pPr>
+      <w:r>
+        <w:rPr>
+          <w:rFonts w:hint="eastAsia"/>
+        </w:rPr>
+        <w:t>走过一个路口后，人群中逐渐开始高呼抗议削减预算的口号。林尔依混在人群中，只是装装样子，本来</w:t>
+      </w:r>
+      <w:proofErr w:type="gramStart"/>
+      <w:r>
+        <w:rPr>
+          <w:rFonts w:hint="eastAsia"/>
+        </w:rPr>
+        <w:t>不想真喊</w:t>
+      </w:r>
+      <w:proofErr w:type="gramEnd"/>
+      <w:r>
+        <w:rPr>
+          <w:rFonts w:hint="eastAsia"/>
+        </w:rPr>
+        <w:t>。可是，她的心越</w:t>
+      </w:r>
+      <w:proofErr w:type="gramStart"/>
+      <w:r>
+        <w:rPr>
+          <w:rFonts w:hint="eastAsia"/>
+        </w:rPr>
+        <w:t>跳越砰动</w:t>
+      </w:r>
+      <w:proofErr w:type="gramEnd"/>
+      <w:r>
+        <w:rPr>
+          <w:rFonts w:hint="eastAsia"/>
+        </w:rPr>
+        <w:t>——最终，她还是动了真情，挥舞起自己的拳头，口中爆发出那句简短的口号——</w:t>
+      </w:r>
+    </w:p>
+    <w:p>
+      <w:pPr>
+        <w:ind w:firstLine="720"/>
+        <w:rPr>
+          <w:rFonts w:hint="eastAsia"/>
+        </w:rPr>
+      </w:pPr>
+      <w:r>
+        <w:rPr>
+          <w:rFonts w:hint="eastAsia"/>
+        </w:rPr>
+        <w:t>抗议全程大概有个几公里。但林尔依不累，她从未感觉如此鲜活地活着。</w:t>
+      </w:r>
+    </w:p>
+    <w:p>
+      <w:pPr>
+        <w:ind w:firstLine="720"/>
+        <w:rPr>
+          <w:rFonts w:hint="eastAsia"/>
+        </w:rPr>
+      </w:pPr>
+      <w:r>
+        <w:rPr>
+          <w:rFonts w:hint="eastAsia"/>
+        </w:rPr>
+        <w:lastRenderedPageBreak/>
+        <w:t>星期二的下午，阳光很明媚。林尔依出了一身汗，她把</w:t>
+      </w:r>
+      <w:proofErr w:type="gramStart"/>
+      <w:r>
+        <w:rPr>
+          <w:rFonts w:hint="eastAsia"/>
+        </w:rPr>
+        <w:t>毛线帽给摘下</w:t>
+      </w:r>
+      <w:proofErr w:type="gramEnd"/>
+      <w:r>
+        <w:rPr>
+          <w:rFonts w:hint="eastAsia"/>
+        </w:rPr>
+        <w:t>，把一头长发给散出来，尽情地在阳光下喘息着。</w:t>
+      </w:r>
+    </w:p>
+    <w:p>
+      <w:pPr>
+        <w:ind w:firstLine="720"/>
+        <w:rPr>
+          <w:rFonts w:hint="eastAsia"/>
+        </w:rPr>
+      </w:pPr>
+      <w:r>
+        <w:rPr>
+          <w:rFonts w:hint="eastAsia"/>
+        </w:rPr>
+        <w:t>远处的人群也渐渐地散了。林尔依去旁边的便利店买了瓶水。</w:t>
+      </w:r>
+    </w:p>
+    <w:p>
+      <w:pPr>
+        <w:ind w:firstLine="720"/>
+        <w:rPr>
+          <w:rFonts w:hint="eastAsia"/>
+        </w:rPr>
+      </w:pPr>
+    </w:p>
+    <w:p>
+      <w:pPr>
+        <w:ind w:firstLine="720"/>
+        <w:rPr>
+          <w:rFonts w:hint="eastAsia"/>
+        </w:rPr>
+      </w:pPr>
+    </w:p>
+    <w:p>
+      <w:pPr>
+        <w:ind w:firstLine="720"/>
+        <w:rPr>
+          <w:rFonts w:hint="eastAsia"/>
+        </w:rPr>
+      </w:pPr>
+      <w:r>
+        <w:rPr>
+          <w:rFonts w:hint="eastAsia"/>
+        </w:rPr>
+        <w:t>“我非常感谢你们——”林或与站在餐桌前，举着装橙汁的杯子对着大家说，“今年能够到这里来和和我一起过年。”</w:t>
+      </w:r>
+    </w:p>
+    <w:p>
+      <w:pPr>
+        <w:ind w:firstLine="720"/>
+        <w:rPr>
+          <w:rFonts w:hint="eastAsia"/>
+        </w:rPr>
+      </w:pPr>
+      <w:r>
+        <w:rPr>
+          <w:rFonts w:hint="eastAsia"/>
+        </w:rPr>
+        <w:t>“呐。派升呢。你嘛，也就还是那样。”林或与转头把杯子对准林派升，“祝你——明年顺顺利利，平平安安。”然后他把杯中的橙汁一饮而尽。</w:t>
+      </w:r>
+    </w:p>
+    <w:p>
+      <w:pPr>
+        <w:ind w:firstLine="720"/>
+        <w:rPr>
+          <w:rFonts w:hint="eastAsia"/>
+        </w:rPr>
+      </w:pPr>
+      <w:r>
+        <w:rPr>
+          <w:rFonts w:hint="eastAsia"/>
+        </w:rPr>
+        <w:t>“子伊啊——”林或与给自己又倒上一杯橙汁，“你今年呢，升上了</w:t>
+      </w:r>
+      <w:proofErr w:type="gramStart"/>
+      <w:r>
+        <w:rPr>
+          <w:rFonts w:hint="eastAsia"/>
+        </w:rPr>
+        <w:t>峨</w:t>
+      </w:r>
+      <w:proofErr w:type="gramEnd"/>
+      <w:r>
+        <w:rPr>
+          <w:rFonts w:hint="eastAsia"/>
+        </w:rPr>
+        <w:t>林地区的区域总技术总监——”，“好！——”，“好！——”，“祝你明年再接再厉，继续加油！”</w:t>
+      </w:r>
+    </w:p>
+    <w:p>
+      <w:pPr>
+        <w:ind w:firstLine="720"/>
+        <w:rPr>
+          <w:rFonts w:hint="eastAsia"/>
+        </w:rPr>
+      </w:pPr>
+      <w:r>
+        <w:rPr>
+          <w:rFonts w:hint="eastAsia"/>
+        </w:rPr>
+        <w:t>随后她转头对着林尔依，“尔依啊。我这两年最欣慰的就是你了。”，“你放弃了物理，但是也走出了自己的一条路。”，“这一杯我敬你！”</w:t>
+      </w:r>
+    </w:p>
+    <w:p>
+      <w:pPr>
+        <w:ind w:firstLine="720"/>
+        <w:rPr>
+          <w:rFonts w:hint="eastAsia"/>
+        </w:rPr>
+      </w:pPr>
+      <w:r>
+        <w:rPr>
+          <w:rFonts w:hint="eastAsia"/>
+        </w:rPr>
+        <w:t>林尔依连忙起身，“不敢当，不敢当，不敢当”</w:t>
+      </w:r>
+    </w:p>
+    <w:p>
+      <w:pPr>
+        <w:ind w:firstLine="720"/>
+        <w:rPr>
+          <w:rFonts w:hint="eastAsia"/>
+        </w:rPr>
+      </w:pPr>
+      <w:r>
+        <w:rPr>
+          <w:rFonts w:hint="eastAsia"/>
+        </w:rPr>
+        <w:t>“今年彼依在翁</w:t>
+      </w:r>
+      <w:proofErr w:type="gramStart"/>
+      <w:r>
+        <w:rPr>
+          <w:rFonts w:hint="eastAsia"/>
+        </w:rPr>
+        <w:t>谭</w:t>
+      </w:r>
+      <w:proofErr w:type="gramEnd"/>
+      <w:r>
+        <w:rPr>
+          <w:rFonts w:hint="eastAsia"/>
+        </w:rPr>
+        <w:t>，回不来。但是她给我们寄了些明信片，你们看——”</w:t>
+      </w:r>
+    </w:p>
+    <w:p>
+      <w:pPr>
+        <w:ind w:firstLine="720"/>
+        <w:rPr>
+          <w:rFonts w:hint="eastAsia"/>
+        </w:rPr>
+      </w:pPr>
+      <w:r>
+        <w:rPr>
+          <w:rFonts w:hint="eastAsia"/>
+        </w:rPr>
+        <w:t>林或与转过身来看了看身边的老伴，“你我就不说了，没啥好说的，来，大家吃饭——”</w:t>
+      </w:r>
+    </w:p>
+    <w:p>
+      <w:pPr>
+        <w:ind w:firstLine="720"/>
+        <w:rPr>
+          <w:rFonts w:hint="eastAsia"/>
+        </w:rPr>
+      </w:pPr>
+      <w:r>
+        <w:rPr>
+          <w:rFonts w:hint="eastAsia"/>
+        </w:rPr>
+        <w:lastRenderedPageBreak/>
+        <w:t>“你这老头——”老伴</w:t>
+      </w:r>
+      <w:proofErr w:type="gramStart"/>
+      <w:r>
+        <w:rPr>
+          <w:rFonts w:hint="eastAsia"/>
+        </w:rPr>
+        <w:t>轻轻锤了一下</w:t>
+      </w:r>
+      <w:proofErr w:type="gramEnd"/>
+      <w:r>
+        <w:rPr>
+          <w:rFonts w:hint="eastAsia"/>
+        </w:rPr>
+        <w:t>林或与，林或与也笑了。</w:t>
+      </w:r>
+    </w:p>
+    <w:p>
+      <w:pPr>
+        <w:ind w:firstLine="720"/>
+        <w:rPr>
+          <w:rFonts w:hint="eastAsia"/>
+        </w:rPr>
+      </w:pPr>
+      <w:r>
+        <w:rPr>
+          <w:rFonts w:hint="eastAsia"/>
+        </w:rPr>
+        <w:t>林尔依在谈笑间，眼神就有点失神。她的视线缓缓挪向窗外，被窗帘掩住的窗上糊了一层白雾，只留了一道缝。从缝里看向窗里的一家人，其乐融融。但是林尔依没感觉到快乐，也没感觉到温暖。</w:t>
+      </w:r>
+    </w:p>
+    <w:p>
+      <w:pPr>
+        <w:ind w:firstLine="720"/>
+        <w:rPr>
+          <w:rFonts w:hint="eastAsia"/>
+        </w:rPr>
+      </w:pPr>
+      <w:r>
+        <w:rPr>
+          <w:rFonts w:hint="eastAsia"/>
+        </w:rPr>
+        <w:t>她席间不经意间地扭头看向别处，露出困惑，迷茫的神情。但是在一轮谈笑过后，她又摆出一副笑脸，加入到大家的谈话之中。</w:t>
+      </w:r>
+    </w:p>
+    <w:p>
+      <w:pPr>
+        <w:ind w:firstLine="720"/>
+        <w:rPr>
+          <w:rFonts w:hint="eastAsia"/>
+        </w:rPr>
+      </w:pPr>
+      <w:r>
+        <w:rPr>
+          <w:rFonts w:hint="eastAsia"/>
+        </w:rPr>
+        <w:br w:type="page"/>
+      </w:r>
+    </w:p>
+    <w:p>
+      <w:pPr>
+        <w:pStyle w:val="CNX"/>
+      </w:pPr>
+      <w:bookmarkStart w:id="8" w:name="_Toc218019013"/>
+      <w:r>
+        <w:rPr>
+          <w:rFonts w:hint="eastAsia"/>
+        </w:rPr>
+        <w:lastRenderedPageBreak/>
+        <w:t>第 06 章，远游</w:t>
+      </w:r>
+      <w:bookmarkEnd w:id="8"/>
+    </w:p>
+    <w:p>
+      <w:pPr>
+        <w:ind w:firstLine="720"/>
+        <w:rPr>
+          <w:rFonts w:hint="eastAsia"/>
+        </w:rPr>
+      </w:pPr>
+      <w:r>
+        <w:rPr>
+          <w:rFonts w:hint="eastAsia"/>
+        </w:rPr>
+        <w:t>“刚刚上任的</w:t>
+      </w:r>
+      <w:proofErr w:type="gramStart"/>
+      <w:r>
+        <w:rPr>
+          <w:rFonts w:hint="eastAsia"/>
+        </w:rPr>
+        <w:t>峨</w:t>
+      </w:r>
+      <w:proofErr w:type="gramEnd"/>
+      <w:r>
+        <w:rPr>
+          <w:rFonts w:hint="eastAsia"/>
+        </w:rPr>
+        <w:t>陆参市的市长，詹姆斯顿·卡默斯特，今日居然罕见地宣布与他的人民站到一起，拒绝签署削减财政预算的议案，转而提出寻求其他解决我们这座几百万市民衣食所系的城市的财政危机的解决方案...”</w:t>
+      </w:r>
+    </w:p>
+    <w:p>
+      <w:pPr>
+        <w:ind w:firstLine="720"/>
+        <w:rPr>
+          <w:rFonts w:hint="eastAsia"/>
+        </w:rPr>
+      </w:pPr>
+      <w:r>
+        <w:rPr>
+          <w:rFonts w:hint="eastAsia"/>
+        </w:rPr>
+        <w:t>......</w:t>
+      </w:r>
+    </w:p>
+    <w:p>
+      <w:pPr>
+        <w:ind w:firstLine="720"/>
+        <w:rPr>
+          <w:rFonts w:hint="eastAsia"/>
+        </w:rPr>
+      </w:pPr>
+      <w:r>
+        <w:rPr>
+          <w:rFonts w:hint="eastAsia"/>
+        </w:rPr>
+        <w:t>办公室是北向的，全年接受的阳光很少，配上深棕色的老旧抛光漆皮木桌子，很温馨。</w:t>
+      </w:r>
+    </w:p>
+    <w:p>
+      <w:pPr>
+        <w:ind w:firstLine="720"/>
+        <w:rPr>
+          <w:rFonts w:hint="eastAsia"/>
+        </w:rPr>
+      </w:pPr>
+      <w:r>
+        <w:rPr>
+          <w:rFonts w:hint="eastAsia"/>
+        </w:rPr>
+        <w:t>林尔依伏在桌子上，或者说头几乎要埋到屏幕里面去了。周围人都走了，但办公室</w:t>
+      </w:r>
+      <w:proofErr w:type="gramStart"/>
+      <w:r>
+        <w:rPr>
+          <w:rFonts w:hint="eastAsia"/>
+        </w:rPr>
+        <w:t>里面灯</w:t>
+      </w:r>
+      <w:proofErr w:type="gramEnd"/>
+      <w:r>
+        <w:rPr>
+          <w:rFonts w:hint="eastAsia"/>
+        </w:rPr>
+        <w:t>还开着，只剩下林尔依一个人。</w:t>
+      </w:r>
+    </w:p>
+    <w:p>
+      <w:pPr>
+        <w:ind w:firstLine="720"/>
+        <w:rPr>
+          <w:rFonts w:hint="eastAsia"/>
+        </w:rPr>
+      </w:pPr>
+      <w:r>
+        <w:rPr>
+          <w:rFonts w:hint="eastAsia"/>
+        </w:rPr>
+        <w:t>“</w:t>
+      </w:r>
+      <w:proofErr w:type="gramStart"/>
+      <w:r>
+        <w:rPr>
+          <w:rFonts w:hint="eastAsia"/>
+        </w:rPr>
+        <w:t>诶</w:t>
+      </w:r>
+      <w:proofErr w:type="gramEnd"/>
+      <w:r>
+        <w:rPr>
+          <w:rFonts w:hint="eastAsia"/>
+        </w:rPr>
+        <w:t>？小林老师，你还在啊？快走啦——毕业典礼马上就要开始了，学生都入座了。”一位老师杀了个回马枪回办公室，探头进来，对着伏案疾书的我们的亲爱的小林，</w:t>
+      </w:r>
+      <w:proofErr w:type="gramStart"/>
+      <w:r>
+        <w:rPr>
+          <w:rFonts w:hint="eastAsia"/>
+        </w:rPr>
+        <w:t>尔依老师</w:t>
+      </w:r>
+      <w:proofErr w:type="gramEnd"/>
+      <w:r>
+        <w:rPr>
+          <w:rFonts w:hint="eastAsia"/>
+        </w:rPr>
+        <w:t>说了一句。</w:t>
+      </w:r>
+    </w:p>
+    <w:p>
+      <w:pPr>
+        <w:ind w:firstLine="720"/>
+        <w:rPr>
+          <w:rFonts w:hint="eastAsia"/>
+        </w:rPr>
+      </w:pPr>
+      <w:r>
+        <w:rPr>
+          <w:rFonts w:hint="eastAsia"/>
+        </w:rPr>
+        <w:t>林尔依急忙把屏幕按灭，关了办公室的灯，离开了办公室。</w:t>
+      </w:r>
+    </w:p>
+    <w:p>
+      <w:pPr>
+        <w:ind w:firstLine="720"/>
+        <w:rPr>
+          <w:rFonts w:hint="eastAsia"/>
+        </w:rPr>
+      </w:pPr>
+      <w:r>
+        <w:rPr>
+          <w:rFonts w:hint="eastAsia"/>
+        </w:rPr>
+        <w:t>“另一个解决索马问题的基本思路——哈维斯·本·特里斯教授，霍利根大学”</w:t>
+      </w:r>
+    </w:p>
+    <w:p>
+      <w:pPr>
+        <w:ind w:firstLine="720"/>
+        <w:rPr>
+          <w:rFonts w:hint="eastAsia"/>
+        </w:rPr>
+      </w:pPr>
+      <w:r>
+        <w:rPr>
+          <w:rFonts w:hint="eastAsia"/>
+        </w:rPr>
+        <w:t>林尔依走进大礼堂。这里地铺的木板全都旧了，发黑了。但木板上的胶和蜡还是很牢固，表面很光滑，整个教堂内</w:t>
+      </w:r>
+      <w:proofErr w:type="gramStart"/>
+      <w:r>
+        <w:rPr>
+          <w:rFonts w:hint="eastAsia"/>
+        </w:rPr>
+        <w:t>饰都是</w:t>
+      </w:r>
+      <w:proofErr w:type="gramEnd"/>
+      <w:r>
+        <w:rPr>
+          <w:rFonts w:hint="eastAsia"/>
+        </w:rPr>
+        <w:t>木板和</w:t>
+      </w:r>
+      <w:proofErr w:type="gramStart"/>
+      <w:r>
+        <w:rPr>
+          <w:rFonts w:hint="eastAsia"/>
+        </w:rPr>
+        <w:t>木皮</w:t>
+      </w:r>
+      <w:proofErr w:type="gramEnd"/>
+      <w:r>
+        <w:rPr>
+          <w:rFonts w:hint="eastAsia"/>
+        </w:rPr>
+        <w:t>镶的，显得</w:t>
+      </w:r>
+      <w:proofErr w:type="gramStart"/>
+      <w:r>
+        <w:rPr>
+          <w:rFonts w:hint="eastAsia"/>
+        </w:rPr>
+        <w:t>橙</w:t>
+      </w:r>
+      <w:proofErr w:type="gramEnd"/>
+      <w:r>
+        <w:rPr>
+          <w:rFonts w:hint="eastAsia"/>
+        </w:rPr>
+        <w:t>黄黄的。</w:t>
+      </w:r>
+    </w:p>
+    <w:p>
+      <w:pPr>
+        <w:ind w:firstLine="720"/>
+        <w:rPr>
+          <w:rFonts w:hint="eastAsia"/>
+        </w:rPr>
+      </w:pPr>
+      <w:r>
+        <w:rPr>
+          <w:rFonts w:hint="eastAsia"/>
+        </w:rPr>
+        <w:t>校长换了一身还算体面的西装在台上讲话。他光秃秃的头在聚光灯的照射下一闪一闪的。</w:t>
+      </w:r>
+    </w:p>
+    <w:p>
+      <w:pPr>
+        <w:ind w:firstLine="720"/>
+        <w:rPr>
+          <w:rFonts w:hint="eastAsia"/>
+        </w:rPr>
+      </w:pPr>
+      <w:r>
+        <w:rPr>
+          <w:rFonts w:hint="eastAsia"/>
+        </w:rPr>
+        <w:lastRenderedPageBreak/>
+        <w:t>“全体起立！脱帽！行礼升旗！”</w:t>
+      </w:r>
+    </w:p>
+    <w:p>
+      <w:pPr>
+        <w:ind w:firstLine="720"/>
+        <w:rPr>
+          <w:rFonts w:hint="eastAsia"/>
+        </w:rPr>
+      </w:pPr>
+      <w:r>
+        <w:rPr>
+          <w:rFonts w:hint="eastAsia"/>
+        </w:rPr>
+        <w:t>今年是林尔依带完的第一届学生。她从一位高校科研精英，摇身一变，成为了一所公立学校的普通数学教师，也是令人感言颇多。当然，最多感言要说的还得是她自己。此时的林尔依又是怀抱着什么样的心情呢？她站在礼堂的后面，眼睛直勾勾地望着那面旗子，双手松垮垮地半握着拳。</w:t>
+      </w:r>
+    </w:p>
+    <w:p>
+      <w:pPr>
+        <w:ind w:firstLine="720"/>
+        <w:rPr>
+          <w:rFonts w:hint="eastAsia"/>
+        </w:rPr>
+      </w:pPr>
+      <w:r>
+        <w:rPr>
+          <w:rFonts w:hint="eastAsia"/>
+        </w:rPr>
+        <w:t>“据说那面旗子最开始是约</w:t>
+      </w:r>
+      <w:proofErr w:type="gramStart"/>
+      <w:r>
+        <w:rPr>
+          <w:rFonts w:hint="eastAsia"/>
+        </w:rPr>
+        <w:t>瑟</w:t>
+      </w:r>
+      <w:proofErr w:type="gramEnd"/>
+      <w:r>
+        <w:rPr>
+          <w:rFonts w:hint="eastAsia"/>
+        </w:rPr>
+        <w:t>夫·S·史密斯用蜡笔画的。”这是一个广为流传的故事，刚刚也有人在讨论。西底达斯合众国的国旗，蓝点环白底旗，中间是一个蓝色的原点，周围是两个弧线组成的开放环形，坐落在旗帜一角，被两个几乎看不到的小铅球压着，缓缓地用绳子拉起来升到礼堂高台的正上方，同时奏了西底达斯合众国的国歌：</w:t>
+      </w:r>
+    </w:p>
+    <w:p>
+      <w:pPr>
+        <w:ind w:firstLine="720"/>
+        <w:rPr>
+          <w:rFonts w:hint="eastAsia"/>
+        </w:rPr>
+      </w:pPr>
+    </w:p>
+    <w:p>
+      <w:pPr>
+        <w:ind w:firstLine="720"/>
+        <w:jc w:val="right"/>
+        <w:rPr>
+          <w:rFonts w:hint="eastAsia"/>
+        </w:rPr>
+      </w:pPr>
+      <w:r>
+        <w:rPr>
+          <w:rFonts w:hint="eastAsia"/>
+        </w:rPr>
+        <w:t>March Ideal Nation N.01 – New Land Ode</w:t>
+      </w:r>
+    </w:p>
+    <w:p>
+      <w:pPr>
+        <w:ind w:firstLine="720"/>
+        <w:jc w:val="right"/>
+        <w:rPr>
+          <w:rFonts w:hint="eastAsia"/>
+        </w:rPr>
+      </w:pPr>
+      <w:r>
+        <w:rPr>
+          <w:rFonts w:hint="eastAsia"/>
+        </w:rPr>
+        <w:t>第一理想国进行曲·新大陆颂</w:t>
+      </w:r>
+    </w:p>
+    <w:p>
+      <w:pPr>
+        <w:ind w:firstLine="720"/>
+        <w:rPr>
+          <w:rFonts w:hint="eastAsia"/>
+        </w:rPr>
+      </w:pPr>
+    </w:p>
+    <w:p>
+      <w:pPr>
+        <w:ind w:firstLineChars="0" w:firstLine="0"/>
+        <w:jc w:val="center"/>
+        <w:rPr>
+          <w:rFonts w:hint="eastAsia"/>
+        </w:rPr>
+      </w:pPr>
+      <w:r>
+        <w:rPr>
+          <w:rFonts w:hint="eastAsia"/>
+        </w:rPr>
+        <w:t>In this dawn, we rise,</w:t>
+      </w:r>
+    </w:p>
+    <w:p>
+      <w:pPr>
+        <w:ind w:firstLineChars="0" w:firstLine="0"/>
+        <w:jc w:val="center"/>
+        <w:rPr>
+          <w:rFonts w:hint="eastAsia"/>
+        </w:rPr>
+      </w:pPr>
+      <w:r>
+        <w:rPr>
+          <w:rFonts w:hint="eastAsia"/>
+        </w:rPr>
+        <w:t>Sunlight's shining in our eyes,</w:t>
+      </w:r>
+    </w:p>
+    <w:p>
+      <w:pPr>
+        <w:ind w:firstLineChars="0" w:firstLine="0"/>
+        <w:jc w:val="center"/>
+        <w:rPr>
+          <w:rFonts w:hint="eastAsia"/>
+        </w:rPr>
+      </w:pPr>
+      <w:r>
+        <w:rPr>
+          <w:rFonts w:hint="eastAsia"/>
+        </w:rPr>
+        <w:t xml:space="preserve">Stepping </w:t>
+      </w:r>
+      <w:proofErr w:type="gramStart"/>
+      <w:r>
+        <w:rPr>
+          <w:rFonts w:hint="eastAsia"/>
+        </w:rPr>
+        <w:t>slow</w:t>
+      </w:r>
+      <w:proofErr w:type="gramEnd"/>
+      <w:r>
+        <w:rPr>
+          <w:rFonts w:hint="eastAsia"/>
+        </w:rPr>
+        <w:t xml:space="preserve"> into the light,</w:t>
+      </w:r>
+    </w:p>
+    <w:p>
+      <w:pPr>
+        <w:ind w:firstLineChars="0" w:firstLine="0"/>
+        <w:jc w:val="center"/>
+        <w:rPr>
+          <w:rFonts w:hint="eastAsia"/>
+        </w:rPr>
+      </w:pPr>
+      <w:r>
+        <w:rPr>
+          <w:rFonts w:hint="eastAsia"/>
+        </w:rPr>
+        <w:t>Caring not for what stands ahead.</w:t>
+      </w:r>
+    </w:p>
+    <w:p>
+      <w:pPr>
+        <w:ind w:firstLineChars="0" w:firstLine="0"/>
+        <w:jc w:val="center"/>
+        <w:rPr>
+          <w:rFonts w:hint="eastAsia"/>
+        </w:rPr>
+      </w:pPr>
+    </w:p>
+    <w:p>
+      <w:pPr>
+        <w:ind w:firstLineChars="0" w:firstLine="0"/>
+        <w:jc w:val="center"/>
+        <w:rPr>
+          <w:rFonts w:hint="eastAsia"/>
+        </w:rPr>
+      </w:pPr>
+      <w:r>
+        <w:rPr>
+          <w:rFonts w:hint="eastAsia"/>
+        </w:rPr>
+        <w:lastRenderedPageBreak/>
+        <w:t>See the beauty of her land,</w:t>
+      </w:r>
+    </w:p>
+    <w:p>
+      <w:pPr>
+        <w:ind w:firstLineChars="0" w:firstLine="0"/>
+        <w:jc w:val="center"/>
+        <w:rPr>
+          <w:rFonts w:hint="eastAsia"/>
+        </w:rPr>
+      </w:pPr>
+      <w:r>
+        <w:rPr>
+          <w:rFonts w:hint="eastAsia"/>
+        </w:rPr>
+        <w:t>We sing, in praise of her grace.</w:t>
+      </w:r>
+    </w:p>
+    <w:p>
+      <w:pPr>
+        <w:ind w:firstLineChars="0" w:firstLine="0"/>
+        <w:jc w:val="center"/>
+        <w:rPr>
+          <w:rFonts w:hint="eastAsia"/>
+        </w:rPr>
+      </w:pPr>
+      <w:r>
+        <w:rPr>
+          <w:rFonts w:hint="eastAsia"/>
+        </w:rPr>
+        <w:t>From the beach to the forest,</w:t>
+      </w:r>
+    </w:p>
+    <w:p>
+      <w:pPr>
+        <w:ind w:firstLineChars="0" w:firstLine="0"/>
+        <w:jc w:val="center"/>
+        <w:rPr>
+          <w:rFonts w:hint="eastAsia"/>
+        </w:rPr>
+      </w:pPr>
+      <w:r>
+        <w:rPr>
+          <w:rFonts w:hint="eastAsia"/>
+        </w:rPr>
+        <w:t>Reaching far across her land,</w:t>
+      </w:r>
+    </w:p>
+    <w:p>
+      <w:pPr>
+        <w:ind w:firstLineChars="0" w:firstLine="0"/>
+        <w:jc w:val="center"/>
+        <w:rPr>
+          <w:rFonts w:hint="eastAsia"/>
+        </w:rPr>
+      </w:pPr>
+      <w:r>
+        <w:rPr>
+          <w:rFonts w:hint="eastAsia"/>
+        </w:rPr>
+        <w:t>To feel every inch of her earth.</w:t>
+      </w:r>
+    </w:p>
+    <w:p>
+      <w:pPr>
+        <w:ind w:firstLineChars="0" w:firstLine="0"/>
+        <w:jc w:val="center"/>
+        <w:rPr>
+          <w:rFonts w:hint="eastAsia"/>
+        </w:rPr>
+      </w:pPr>
+    </w:p>
+    <w:p>
+      <w:pPr>
+        <w:ind w:firstLineChars="0" w:firstLine="0"/>
+        <w:jc w:val="center"/>
+        <w:rPr>
+          <w:rFonts w:hint="eastAsia"/>
+        </w:rPr>
+      </w:pPr>
+      <w:r>
+        <w:rPr>
+          <w:rFonts w:hint="eastAsia"/>
+        </w:rPr>
+        <w:t>In this dawn our motherland,</w:t>
+      </w:r>
+    </w:p>
+    <w:p>
+      <w:pPr>
+        <w:ind w:firstLineChars="0" w:firstLine="0"/>
+        <w:jc w:val="center"/>
+        <w:rPr>
+          <w:rFonts w:hint="eastAsia"/>
+        </w:rPr>
+      </w:pPr>
+      <w:r>
+        <w:rPr>
+          <w:rFonts w:hint="eastAsia"/>
+        </w:rPr>
+        <w:t>Rising from the western land.</w:t>
+      </w:r>
+    </w:p>
+    <w:p>
+      <w:pPr>
+        <w:ind w:firstLineChars="0" w:firstLine="0"/>
+        <w:jc w:val="center"/>
+        <w:rPr>
+          <w:rFonts w:hint="eastAsia"/>
+        </w:rPr>
+      </w:pPr>
+      <w:r>
+        <w:rPr>
+          <w:rFonts w:hint="eastAsia"/>
+        </w:rPr>
+        <w:t>Always bathing in the sun,</w:t>
+      </w:r>
+    </w:p>
+    <w:p>
+      <w:pPr>
+        <w:ind w:firstLineChars="0" w:firstLine="0"/>
+        <w:jc w:val="center"/>
+        <w:rPr>
+          <w:rFonts w:hint="eastAsia"/>
+        </w:rPr>
+      </w:pPr>
+      <w:r>
+        <w:rPr>
+          <w:rFonts w:hint="eastAsia"/>
+        </w:rPr>
+        <w:t>Spring, Summer, Fall, and Winter.</w:t>
+      </w:r>
+    </w:p>
+    <w:p>
+      <w:pPr>
+        <w:ind w:firstLineChars="0" w:firstLine="0"/>
+        <w:jc w:val="center"/>
+        <w:rPr>
+          <w:rFonts w:hint="eastAsia"/>
+        </w:rPr>
+      </w:pPr>
+    </w:p>
+    <w:p>
+      <w:pPr>
+        <w:ind w:firstLineChars="0" w:firstLine="0"/>
+        <w:jc w:val="center"/>
+        <w:rPr>
+          <w:rFonts w:hint="eastAsia"/>
+        </w:rPr>
+      </w:pPr>
+      <w:r>
+        <w:rPr>
+          <w:rFonts w:hint="eastAsia"/>
+        </w:rPr>
+        <w:t>People of all her motherland,</w:t>
+      </w:r>
+    </w:p>
+    <w:p>
+      <w:pPr>
+        <w:ind w:firstLineChars="0" w:firstLine="0"/>
+        <w:jc w:val="center"/>
+        <w:rPr>
+          <w:rFonts w:hint="eastAsia"/>
+        </w:rPr>
+      </w:pPr>
+      <w:r>
+        <w:rPr>
+          <w:rFonts w:hint="eastAsia"/>
+        </w:rPr>
+        <w:t xml:space="preserve">May they sleep </w:t>
+      </w:r>
+      <w:proofErr w:type="gramStart"/>
+      <w:r>
+        <w:rPr>
+          <w:rFonts w:hint="eastAsia"/>
+        </w:rPr>
+        <w:t>safe</w:t>
+      </w:r>
+      <w:proofErr w:type="gramEnd"/>
+      <w:r>
+        <w:rPr>
+          <w:rFonts w:hint="eastAsia"/>
+        </w:rPr>
+        <w:t xml:space="preserve"> in her arms.</w:t>
+      </w:r>
+    </w:p>
+    <w:p>
+      <w:pPr>
+        <w:ind w:firstLineChars="0" w:firstLine="0"/>
+        <w:jc w:val="center"/>
+        <w:rPr>
+          <w:rFonts w:hint="eastAsia"/>
+        </w:rPr>
+      </w:pPr>
+      <w:r>
+        <w:rPr>
+          <w:rFonts w:hint="eastAsia"/>
+        </w:rPr>
+        <w:t>Living happy, living free,</w:t>
+      </w:r>
+    </w:p>
+    <w:p>
+      <w:pPr>
+        <w:ind w:firstLineChars="0" w:firstLine="0"/>
+        <w:jc w:val="center"/>
+        <w:rPr>
+          <w:rFonts w:hint="eastAsia"/>
+        </w:rPr>
+      </w:pPr>
+      <w:r>
+        <w:rPr>
+          <w:rFonts w:hint="eastAsia"/>
+        </w:rPr>
+        <w:t>Always holding peaceful dreams.</w:t>
+      </w:r>
+    </w:p>
+    <w:p>
+      <w:pPr>
+        <w:ind w:firstLineChars="0" w:firstLine="0"/>
+        <w:jc w:val="center"/>
+        <w:rPr>
+          <w:rFonts w:hint="eastAsia"/>
+        </w:rPr>
+      </w:pPr>
+    </w:p>
+    <w:p>
+      <w:pPr>
+        <w:ind w:firstLineChars="0" w:firstLine="0"/>
+        <w:jc w:val="center"/>
+        <w:rPr>
+          <w:rFonts w:hint="eastAsia"/>
+        </w:rPr>
+      </w:pPr>
+      <w:r>
+        <w:rPr>
+          <w:rFonts w:hint="eastAsia"/>
+        </w:rPr>
+        <w:t>Great people and great land,</w:t>
+      </w:r>
+    </w:p>
+    <w:p>
+      <w:pPr>
+        <w:ind w:firstLineChars="0" w:firstLine="0"/>
+        <w:jc w:val="center"/>
+        <w:rPr>
+          <w:rFonts w:hint="eastAsia"/>
+        </w:rPr>
+      </w:pPr>
+      <w:r>
+        <w:rPr>
+          <w:rFonts w:hint="eastAsia"/>
+        </w:rPr>
+        <w:t>In the dawn we rise and stand.</w:t>
+      </w:r>
+    </w:p>
+    <w:p>
+      <w:pPr>
+        <w:ind w:firstLineChars="0" w:firstLine="0"/>
+        <w:jc w:val="center"/>
+        <w:rPr>
+          <w:rFonts w:hint="eastAsia"/>
+        </w:rPr>
+      </w:pPr>
+      <w:r>
+        <w:rPr>
+          <w:rFonts w:hint="eastAsia"/>
+        </w:rPr>
+        <w:t>Our people and our children,</w:t>
+      </w:r>
+    </w:p>
+    <w:p>
+      <w:pPr>
+        <w:ind w:firstLineChars="0" w:firstLine="0"/>
+        <w:jc w:val="center"/>
+        <w:rPr>
+          <w:rFonts w:hint="eastAsia"/>
+        </w:rPr>
+      </w:pPr>
+      <w:r>
+        <w:rPr>
+          <w:rFonts w:hint="eastAsia"/>
+        </w:rPr>
+        <w:lastRenderedPageBreak/>
+        <w:t>Stepping into the light, hand in hand.</w:t>
+      </w:r>
+    </w:p>
+    <w:p>
+      <w:pPr>
+        <w:ind w:firstLineChars="0" w:firstLine="0"/>
+        <w:jc w:val="center"/>
+        <w:rPr>
+          <w:rFonts w:hint="eastAsia"/>
+        </w:rPr>
+      </w:pPr>
+      <w:r>
+        <w:rPr>
+          <w:rFonts w:hint="eastAsia"/>
+        </w:rPr>
+        <w:t>There we bathe with joy and laughter,</w:t>
+      </w:r>
+    </w:p>
+    <w:p>
+      <w:pPr>
+        <w:ind w:firstLineChars="0" w:firstLine="0"/>
+        <w:jc w:val="center"/>
+        <w:rPr>
+          <w:rFonts w:hint="eastAsia"/>
+        </w:rPr>
+      </w:pPr>
+      <w:r>
+        <w:rPr>
+          <w:rFonts w:hint="eastAsia"/>
+        </w:rPr>
+        <w:t>Sunlight shines and cool wind breezes.</w:t>
+      </w:r>
+    </w:p>
+    <w:p>
+      <w:pPr>
+        <w:ind w:firstLine="720"/>
+        <w:rPr>
+          <w:rFonts w:hint="eastAsia"/>
+        </w:rPr>
+      </w:pPr>
+    </w:p>
+    <w:p>
+      <w:pPr>
+        <w:ind w:firstLine="720"/>
+        <w:rPr>
+          <w:rFonts w:hint="eastAsia"/>
+        </w:rPr>
+      </w:pPr>
+      <w:r>
+        <w:rPr>
+          <w:rFonts w:hint="eastAsia"/>
+        </w:rPr>
+        <w:t>那面旗子升到灯的下方，高台顶端下面的一点点，被上面灯光发出的一点点黄色的光线照着。大家已经把目光移向别处了，林尔依还盯着那面旗子。</w:t>
+      </w:r>
+    </w:p>
+    <w:p>
+      <w:pPr>
+        <w:ind w:firstLine="720"/>
+        <w:rPr>
+          <w:rFonts w:hint="eastAsia"/>
+        </w:rPr>
+      </w:pPr>
+      <w:r>
+        <w:rPr>
+          <w:rFonts w:hint="eastAsia"/>
+        </w:rPr>
+        <w:t>“据说这面旗子中间的圆点代表着太阳，周围的圆圈代表着日晕。”</w:t>
+      </w:r>
+    </w:p>
+    <w:p>
+      <w:pPr>
+        <w:ind w:firstLine="720"/>
+        <w:rPr>
+          <w:rFonts w:hint="eastAsia"/>
+        </w:rPr>
+      </w:pPr>
+      <w:r>
+        <w:rPr>
+          <w:rFonts w:hint="eastAsia"/>
+        </w:rPr>
+        <w:t>“蓝色的太阳？”</w:t>
+      </w:r>
+    </w:p>
+    <w:p>
+      <w:pPr>
+        <w:ind w:firstLine="720"/>
+        <w:rPr>
+          <w:rFonts w:hint="eastAsia"/>
+        </w:rPr>
+      </w:pPr>
+      <w:r>
+        <w:rPr>
+          <w:rFonts w:hint="eastAsia"/>
+        </w:rPr>
+        <w:t>“是。是约瑟夫布莱克随手拿身旁蜡笔在身旁的布巾上画的。”</w:t>
+      </w:r>
+    </w:p>
+    <w:p>
+      <w:pPr>
+        <w:ind w:firstLine="720"/>
+        <w:rPr>
+          <w:rFonts w:hint="eastAsia"/>
+        </w:rPr>
+      </w:pPr>
+      <w:r>
+        <w:rPr>
+          <w:rFonts w:hint="eastAsia"/>
+        </w:rPr>
+        <w:t>“这个蓝，叫蓝图蓝。”</w:t>
+      </w:r>
+    </w:p>
+    <w:p>
+      <w:pPr>
+        <w:ind w:firstLine="720"/>
+        <w:rPr>
+          <w:rFonts w:hint="eastAsia"/>
+        </w:rPr>
+      </w:pPr>
+      <w:r>
+        <w:rPr>
+          <w:rFonts w:hint="eastAsia"/>
+        </w:rPr>
+        <w:t>“理想国...乌托邦...”</w:t>
+      </w:r>
+    </w:p>
+    <w:p>
+      <w:pPr>
+        <w:ind w:firstLine="720"/>
+        <w:rPr>
+          <w:rFonts w:hint="eastAsia"/>
+        </w:rPr>
+      </w:pPr>
+      <w:r>
+        <w:rPr>
+          <w:rFonts w:hint="eastAsia"/>
+        </w:rPr>
+        <w:t>林尔依低下头，把时间</w:t>
+      </w:r>
+      <w:proofErr w:type="gramStart"/>
+      <w:r>
+        <w:rPr>
+          <w:rFonts w:hint="eastAsia"/>
+        </w:rPr>
+        <w:t>聚回到</w:t>
+      </w:r>
+      <w:proofErr w:type="gramEnd"/>
+      <w:r>
+        <w:rPr>
+          <w:rFonts w:hint="eastAsia"/>
+        </w:rPr>
+        <w:t>灯下的校长，他正在为这一届前途并不怎么光明的毕业生献上美好而又诚挚的祝福——</w:t>
+      </w:r>
+    </w:p>
+    <w:p>
+      <w:pPr>
+        <w:ind w:firstLine="720"/>
+        <w:rPr>
+          <w:rFonts w:hint="eastAsia"/>
+        </w:rPr>
+      </w:pPr>
+      <w:r>
+        <w:rPr>
+          <w:rFonts w:hint="eastAsia"/>
+        </w:rPr>
+        <w:t>秋天落叶总是很多的，秋风也总是以清爽，而</w:t>
+      </w:r>
+      <w:proofErr w:type="gramStart"/>
+      <w:r>
+        <w:rPr>
+          <w:rFonts w:hint="eastAsia"/>
+        </w:rPr>
+        <w:t>又一阵又一阵</w:t>
+      </w:r>
+      <w:proofErr w:type="gramEnd"/>
+      <w:r>
+        <w:rPr>
+          <w:rFonts w:hint="eastAsia"/>
+        </w:rPr>
+        <w:t>地姿态</w:t>
+      </w:r>
+      <w:proofErr w:type="gramStart"/>
+      <w:r>
+        <w:rPr>
+          <w:rFonts w:hint="eastAsia"/>
+        </w:rPr>
+        <w:t>愉悦着</w:t>
+      </w:r>
+      <w:proofErr w:type="gramEnd"/>
+      <w:r>
+        <w:rPr>
+          <w:rFonts w:hint="eastAsia"/>
+        </w:rPr>
+        <w:t>人们的大脑。福临中学的毕业生们，在并不偌大的校园里，也难得露出不同以往嬉笑怒骂的真挚情感，对这座校园加以留念，露出一道真诚的笑。</w:t>
+      </w:r>
+    </w:p>
+    <w:p>
+      <w:pPr>
+        <w:ind w:firstLine="720"/>
+        <w:rPr>
+          <w:rFonts w:hint="eastAsia"/>
+        </w:rPr>
+      </w:pPr>
+      <w:r>
+        <w:rPr>
+          <w:rFonts w:hint="eastAsia"/>
+        </w:rPr>
+        <w:lastRenderedPageBreak/>
+        <w:t>这样的日子里，大家都找不到林尔依。或者说，大家都把林尔依忘了。她</w:t>
+      </w:r>
+      <w:proofErr w:type="gramStart"/>
+      <w:r>
+        <w:rPr>
+          <w:rFonts w:hint="eastAsia"/>
+        </w:rPr>
+        <w:t>刚刚很</w:t>
+      </w:r>
+      <w:proofErr w:type="gramEnd"/>
+      <w:r>
+        <w:rPr>
+          <w:rFonts w:hint="eastAsia"/>
+        </w:rPr>
+        <w:t>适时地在同学老师们面前出现了一段时间，现在又悄然消失，没有人注意到——</w:t>
+      </w:r>
+    </w:p>
+    <w:p>
+      <w:pPr>
+        <w:ind w:firstLine="720"/>
+        <w:rPr>
+          <w:rFonts w:hint="eastAsia"/>
+        </w:rPr>
+      </w:pPr>
+      <w:r>
+        <w:rPr>
+          <w:rFonts w:hint="eastAsia"/>
+        </w:rPr>
+        <w:t>林尔依依靠着学校的一面围墙，在大树底下，坐着。秋风时不时</w:t>
+      </w:r>
+      <w:proofErr w:type="gramStart"/>
+      <w:r>
+        <w:rPr>
+          <w:rFonts w:hint="eastAsia"/>
+        </w:rPr>
+        <w:t>抚扰着</w:t>
+      </w:r>
+      <w:proofErr w:type="gramEnd"/>
+      <w:r>
+        <w:rPr>
+          <w:rFonts w:hint="eastAsia"/>
+        </w:rPr>
+        <w:t>她的心绪，她思考着，手里拿着一张纸。</w:t>
+      </w:r>
+    </w:p>
+    <w:p>
+      <w:pPr>
+        <w:ind w:firstLineChars="0" w:firstLine="0"/>
+        <w:rPr>
+          <w:rFonts w:hint="eastAsia"/>
+          <w:i/>
+          <w:iCs/>
+        </w:rPr>
+      </w:pPr>
+      <w:r>
+        <w:rPr>
+          <w:rFonts w:hint="eastAsia"/>
+          <w:i/>
+          <w:iCs/>
+        </w:rPr>
+        <w:t>“21姐，</w:t>
+      </w:r>
+    </w:p>
+    <w:p>
+      <w:pPr>
+        <w:ind w:firstLine="720"/>
+        <w:rPr>
+          <w:rFonts w:hint="eastAsia"/>
+          <w:i/>
+          <w:iCs/>
+        </w:rPr>
+      </w:pPr>
+      <w:r>
+        <w:rPr>
+          <w:rFonts w:hint="eastAsia"/>
+          <w:i/>
+          <w:iCs/>
+        </w:rPr>
+        <w:t>最近咋样？我在翁</w:t>
+      </w:r>
+      <w:proofErr w:type="gramStart"/>
+      <w:r>
+        <w:rPr>
+          <w:rFonts w:hint="eastAsia"/>
+          <w:i/>
+          <w:iCs/>
+        </w:rPr>
+        <w:t>谭</w:t>
+      </w:r>
+      <w:proofErr w:type="gramEnd"/>
+      <w:r>
+        <w:rPr>
+          <w:rFonts w:hint="eastAsia"/>
+          <w:i/>
+          <w:iCs/>
+        </w:rPr>
+        <w:t>，你知道，霍利根附近，扎根下来了。听说你当了一个老师，也挺厉害的。要来看看吗？我现在过得老开心了！你看！</w:t>
+      </w:r>
+    </w:p>
+    <w:p>
+      <w:pPr>
+        <w:ind w:firstLine="720"/>
+        <w:rPr>
+          <w:rFonts w:hint="eastAsia"/>
+          <w:i/>
+          <w:iCs/>
+        </w:rPr>
+      </w:pPr>
+      <w:r>
+        <w:rPr>
+          <w:rFonts w:hint="eastAsia"/>
+          <w:i/>
+          <w:iCs/>
+        </w:rPr>
+        <w:t>你是要放暑假了吧？暑假用空来翁</w:t>
+      </w:r>
+      <w:proofErr w:type="gramStart"/>
+      <w:r>
+        <w:rPr>
+          <w:rFonts w:hint="eastAsia"/>
+          <w:i/>
+          <w:iCs/>
+        </w:rPr>
+        <w:t>谭</w:t>
+      </w:r>
+      <w:proofErr w:type="gramEnd"/>
+      <w:r>
+        <w:rPr>
+          <w:rFonts w:hint="eastAsia"/>
+          <w:i/>
+          <w:iCs/>
+        </w:rPr>
+        <w:t>找我玩啊！我带你看一下大都市的繁华！来吧！随时欢迎！</w:t>
+      </w:r>
+    </w:p>
+    <w:p>
+      <w:pPr>
+        <w:ind w:firstLine="720"/>
+        <w:jc w:val="right"/>
+        <w:rPr>
+          <w:rFonts w:hint="eastAsia"/>
+          <w:i/>
+          <w:iCs/>
+        </w:rPr>
+      </w:pPr>
+      <w:r>
+        <w:rPr>
+          <w:rFonts w:hint="eastAsia"/>
+          <w:i/>
+          <w:iCs/>
+        </w:rPr>
+        <w:t>B1妹”</w:t>
+      </w:r>
+    </w:p>
+    <w:p>
+      <w:pPr>
+        <w:ind w:firstLine="720"/>
+        <w:rPr>
+          <w:rFonts w:hint="eastAsia"/>
+        </w:rPr>
+      </w:pPr>
+      <w:r>
+        <w:rPr>
+          <w:rFonts w:hint="eastAsia"/>
+        </w:rPr>
+        <w:t>随信附上了许多照片，</w:t>
+      </w:r>
+      <w:proofErr w:type="gramStart"/>
+      <w:r>
+        <w:rPr>
+          <w:rFonts w:hint="eastAsia"/>
+        </w:rPr>
+        <w:t>林彼依</w:t>
+      </w:r>
+      <w:proofErr w:type="gramEnd"/>
+      <w:r>
+        <w:rPr>
+          <w:rFonts w:hint="eastAsia"/>
+        </w:rPr>
+        <w:t>和许多其他来自五湖四海驻扎在那座大城市的人们一起，看上去的确很充实地生活在一起。 林尔依的内心在思考，在犹豫。她的内心中不止这一个理由驱使她前往翁</w:t>
+      </w:r>
+      <w:proofErr w:type="gramStart"/>
+      <w:r>
+        <w:rPr>
+          <w:rFonts w:hint="eastAsia"/>
+        </w:rPr>
+        <w:t>谭</w:t>
+      </w:r>
+      <w:proofErr w:type="gramEnd"/>
+      <w:r>
+        <w:rPr>
+          <w:rFonts w:hint="eastAsia"/>
+        </w:rPr>
+        <w:t>，东海岸最大，也是全国最大的城市。她的大学在霍利根，也就是翁</w:t>
+      </w:r>
+      <w:proofErr w:type="gramStart"/>
+      <w:r>
+        <w:rPr>
+          <w:rFonts w:hint="eastAsia"/>
+        </w:rPr>
+        <w:t>谭</w:t>
+      </w:r>
+      <w:proofErr w:type="gramEnd"/>
+      <w:r>
+        <w:rPr>
+          <w:rFonts w:hint="eastAsia"/>
+        </w:rPr>
+        <w:t>附近，她迫切地需要知道一个问题的答案。</w:t>
+      </w:r>
+    </w:p>
+    <w:p>
+      <w:pPr>
+        <w:ind w:firstLine="720"/>
+        <w:rPr>
+          <w:rFonts w:hint="eastAsia"/>
+        </w:rPr>
+      </w:pPr>
+      <w:r>
+        <w:rPr>
+          <w:rFonts w:hint="eastAsia"/>
+        </w:rPr>
+        <w:t>她把这信和照片收好，回了办公室把东西放好，然后在人群聚拢起来的时候很自然地融入到其中，拍毕业照。合影的时候，面向前方，林尔依看着正前方远处湛蓝天空上略微淡去的航迹云，眼神坚毅，却带着一丝空洞，嘴巴</w:t>
       </w:r>
       <w:proofErr w:type="gramStart"/>
       <w:r>
@@ -2672,316 +7851,21 @@
         <w:rPr>
           <w:rFonts w:hint="eastAsia"/>
         </w:rPr>
-        <w:t xml:space="preserve">，房间里暗暗的。  </w:t>
-      </w:r>
-    </w:p>
-    <w:p>
-      <w:pPr>
-        <w:ind w:firstLine="720"/>
-        <w:rPr>
-          <w:rFonts w:hint="eastAsia"/>
-        </w:rPr>
-      </w:pPr>
-      <w:r>
-        <w:rPr>
-          <w:rFonts w:hint="eastAsia"/>
-        </w:rPr>
-        <w:t>“我知道你的不容易...”林</w:t>
-      </w:r>
-      <w:proofErr w:type="gramStart"/>
-      <w:r>
-        <w:rPr>
-          <w:rFonts w:hint="eastAsia"/>
-        </w:rPr>
-        <w:t>派升面</w:t>
-      </w:r>
-      <w:proofErr w:type="gramEnd"/>
-      <w:r>
-        <w:rPr>
-          <w:rFonts w:hint="eastAsia"/>
-        </w:rPr>
-        <w:t xml:space="preserve">无表情，坐得笔直，看着面前的墙壁，自顾自地说，“我帮你争取了。这次算是你压力太大，情绪一时失控。”  </w:t>
-      </w:r>
-    </w:p>
-    <w:p>
-      <w:pPr>
-        <w:ind w:firstLine="720"/>
-        <w:rPr>
-          <w:rFonts w:hint="eastAsia"/>
-        </w:rPr>
-      </w:pPr>
-      <w:r>
-        <w:rPr>
-          <w:rFonts w:hint="eastAsia"/>
-        </w:rPr>
-        <w:t>他转过头</w:t>
-      </w:r>
-      <w:proofErr w:type="gramStart"/>
-      <w:r>
-        <w:rPr>
-          <w:rFonts w:hint="eastAsia"/>
-        </w:rPr>
-        <w:t>来看着</w:t>
-      </w:r>
-      <w:proofErr w:type="gramEnd"/>
-      <w:r>
-        <w:rPr>
-          <w:rFonts w:hint="eastAsia"/>
-        </w:rPr>
-        <w:t xml:space="preserve">林尔依，“第二次机会是有的。你真的得努力了。”说罢，他露出了一个慈祥的表情。  </w:t>
-      </w:r>
-    </w:p>
-    <w:p>
-      <w:pPr>
-        <w:ind w:firstLine="720"/>
-        <w:rPr>
-          <w:rFonts w:hint="eastAsia"/>
-        </w:rPr>
-      </w:pPr>
-      <w:r>
-        <w:rPr>
-          <w:rFonts w:hint="eastAsia"/>
-        </w:rPr>
-        <w:t xml:space="preserve">林尔依把身子整个转过来，“爸。”  </w:t>
-      </w:r>
-    </w:p>
-    <w:p>
-      <w:pPr>
-        <w:ind w:firstLine="720"/>
-        <w:rPr>
-          <w:rFonts w:hint="eastAsia"/>
-        </w:rPr>
-      </w:pPr>
-      <w:r>
-        <w:rPr>
-          <w:rFonts w:hint="eastAsia"/>
-        </w:rPr>
-        <w:t xml:space="preserve">“我已经决心放弃六山实验室了。”  </w:t>
-      </w:r>
-    </w:p>
-    <w:p>
-      <w:pPr>
-        <w:ind w:firstLine="720"/>
-        <w:rPr>
-          <w:rFonts w:hint="eastAsia"/>
-        </w:rPr>
-      </w:pPr>
-      <w:r>
-        <w:rPr>
-          <w:rFonts w:hint="eastAsia"/>
-        </w:rPr>
-        <w:t>“什么？”林</w:t>
-      </w:r>
-      <w:proofErr w:type="gramStart"/>
-      <w:r>
-        <w:rPr>
-          <w:rFonts w:hint="eastAsia"/>
-        </w:rPr>
-        <w:t>派升愣</w:t>
-      </w:r>
-      <w:proofErr w:type="gramEnd"/>
-      <w:r>
-        <w:rPr>
-          <w:rFonts w:hint="eastAsia"/>
-        </w:rPr>
-        <w:t xml:space="preserve">了一下，“可是，”他扣住双手，“因为一点小挫折就放弃，会不会太可惜了？”他略微歪了歪头。  </w:t>
-      </w:r>
-    </w:p>
-    <w:p>
-      <w:pPr>
-        <w:ind w:firstLine="720"/>
-        <w:rPr>
-          <w:rFonts w:hint="eastAsia"/>
-        </w:rPr>
-      </w:pPr>
-      <w:r>
-        <w:rPr>
-          <w:rFonts w:hint="eastAsia"/>
-        </w:rPr>
-        <w:t>随后他把身子往后靠，“话说回来。其实，那天那个主审官，对你的印象还不错的嘞。”他舒展了一下眉毛，睁大了他的双眼，</w:t>
-      </w:r>
-      <w:r>
-        <w:rPr>
-          <w:rFonts w:hint="eastAsia"/>
-        </w:rPr>
-        <w:lastRenderedPageBreak/>
-        <w:t>“就是一点小问题。再努力一下的话，也不是什么大问题。”林尔依的内心动摇了，她的眼睛在闪。</w:t>
-      </w:r>
-      <w:proofErr w:type="gramStart"/>
-      <w:r>
-        <w:rPr>
-          <w:rFonts w:hint="eastAsia"/>
-        </w:rPr>
-        <w:t>林派升的</w:t>
-      </w:r>
-      <w:proofErr w:type="gramEnd"/>
-      <w:r>
-        <w:rPr>
-          <w:rFonts w:hint="eastAsia"/>
-        </w:rPr>
-        <w:t xml:space="preserve">头和身子渴望地前倾，他的双眼不自觉睁大。他继续说：“你才三十岁，论文发得那么好，再努力一下，他们有什么理由不要你？”  </w:t>
-      </w:r>
-    </w:p>
-    <w:p>
-      <w:pPr>
-        <w:ind w:firstLine="720"/>
-        <w:rPr>
-          <w:rFonts w:hint="eastAsia"/>
-        </w:rPr>
-      </w:pPr>
-      <w:r>
-        <w:rPr>
-          <w:rFonts w:hint="eastAsia"/>
-        </w:rPr>
-        <w:t>林尔依双眼中闪动的光熄灭了。有那么一瞬间，</w:t>
-      </w:r>
-      <w:proofErr w:type="gramStart"/>
-      <w:r>
-        <w:rPr>
-          <w:rFonts w:hint="eastAsia"/>
-        </w:rPr>
-        <w:t>林派升的</w:t>
-      </w:r>
-      <w:proofErr w:type="gramEnd"/>
-      <w:r>
-        <w:rPr>
-          <w:rFonts w:hint="eastAsia"/>
-        </w:rPr>
-        <w:t xml:space="preserve">眉头皱了一下。他刚刚前倾的身子缩回去了。林尔依叹了口气，“爸。我放弃了。”  </w:t>
-      </w:r>
-    </w:p>
-    <w:p>
-      <w:pPr>
-        <w:ind w:firstLine="720"/>
-        <w:rPr>
-          <w:rFonts w:hint="eastAsia"/>
-        </w:rPr>
-      </w:pPr>
-      <w:r>
-        <w:rPr>
-          <w:rFonts w:hint="eastAsia"/>
-        </w:rPr>
-        <w:t>“好吧。这是你自己的选择。我尊重你的选择。”</w:t>
-      </w:r>
-      <w:proofErr w:type="gramStart"/>
-      <w:r>
-        <w:rPr>
-          <w:rFonts w:hint="eastAsia"/>
-        </w:rPr>
-        <w:t>林派升也</w:t>
-      </w:r>
-      <w:proofErr w:type="gramEnd"/>
-      <w:r>
-        <w:rPr>
-          <w:rFonts w:hint="eastAsia"/>
-        </w:rPr>
-        <w:t xml:space="preserve">叹了口气。他起身，在客厅中随意地游走。  </w:t>
-      </w:r>
-    </w:p>
-    <w:p>
-      <w:pPr>
-        <w:ind w:firstLine="720"/>
-        <w:rPr>
-          <w:rFonts w:hint="eastAsia"/>
-        </w:rPr>
-      </w:pPr>
-      <w:r>
-        <w:rPr>
-          <w:rFonts w:hint="eastAsia"/>
-        </w:rPr>
-        <w:t>林尔依呆坐在沙发上。她坐了一会后，突然冷</w:t>
-      </w:r>
-      <w:proofErr w:type="gramStart"/>
-      <w:r>
-        <w:rPr>
-          <w:rFonts w:hint="eastAsia"/>
-        </w:rPr>
-        <w:t>不</w:t>
-      </w:r>
-      <w:proofErr w:type="gramEnd"/>
-      <w:r>
-        <w:rPr>
-          <w:rFonts w:hint="eastAsia"/>
-        </w:rPr>
-        <w:t xml:space="preserve">伶仃冒出来一句：“那天我没骂错。”  </w:t>
-      </w:r>
-    </w:p>
-    <w:p>
-      <w:pPr>
-        <w:ind w:firstLine="720"/>
-        <w:rPr>
-          <w:rFonts w:hint="eastAsia"/>
-        </w:rPr>
-      </w:pPr>
-      <w:proofErr w:type="gramStart"/>
-      <w:r>
-        <w:rPr>
-          <w:rFonts w:hint="eastAsia"/>
-        </w:rPr>
-        <w:t>林派升转过身</w:t>
-      </w:r>
-      <w:proofErr w:type="gramEnd"/>
-      <w:r>
-        <w:rPr>
-          <w:rFonts w:hint="eastAsia"/>
-        </w:rPr>
-        <w:t xml:space="preserve">来，面色平静地看着她。  </w:t>
-      </w:r>
-    </w:p>
-    <w:p>
-      <w:pPr>
-        <w:ind w:firstLine="720"/>
-        <w:rPr>
-          <w:rFonts w:hint="eastAsia"/>
-        </w:rPr>
-      </w:pPr>
-      <w:r>
-        <w:rPr>
-          <w:rFonts w:hint="eastAsia"/>
-        </w:rPr>
-        <w:t xml:space="preserve">“我之所以要放弃六山实验室，就是要远离你这种人。”林尔依站起来，用手指着他，像那天她骂他的时候一样。  </w:t>
-      </w:r>
-    </w:p>
-    <w:p>
-      <w:pPr>
-        <w:ind w:firstLine="720"/>
-        <w:rPr>
-          <w:rFonts w:hint="eastAsia"/>
-        </w:rPr>
-      </w:pPr>
-      <w:r>
-        <w:rPr>
-          <w:rFonts w:hint="eastAsia"/>
-        </w:rPr>
-        <w:t xml:space="preserve">“而且我要更进一步，从此与我所学的整个专业切割，也就是你的专业。”  </w:t>
-      </w:r>
-    </w:p>
-    <w:p>
-      <w:pPr>
-        <w:ind w:firstLine="720"/>
-        <w:rPr>
-          <w:rFonts w:hint="eastAsia"/>
-        </w:rPr>
-      </w:pPr>
-      <w:r>
-        <w:rPr>
-          <w:rFonts w:hint="eastAsia"/>
-        </w:rPr>
-        <w:t xml:space="preserve">父女二人激烈地争吵了起来。  </w:t>
-      </w:r>
-    </w:p>
-    <w:p>
-      <w:pPr>
-        <w:ind w:firstLine="720"/>
-        <w:rPr>
-          <w:rFonts w:hint="eastAsia"/>
-        </w:rPr>
-      </w:pPr>
-      <w:r>
-        <w:rPr>
-          <w:rFonts w:hint="eastAsia"/>
-        </w:rPr>
-        <w:t xml:space="preserve">窗帘是紧闭的，月光透不进来。被静音手机上几十个未接电话。今夜没有寒风，床上不寒冷，只有林尔依坚定了自己内心中的信念。手机又亮了一次后，她坚定地起身，把电话挂了。于是，今晚再也没有电话打进来了，她安然入睡。  </w:t>
+        <w:t>，面色严肃。</w:t>
+      </w:r>
+    </w:p>
+    <w:p>
+      <w:pPr>
+        <w:ind w:firstLine="720"/>
+        <w:rPr>
+          <w:rFonts w:hint="eastAsia"/>
+        </w:rPr>
+      </w:pPr>
+      <w:r>
+        <w:rPr>
+          <w:rFonts w:hint="eastAsia"/>
+        </w:rPr>
+        <w:t>她已经做好了决定。</w:t>
       </w:r>
     </w:p>
     <w:sectPr>
@@ -3432,7 +8316,7 @@
         <w:sz w:val="32"/>
         <w:szCs w:val="32"/>
       </w:rPr>
-      <w:t>第 01 章，失败！</w:t>
+      <w:t>目录</w:t>
     </w:r>
     <w:r>
       <w:rPr>
